--- a/docs/design/ljj-design.docx
+++ b/docs/design/ljj-design.docx
@@ -354,7 +354,7 @@
           <w:color w:val="000000"/>
           <w:sz w:val="24"/>
         </w:rPr>
-        <w:t>本文的全部设计图（共 14 张，含流程图、示意图、统计图表与实测输出记录）均由本人制作，源文件与生成方式可追溯。需要说明的是：截至本文定稿，项目处于</w:t>
+        <w:t>本文的全部设计图（共 14 张，含流程图、示意图、统计图表与实测输出记录）均由本人制作，源文件与生成方式可追溯。需要说明的是：截至本文定稿，界面的</w:t>
       </w:r>
       <w:r>
         <w:rPr>
@@ -363,15 +363,15 @@
           <w:color w:val="000000"/>
           <w:sz w:val="24"/>
         </w:rPr>
-        <w:t>工程骨架阶段</w:t>
-      </w:r>
-      <w:r>
-        <w:rPr>
-          <w:rFonts w:hint="eastAsia" w:ascii="微软雅黑" w:hAnsi="微软雅黑" w:eastAsia="微软雅黑" w:cs="微软雅黑"/>
-          <w:color w:val="000000"/>
-          <w:sz w:val="24"/>
-        </w:rPr>
-        <w:t>，界面业务代码尚未落地，因此本文中的界面图为</w:t>
+        <w:t>外观部分仍处于设计稿与线框图阶段</w:t>
+      </w:r>
+      <w:r>
+        <w:rPr>
+          <w:rFonts w:hint="eastAsia" w:ascii="微软雅黑" w:hAnsi="微软雅黑" w:eastAsia="微软雅黑" w:cs="微软雅黑"/>
+          <w:color w:val="000000"/>
+          <w:sz w:val="24"/>
+        </w:rPr>
+        <w:t>，尚未写成 Qt 窗口代码，因此文中界面图不是运行截图；界面层中不依赖 Qt 的核心逻辑（控制器、展示层及其端口）已经落地并通过 59 项单元测试，</w:t>
       </w:r>
       <w:r>
         <w:rPr>
@@ -380,32 +380,15 @@
           <w:color w:val="000000"/>
           <w:sz w:val="24"/>
         </w:rPr>
-        <w:t>设计稿与线框图</w:t>
-      </w:r>
-      <w:r>
-        <w:rPr>
-          <w:rFonts w:hint="eastAsia" w:ascii="微软雅黑" w:hAnsi="微软雅黑" w:eastAsia="微软雅黑" w:cs="微软雅黑"/>
-          <w:color w:val="000000"/>
-          <w:sz w:val="24"/>
-        </w:rPr>
-        <w:t>，不是运行截图；环境验证数据为本人机器上的</w:t>
-      </w:r>
-      <w:r>
-        <w:rPr>
-          <w:rFonts w:hint="eastAsia" w:ascii="微软雅黑" w:hAnsi="微软雅黑" w:eastAsia="微软雅黑" w:cs="微软雅黑"/>
-          <w:b w:val="1"/>
-          <w:color w:val="000000"/>
-          <w:sz w:val="24"/>
-        </w:rPr>
-        <w:t>实测结果</w:t>
-      </w:r>
-      <w:r>
-        <w:rPr>
-          <w:rFonts w:hint="eastAsia" w:ascii="微软雅黑" w:hAnsi="微软雅黑" w:eastAsia="微软雅黑" w:cs="微软雅黑"/>
-          <w:color w:val="000000"/>
-          <w:sz w:val="24"/>
-        </w:rPr>
-        <w:t>，来源与时间已在第 8 章注明。</w:t>
+        <w:t>PySide6 与 Qt 的环境可用性也已经过实测</w:t>
+      </w:r>
+      <w:r>
+        <w:rPr>
+          <w:rFonts w:hint="eastAsia" w:ascii="微软雅黑" w:hAnsi="微软雅黑" w:eastAsia="微软雅黑" w:cs="微软雅黑"/>
+          <w:color w:val="000000"/>
+          <w:sz w:val="24"/>
+        </w:rPr>
+        <w:t>（8.7 节）。环境验证数据的来源与时间已在第 8 章逐项注明。</w:t>
       </w:r>
     </w:p>
     <w:p>
@@ -8294,7 +8277,7 @@
                 <w:color w:val="000000"/>
                 <w:sz w:val="20"/>
               </w:rPr>
-              <w:t>显示格式、条数文案、错误到提示的映射，尽量实现为纯函数</w:t>
+              <w:t>显示格式、条数文案、错误到提示的映射，全部实现为纯函数</w:t>
             </w:r>
           </w:p>
         </w:tc>
@@ -8366,6 +8349,196 @@
                 <w:sz w:val="20"/>
               </w:rPr>
               <w:t>选中状态管理、把界面输入交给应用层、把后端返回的错误转为提示</w:t>
+            </w:r>
+          </w:p>
+        </w:tc>
+      </w:tr>
+      <w:tr>
+        <w:trPr/>
+        <w:tc>
+          <w:tcPr>
+            <w:tcW w:w="4153" w:type="dxa"/>
+            <w:tcBorders>
+              <w:top w:val="single" w:color="cccccc" w:sz="6"/>
+              <w:left w:val="single" w:color="cccccc" w:sz="6"/>
+              <w:bottom w:val="single" w:color="cccccc" w:sz="6"/>
+              <w:right w:val="single" w:color="cccccc" w:sz="6"/>
+            </w:tcBorders>
+            <w:tcMar>
+              <w:top w:w="144" w:type="dxa"/>
+              <w:left w:w="144" w:type="dxa"/>
+              <w:bottom w:w="144" w:type="dxa"/>
+              <w:right w:w="144" w:type="dxa"/>
+            </w:tcMar>
+            <w:vAlign w:val="center"/>
+          </w:tcPr>
+          <w:p>
+            <w:pPr>
+              <w:jc w:val="left"/>
+              <w:rPr>
+                <w:color w:val="000000"/>
+              </w:rPr>
+            </w:pPr>
+            <w:r>
+              <w:rPr>
+                <w:rFonts w:ascii="Consolas" w:hAnsi="Consolas" w:eastAsia="Consolas" w:cs="Consolas"/>
+                <w:color w:val="000000"/>
+                <w:sz w:val="20"/>
+              </w:rPr>
+              <w:t>view_models.py</w:t>
+            </w:r>
+          </w:p>
+        </w:tc>
+        <w:tc>
+          <w:tcPr>
+            <w:tcW w:w="4153" w:type="dxa"/>
+            <w:tcBorders>
+              <w:top w:val="single" w:color="cccccc" w:sz="6"/>
+              <w:left w:val="single" w:color="cccccc" w:sz="6"/>
+              <w:bottom w:val="single" w:color="cccccc" w:sz="6"/>
+              <w:right w:val="single" w:color="cccccc" w:sz="6"/>
+            </w:tcBorders>
+            <w:tcMar>
+              <w:top w:w="144" w:type="dxa"/>
+              <w:left w:w="144" w:type="dxa"/>
+              <w:bottom w:w="144" w:type="dxa"/>
+              <w:right w:w="144" w:type="dxa"/>
+            </w:tcMar>
+            <w:vAlign w:val="center"/>
+          </w:tcPr>
+          <w:p>
+            <w:pPr>
+              <w:jc w:val="left"/>
+              <w:rPr>
+                <w:color w:val="000000"/>
+              </w:rPr>
+            </w:pPr>
+            <w:r>
+              <w:rPr>
+                <w:rFonts w:hint="eastAsia" w:ascii="微软雅黑" w:hAnsi="微软雅黑" w:eastAsia="微软雅黑" w:cs="微软雅黑"/>
+                <w:color w:val="000000"/>
+                <w:sz w:val="20"/>
+              </w:rPr>
+              <w:t>界面自己的数据信封：列表行、表单草稿、打开表单的上下文；不含控件与业务规则</w:t>
+            </w:r>
+          </w:p>
+        </w:tc>
+      </w:tr>
+      <w:tr>
+        <w:trPr/>
+        <w:tc>
+          <w:tcPr>
+            <w:tcW w:w="4153" w:type="dxa"/>
+            <w:tcBorders>
+              <w:top w:val="single" w:color="cccccc" w:sz="6"/>
+              <w:left w:val="single" w:color="cccccc" w:sz="6"/>
+              <w:bottom w:val="single" w:color="cccccc" w:sz="6"/>
+              <w:right w:val="single" w:color="cccccc" w:sz="6"/>
+            </w:tcBorders>
+            <w:tcMar>
+              <w:top w:w="144" w:type="dxa"/>
+              <w:left w:w="144" w:type="dxa"/>
+              <w:bottom w:w="144" w:type="dxa"/>
+              <w:right w:w="144" w:type="dxa"/>
+            </w:tcMar>
+            <w:vAlign w:val="center"/>
+          </w:tcPr>
+          <w:p>
+            <w:pPr>
+              <w:jc w:val="left"/>
+              <w:rPr>
+                <w:color w:val="000000"/>
+              </w:rPr>
+            </w:pPr>
+            <w:r>
+              <w:rPr>
+                <w:rFonts w:ascii="Consolas" w:hAnsi="Consolas" w:eastAsia="Consolas" w:cs="Consolas"/>
+                <w:color w:val="000000"/>
+                <w:sz w:val="20"/>
+              </w:rPr>
+              <w:t>ports.py</w:t>
+            </w:r>
+          </w:p>
+        </w:tc>
+        <w:tc>
+          <w:tcPr>
+            <w:tcW w:w="4153" w:type="dxa"/>
+            <w:tcBorders>
+              <w:top w:val="single" w:color="cccccc" w:sz="6"/>
+              <w:left w:val="single" w:color="cccccc" w:sz="6"/>
+              <w:bottom w:val="single" w:color="cccccc" w:sz="6"/>
+              <w:right w:val="single" w:color="cccccc" w:sz="6"/>
+            </w:tcBorders>
+            <w:tcMar>
+              <w:top w:w="144" w:type="dxa"/>
+              <w:left w:w="144" w:type="dxa"/>
+              <w:bottom w:w="144" w:type="dxa"/>
+              <w:right w:w="144" w:type="dxa"/>
+            </w:tcMar>
+            <w:vAlign w:val="center"/>
+          </w:tcPr>
+          <w:p>
+            <w:pPr>
+              <w:jc w:val="left"/>
+              <w:rPr>
+                <w:color w:val="000000"/>
+              </w:rPr>
+            </w:pPr>
+            <w:r>
+              <w:rPr>
+                <w:rFonts w:hint="eastAsia" w:ascii="微软雅黑" w:hAnsi="微软雅黑" w:eastAsia="微软雅黑" w:cs="微软雅黑"/>
+                <w:color w:val="000000"/>
+                <w:sz w:val="20"/>
+              </w:rPr>
+              <w:t>界面与外部世界的三个端口协议（</w:t>
+            </w:r>
+            <w:r>
+              <w:rPr>
+                <w:rFonts w:ascii="Consolas" w:hAnsi="Consolas" w:eastAsia="Consolas" w:cs="Consolas"/>
+                <w:color w:val="000000"/>
+                <w:sz w:val="20"/>
+              </w:rPr>
+              <w:t>ScheduleLike</w:t>
+            </w:r>
+            <w:r>
+              <w:rPr>
+                <w:rFonts w:hint="eastAsia" w:ascii="微软雅黑" w:hAnsi="微软雅黑" w:eastAsia="微软雅黑" w:cs="微软雅黑"/>
+                <w:color w:val="000000"/>
+                <w:sz w:val="20"/>
+              </w:rPr>
+              <w:t>、</w:t>
+            </w:r>
+            <w:r>
+              <w:rPr>
+                <w:rFonts w:ascii="Consolas" w:hAnsi="Consolas" w:eastAsia="Consolas" w:cs="Consolas"/>
+                <w:color w:val="000000"/>
+                <w:sz w:val="20"/>
+              </w:rPr>
+              <w:t>ScheduleServicePort</w:t>
+            </w:r>
+            <w:r>
+              <w:rPr>
+                <w:rFonts w:hint="eastAsia" w:ascii="微软雅黑" w:hAnsi="微软雅黑" w:eastAsia="微软雅黑" w:cs="微软雅黑"/>
+                <w:color w:val="000000"/>
+                <w:sz w:val="20"/>
+              </w:rPr>
+              <w:t>、</w:t>
+            </w:r>
+            <w:r>
+              <w:rPr>
+                <w:rFonts w:ascii="Consolas" w:hAnsi="Consolas" w:eastAsia="Consolas" w:cs="Consolas"/>
+                <w:color w:val="000000"/>
+                <w:sz w:val="20"/>
+              </w:rPr>
+              <w:t>MainViewPort</w:t>
+            </w:r>
+            <w:r>
+              <w:rPr>
+                <w:rFonts w:hint="eastAsia" w:ascii="微软雅黑" w:hAnsi="微软雅黑" w:eastAsia="微软雅黑" w:cs="微软雅黑"/>
+                <w:color w:val="000000"/>
+                <w:sz w:val="20"/>
+              </w:rPr>
+              <w:t>）</w:t>
             </w:r>
           </w:p>
         </w:tc>
@@ -8424,7 +8597,7 @@
           <w:color w:val="000000"/>
           <w:sz w:val="24"/>
         </w:rPr>
-        <w:t xml:space="preserve">图 4-2 中有一条虚线指向 </w:t>
+        <w:t xml:space="preserve">后两个模块是在实际编码阶段补出的，原因见 5.5 节。图 4-2 中有一条虚线指向 </w:t>
       </w:r>
       <w:r>
         <w:rPr>
@@ -8703,7 +8876,24 @@
           <w:color w:val="000000"/>
           <w:sz w:val="24"/>
         </w:rPr>
-        <w:t xml:space="preserve"> 的文档要求中写明「如果有用到第三方的包，放在 src 目录下的 lib 子目录下」。PySide6 的二进制体积在百 MB 量级且绑定平台：把某一平台上的 Qt 运行库整包拷入 </w:t>
+        <w:t xml:space="preserve"> 的文档要求中写明「如果有用到第三方的包，放在 src 目录下的 lib 子目录下」。这一条在改用 PySide6 之后有了具体的量化依据：本机实测安装完成后，单个包目录占用 </w:t>
+      </w:r>
+      <w:r>
+        <w:rPr>
+          <w:rFonts w:ascii="微软雅黑" w:hAnsi="微软雅黑" w:eastAsia="微软雅黑" w:cs="微软雅黑"/>
+          <w:b w:val="1"/>
+          <w:color w:val="000000"/>
+          <w:sz w:val="24"/>
+        </w:rPr>
+        <w:t>646.7 MB</w:t>
+      </w:r>
+      <w:r>
+        <w:rPr>
+          <w:rFonts w:hint="eastAsia" w:ascii="微软雅黑" w:hAnsi="微软雅黑" w:eastAsia="微软雅黑" w:cs="微软雅黑"/>
+          <w:color w:val="000000"/>
+          <w:sz w:val="24"/>
+        </w:rPr>
+        <w:t xml:space="preserve">（含 Qt 运行库与可选组件，探测脚本与完整输出见 8.7 节），且其中的二进制扩展绑定平台——把某一平台上的 Qt 运行库整包拷入 </w:t>
       </w:r>
       <w:r>
         <w:rPr>
@@ -8719,7 +8909,7 @@
           <w:color w:val="000000"/>
           <w:sz w:val="24"/>
         </w:rPr>
-        <w:t>，另一平台无法复用，提交包也会显著变大。本文暂按「</w:t>
+        <w:t>，另一平台无法复用，提交包也会大到无法上传。本文暂按「</w:t>
       </w:r>
       <w:r>
         <w:rPr>
@@ -11281,6 +11471,161 @@
     </w:p>
     <w:p>
       <w:pPr>
+        <w:spacing w:after="144" w:line="384"/>
+        <w:jc w:val="left"/>
+        <w:rPr>
+          <w:color w:val="000000"/>
+        </w:rPr>
+      </w:pPr>
+      <w:r>
+        <w:rPr>
+          <w:rFonts w:hint="eastAsia" w:ascii="微软雅黑" w:hAnsi="微软雅黑" w:eastAsia="微软雅黑" w:cs="微软雅黑"/>
+          <w:b w:val="1"/>
+          <w:color w:val="000000"/>
+          <w:sz w:val="24"/>
+        </w:rPr>
+        <w:t>本轮的落地情况。</w:t>
+      </w:r>
+      <w:r>
+        <w:rPr>
+          <w:rFonts w:hint="eastAsia" w:ascii="微软雅黑" w:hAnsi="微软雅黑" w:eastAsia="微软雅黑" w:cs="微软雅黑"/>
+          <w:color w:val="000000"/>
+          <w:sz w:val="24"/>
+        </w:rPr>
+        <w:t xml:space="preserve"> 上述四项职责已于 2026-10-15 在 </w:t>
+      </w:r>
+      <w:r>
+        <w:rPr>
+          <w:rFonts w:ascii="Consolas" w:hAnsi="Consolas" w:eastAsia="Consolas" w:cs="Consolas"/>
+          <w:color w:val="000000"/>
+          <w:sz w:val="20"/>
+        </w:rPr>
+        <w:t>controller.py</w:t>
+      </w:r>
+      <w:r>
+        <w:rPr>
+          <w:rFonts w:hint="eastAsia" w:ascii="微软雅黑" w:hAnsi="微软雅黑" w:eastAsia="微软雅黑" w:cs="微软雅黑"/>
+          <w:color w:val="000000"/>
+          <w:sz w:val="24"/>
+        </w:rPr>
+        <w:t xml:space="preserve"> 与 </w:t>
+      </w:r>
+      <w:r>
+        <w:rPr>
+          <w:rFonts w:ascii="Consolas" w:hAnsi="Consolas" w:eastAsia="Consolas" w:cs="Consolas"/>
+          <w:color w:val="000000"/>
+          <w:sz w:val="20"/>
+        </w:rPr>
+        <w:t>presenters.py</w:t>
+      </w:r>
+      <w:r>
+        <w:rPr>
+          <w:rFonts w:hint="eastAsia" w:ascii="微软雅黑" w:hAnsi="微软雅黑" w:eastAsia="微软雅黑" w:cs="微软雅黑"/>
+          <w:color w:val="000000"/>
+          <w:sz w:val="24"/>
+        </w:rPr>
+        <w:t xml:space="preserve"> 中完整实现，并配了 59 项单元测试（见 8.2 节）。编码过程中新增了两个上文提到的模块，都是从实际约束里长出来的：</w:t>
+      </w:r>
+    </w:p>
+    <w:p>
+      <w:pPr>
+        <w:numPr>
+          <w:ilvl w:val="0"/>
+          <w:numId w:val="3"/>
+        </w:numPr>
+        <w:pBdr>
+          <w:left w:space="24"/>
+        </w:pBdr>
+        <w:spacing w:after="144" w:line="384"/>
+        <w:jc w:val="left"/>
+        <w:rPr>
+          <w:color w:val="000000"/>
+        </w:rPr>
+      </w:pPr>
+      <w:r>
+        <w:rPr>
+          <w:rFonts w:ascii="Consolas" w:hAnsi="Consolas" w:eastAsia="Consolas" w:cs="Consolas"/>
+          <w:color w:val="000000"/>
+          <w:sz w:val="20"/>
+        </w:rPr>
+        <w:t>view_models.py</w:t>
+      </w:r>
+      <w:r>
+        <w:rPr>
+          <w:rFonts w:hint="eastAsia" w:ascii="微软雅黑" w:hAnsi="微软雅黑" w:eastAsia="微软雅黑" w:cs="微软雅黑"/>
+          <w:color w:val="000000"/>
+          <w:sz w:val="24"/>
+        </w:rPr>
+        <w:t>：列表行必须同时携带展示文本与日程标识，表单必须在失败重试时把上一次的草稿带回去——这两件事都需要一个明确的形状，而不是靠参数散落在各处传递。</w:t>
+      </w:r>
+    </w:p>
+    <w:p>
+      <w:pPr>
+        <w:numPr>
+          <w:ilvl w:val="0"/>
+          <w:numId w:val="3"/>
+        </w:numPr>
+        <w:pBdr>
+          <w:left w:space="24"/>
+        </w:pBdr>
+        <w:spacing w:after="144" w:line="384"/>
+        <w:jc w:val="left"/>
+        <w:rPr>
+          <w:color w:val="000000"/>
+        </w:rPr>
+      </w:pPr>
+      <w:r>
+        <w:rPr>
+          <w:rFonts w:ascii="Consolas" w:hAnsi="Consolas" w:eastAsia="Consolas" w:cs="Consolas"/>
+          <w:color w:val="000000"/>
+          <w:sz w:val="20"/>
+        </w:rPr>
+        <w:t>ports.py</w:t>
+      </w:r>
+      <w:r>
+        <w:rPr>
+          <w:rFonts w:hint="eastAsia" w:ascii="微软雅黑" w:hAnsi="微软雅黑" w:eastAsia="微软雅黑" w:cs="微软雅黑"/>
+          <w:color w:val="000000"/>
+          <w:sz w:val="24"/>
+        </w:rPr>
+        <w:t xml:space="preserve">：界面层此时还不能依赖尚未落地的领域类与应用层服务。用 </w:t>
+      </w:r>
+      <w:r>
+        <w:rPr>
+          <w:rFonts w:ascii="Consolas" w:hAnsi="Consolas" w:eastAsia="Consolas" w:cs="Consolas"/>
+          <w:color w:val="000000"/>
+          <w:sz w:val="20"/>
+        </w:rPr>
+        <w:t>typing.Protocol</w:t>
+      </w:r>
+      <w:r>
+        <w:rPr>
+          <w:rFonts w:hint="eastAsia" w:ascii="微软雅黑" w:hAnsi="微软雅黑" w:eastAsia="微软雅黑" w:cs="微软雅黑"/>
+          <w:color w:val="000000"/>
+          <w:sz w:val="24"/>
+        </w:rPr>
+        <w:t xml:space="preserve"> 声明「界面需要对方长什么样」（结构性类型），界面就能先拿测试替身开发与测试，真实实现替代进来时不改动 controller 的一行代码，由类型检查负责证明它对得上。</w:t>
+      </w:r>
+    </w:p>
+    <w:p>
+      <w:pPr>
+        <w:spacing w:after="144" w:line="384"/>
+        <w:jc w:val="left"/>
+        <w:rPr>
+          <w:color w:val="000000"/>
+        </w:rPr>
+      </w:pPr>
+      <w:r>
+        <w:rPr>
+          <w:rFonts w:hint="eastAsia" w:ascii="微软雅黑" w:hAnsi="微软雅黑" w:eastAsia="微软雅黑" w:cs="微软雅黑"/>
+          <w:color w:val="000000"/>
+          <w:sz w:val="24"/>
+        </w:rPr>
+        <w:t>有一条细节值得一提：表单采用同步模型——界面打开表单、把用户交回的草稿返回给控制器，控制器写入；写入失败时把草稿塞回表单重开一次。「保留已填内容」因此不需要界面自己记住任何状态，这条行为也就有了对应的测试断言。</w:t>
+      </w:r>
+    </w:p>
+    <w:p>
+      <w:pPr>
         <w:pStyle w:val="000006"/>
         <w:keepNext w:val="1"/>
         <w:keepLines w:val="1"/>
@@ -15119,7 +15464,7 @@
           <w:color w:val="000000"/>
           <w:sz w:val="24"/>
         </w:rPr>
-        <w:t>本章说明分层测试策略，给出界面层的单元测试设计要点与 16 条人工验收步骤，并记录本机环境的实测结果与平台差异。</w:t>
+        <w:t>本章说明分层测试策略，给出界面层的单元测试设计与实际用例分布、17 条人工验收步骤，并记录本机环境的实测结果与平台差异。</w:t>
       </w:r>
     </w:p>
     <w:p>
@@ -15942,6 +16287,1241 @@
     </w:p>
     <w:p>
       <w:pPr>
+        <w:spacing w:after="144" w:line="384"/>
+        <w:jc w:val="left"/>
+        <w:rPr>
+          <w:color w:val="000000"/>
+        </w:rPr>
+      </w:pPr>
+      <w:r>
+        <w:rPr>
+          <w:rFonts w:hint="eastAsia" w:ascii="微软雅黑" w:hAnsi="微软雅黑" w:eastAsia="微软雅黑" w:cs="微软雅黑"/>
+          <w:color w:val="000000"/>
+          <w:sz w:val="24"/>
+        </w:rPr>
+        <w:t>上述三类目标已转换为 59 项实际用例并全部通过，分布在：</w:t>
+      </w:r>
+    </w:p>
+    <w:tbl>
+      <w:tblPr>
+        <w:tblW w:w="8306" w:type="dxa"/>
+        <w:shd w:color="000000"/>
+        <w:tblLayout w:type="autofit"/>
+        <w:tblCellMar/>
+      </w:tblPr>
+      <w:tblGrid>
+        <w:gridCol w:w="2768"/>
+        <w:gridCol w:w="2768"/>
+        <w:gridCol w:w="2768"/>
+      </w:tblGrid>
+      <w:tr>
+        <w:trPr>
+          <w:tblHeader w:val="1"/>
+        </w:trPr>
+        <w:tc>
+          <w:tcPr>
+            <w:tcW w:w="2768" w:type="dxa"/>
+            <w:tcBorders>
+              <w:top w:val="single" w:color="cccccc" w:sz="6"/>
+              <w:left w:val="single" w:color="cccccc" w:sz="6"/>
+              <w:bottom w:val="single" w:color="cccccc" w:sz="6"/>
+              <w:right w:val="single" w:color="cccccc" w:sz="6"/>
+            </w:tcBorders>
+            <w:shd w:val="clear" w:fill="f5f7fa"/>
+            <w:tcMar>
+              <w:top w:w="144" w:type="dxa"/>
+              <w:left w:w="144" w:type="dxa"/>
+              <w:bottom w:w="144" w:type="dxa"/>
+              <w:right w:w="144" w:type="dxa"/>
+            </w:tcMar>
+            <w:vAlign w:val="center"/>
+          </w:tcPr>
+          <w:p>
+            <w:pPr>
+              <w:jc w:val="left"/>
+              <w:rPr>
+                <w:b w:val="1"/>
+                <w:bCs w:val="1"/>
+                <w:color w:val="000000"/>
+              </w:rPr>
+            </w:pPr>
+            <w:r>
+              <w:rPr>
+                <w:rFonts w:hint="eastAsia" w:ascii="微软雅黑" w:hAnsi="微软雅黑" w:eastAsia="微软雅黑" w:cs="微软雅黑"/>
+                <w:b w:val="1"/>
+                <w:color w:val="000000"/>
+                <w:sz w:val="20"/>
+              </w:rPr>
+              <w:t>测试文件</w:t>
+            </w:r>
+          </w:p>
+        </w:tc>
+        <w:tc>
+          <w:tcPr>
+            <w:tcW w:w="2768" w:type="dxa"/>
+            <w:tcBorders>
+              <w:top w:val="single" w:color="cccccc" w:sz="6"/>
+              <w:left w:val="single" w:color="cccccc" w:sz="6"/>
+              <w:bottom w:val="single" w:color="cccccc" w:sz="6"/>
+              <w:right w:val="single" w:color="cccccc" w:sz="6"/>
+            </w:tcBorders>
+            <w:shd w:val="clear" w:fill="f5f7fa"/>
+            <w:tcMar>
+              <w:top w:w="144" w:type="dxa"/>
+              <w:left w:w="144" w:type="dxa"/>
+              <w:bottom w:w="144" w:type="dxa"/>
+              <w:right w:w="144" w:type="dxa"/>
+            </w:tcMar>
+            <w:vAlign w:val="center"/>
+          </w:tcPr>
+          <w:p>
+            <w:pPr>
+              <w:jc w:val="left"/>
+              <w:rPr>
+                <w:b w:val="1"/>
+                <w:bCs w:val="1"/>
+                <w:color w:val="000000"/>
+              </w:rPr>
+            </w:pPr>
+            <w:r>
+              <w:rPr>
+                <w:rFonts w:hint="eastAsia" w:ascii="微软雅黑" w:hAnsi="微软雅黑" w:eastAsia="微软雅黑" w:cs="微软雅黑"/>
+                <w:b w:val="1"/>
+                <w:color w:val="000000"/>
+                <w:sz w:val="20"/>
+              </w:rPr>
+              <w:t>用例数</w:t>
+            </w:r>
+          </w:p>
+        </w:tc>
+        <w:tc>
+          <w:tcPr>
+            <w:tcW w:w="2768" w:type="dxa"/>
+            <w:tcBorders>
+              <w:top w:val="single" w:color="cccccc" w:sz="6"/>
+              <w:left w:val="single" w:color="cccccc" w:sz="6"/>
+              <w:bottom w:val="single" w:color="cccccc" w:sz="6"/>
+              <w:right w:val="single" w:color="cccccc" w:sz="6"/>
+            </w:tcBorders>
+            <w:shd w:val="clear" w:fill="f5f7fa"/>
+            <w:tcMar>
+              <w:top w:w="144" w:type="dxa"/>
+              <w:left w:w="144" w:type="dxa"/>
+              <w:bottom w:w="144" w:type="dxa"/>
+              <w:right w:w="144" w:type="dxa"/>
+            </w:tcMar>
+            <w:vAlign w:val="center"/>
+          </w:tcPr>
+          <w:p>
+            <w:pPr>
+              <w:jc w:val="left"/>
+              <w:rPr>
+                <w:b w:val="1"/>
+                <w:bCs w:val="1"/>
+                <w:color w:val="000000"/>
+              </w:rPr>
+            </w:pPr>
+            <w:r>
+              <w:rPr>
+                <w:rFonts w:hint="eastAsia" w:ascii="微软雅黑" w:hAnsi="微软雅黑" w:eastAsia="微软雅黑" w:cs="微软雅黑"/>
+                <w:b w:val="1"/>
+                <w:color w:val="000000"/>
+                <w:sz w:val="20"/>
+              </w:rPr>
+              <w:t>覆盖内容</w:t>
+            </w:r>
+          </w:p>
+        </w:tc>
+      </w:tr>
+      <w:tr>
+        <w:trPr/>
+        <w:tc>
+          <w:tcPr>
+            <w:tcW w:w="2768" w:type="dxa"/>
+            <w:tcBorders>
+              <w:top w:val="single" w:color="cccccc" w:sz="6"/>
+              <w:left w:val="single" w:color="cccccc" w:sz="6"/>
+              <w:bottom w:val="single" w:color="cccccc" w:sz="6"/>
+              <w:right w:val="single" w:color="cccccc" w:sz="6"/>
+            </w:tcBorders>
+            <w:tcMar>
+              <w:top w:w="144" w:type="dxa"/>
+              <w:left w:w="144" w:type="dxa"/>
+              <w:bottom w:w="144" w:type="dxa"/>
+              <w:right w:w="144" w:type="dxa"/>
+            </w:tcMar>
+            <w:vAlign w:val="center"/>
+          </w:tcPr>
+          <w:p>
+            <w:pPr>
+              <w:jc w:val="left"/>
+              <w:rPr>
+                <w:color w:val="000000"/>
+              </w:rPr>
+            </w:pPr>
+            <w:r>
+              <w:rPr>
+                <w:rFonts w:ascii="Consolas" w:hAnsi="Consolas" w:eastAsia="Consolas" w:cs="Consolas"/>
+                <w:color w:val="000000"/>
+                <w:sz w:val="20"/>
+              </w:rPr>
+              <w:t>tests/unit/test_presenters.py</w:t>
+            </w:r>
+          </w:p>
+        </w:tc>
+        <w:tc>
+          <w:tcPr>
+            <w:tcW w:w="2768" w:type="dxa"/>
+            <w:tcBorders>
+              <w:top w:val="single" w:color="cccccc" w:sz="6"/>
+              <w:left w:val="single" w:color="cccccc" w:sz="6"/>
+              <w:bottom w:val="single" w:color="cccccc" w:sz="6"/>
+              <w:right w:val="single" w:color="cccccc" w:sz="6"/>
+            </w:tcBorders>
+            <w:tcMar>
+              <w:top w:w="144" w:type="dxa"/>
+              <w:left w:w="144" w:type="dxa"/>
+              <w:bottom w:w="144" w:type="dxa"/>
+              <w:right w:w="144" w:type="dxa"/>
+            </w:tcMar>
+            <w:vAlign w:val="center"/>
+          </w:tcPr>
+          <w:p>
+            <w:pPr>
+              <w:jc w:val="left"/>
+              <w:rPr>
+                <w:color w:val="000000"/>
+              </w:rPr>
+            </w:pPr>
+            <w:r>
+              <w:rPr>
+                <w:rFonts w:ascii="微软雅黑" w:hAnsi="微软雅黑" w:eastAsia="微软雅黑" w:cs="微软雅黑"/>
+                <w:color w:val="000000"/>
+                <w:sz w:val="20"/>
+              </w:rPr>
+              <w:t>21</w:t>
+            </w:r>
+          </w:p>
+        </w:tc>
+        <w:tc>
+          <w:tcPr>
+            <w:tcW w:w="2768" w:type="dxa"/>
+            <w:tcBorders>
+              <w:top w:val="single" w:color="cccccc" w:sz="6"/>
+              <w:left w:val="single" w:color="cccccc" w:sz="6"/>
+              <w:bottom w:val="single" w:color="cccccc" w:sz="6"/>
+              <w:right w:val="single" w:color="cccccc" w:sz="6"/>
+            </w:tcBorders>
+            <w:tcMar>
+              <w:top w:w="144" w:type="dxa"/>
+              <w:left w:w="144" w:type="dxa"/>
+              <w:bottom w:w="144" w:type="dxa"/>
+              <w:right w:w="144" w:type="dxa"/>
+            </w:tcMar>
+            <w:vAlign w:val="center"/>
+          </w:tcPr>
+          <w:p>
+            <w:pPr>
+              <w:jc w:val="left"/>
+              <w:rPr>
+                <w:color w:val="000000"/>
+              </w:rPr>
+            </w:pPr>
+            <w:r>
+              <w:rPr>
+                <w:rFonts w:hint="eastAsia" w:ascii="微软雅黑" w:hAnsi="微软雅黑" w:eastAsia="微软雅黑" w:cs="微软雅黑"/>
+                <w:color w:val="000000"/>
+                <w:sz w:val="20"/>
+              </w:rPr>
+              <w:t>日期时间格式化、星期与条数文案、选中项文案、三类已知错误与未知错误的提示映射</w:t>
+            </w:r>
+          </w:p>
+        </w:tc>
+      </w:tr>
+      <w:tr>
+        <w:trPr/>
+        <w:tc>
+          <w:tcPr>
+            <w:tcW w:w="2768" w:type="dxa"/>
+            <w:tcBorders>
+              <w:top w:val="single" w:color="cccccc" w:sz="6"/>
+              <w:left w:val="single" w:color="cccccc" w:sz="6"/>
+              <w:bottom w:val="single" w:color="cccccc" w:sz="6"/>
+              <w:right w:val="single" w:color="cccccc" w:sz="6"/>
+            </w:tcBorders>
+            <w:tcMar>
+              <w:top w:w="144" w:type="dxa"/>
+              <w:left w:w="144" w:type="dxa"/>
+              <w:bottom w:w="144" w:type="dxa"/>
+              <w:right w:w="144" w:type="dxa"/>
+            </w:tcMar>
+            <w:vAlign w:val="center"/>
+          </w:tcPr>
+          <w:p>
+            <w:pPr>
+              <w:jc w:val="left"/>
+              <w:rPr>
+                <w:color w:val="000000"/>
+              </w:rPr>
+            </w:pPr>
+            <w:r>
+              <w:rPr>
+                <w:rFonts w:ascii="Consolas" w:hAnsi="Consolas" w:eastAsia="Consolas" w:cs="Consolas"/>
+                <w:color w:val="000000"/>
+                <w:sz w:val="20"/>
+              </w:rPr>
+              <w:t>tests/unit/test_controller.py</w:t>
+            </w:r>
+          </w:p>
+        </w:tc>
+        <w:tc>
+          <w:tcPr>
+            <w:tcW w:w="2768" w:type="dxa"/>
+            <w:tcBorders>
+              <w:top w:val="single" w:color="cccccc" w:sz="6"/>
+              <w:left w:val="single" w:color="cccccc" w:sz="6"/>
+              <w:bottom w:val="single" w:color="cccccc" w:sz="6"/>
+              <w:right w:val="single" w:color="cccccc" w:sz="6"/>
+            </w:tcBorders>
+            <w:tcMar>
+              <w:top w:w="144" w:type="dxa"/>
+              <w:left w:w="144" w:type="dxa"/>
+              <w:bottom w:w="144" w:type="dxa"/>
+              <w:right w:w="144" w:type="dxa"/>
+            </w:tcMar>
+            <w:vAlign w:val="center"/>
+          </w:tcPr>
+          <w:p>
+            <w:pPr>
+              <w:jc w:val="left"/>
+              <w:rPr>
+                <w:color w:val="000000"/>
+              </w:rPr>
+            </w:pPr>
+            <w:r>
+              <w:rPr>
+                <w:rFonts w:ascii="微软雅黑" w:hAnsi="微软雅黑" w:eastAsia="微软雅黑" w:cs="微软雅黑"/>
+                <w:color w:val="000000"/>
+                <w:sz w:val="20"/>
+              </w:rPr>
+              <w:t>21</w:t>
+            </w:r>
+          </w:p>
+        </w:tc>
+        <w:tc>
+          <w:tcPr>
+            <w:tcW w:w="2768" w:type="dxa"/>
+            <w:tcBorders>
+              <w:top w:val="single" w:color="cccccc" w:sz="6"/>
+              <w:left w:val="single" w:color="cccccc" w:sz="6"/>
+              <w:bottom w:val="single" w:color="cccccc" w:sz="6"/>
+              <w:right w:val="single" w:color="cccccc" w:sz="6"/>
+            </w:tcBorders>
+            <w:tcMar>
+              <w:top w:w="144" w:type="dxa"/>
+              <w:left w:w="144" w:type="dxa"/>
+              <w:bottom w:w="144" w:type="dxa"/>
+              <w:right w:w="144" w:type="dxa"/>
+            </w:tcMar>
+            <w:vAlign w:val="center"/>
+          </w:tcPr>
+          <w:p>
+            <w:pPr>
+              <w:jc w:val="left"/>
+              <w:rPr>
+                <w:color w:val="000000"/>
+              </w:rPr>
+            </w:pPr>
+            <w:r>
+              <w:rPr>
+                <w:rFonts w:hint="eastAsia" w:ascii="微软雅黑" w:hAnsi="微软雅黑" w:eastAsia="微软雅黑" w:cs="微软雅黑"/>
+                <w:color w:val="000000"/>
+                <w:sz w:val="20"/>
+              </w:rPr>
+              <w:t>启动空态、切换日期、六类操作、两条删除路径的调用次数、写入失败重试、异常映射</w:t>
+            </w:r>
+          </w:p>
+        </w:tc>
+      </w:tr>
+      <w:tr>
+        <w:trPr/>
+        <w:tc>
+          <w:tcPr>
+            <w:tcW w:w="2768" w:type="dxa"/>
+            <w:tcBorders>
+              <w:top w:val="single" w:color="cccccc" w:sz="6"/>
+              <w:left w:val="single" w:color="cccccc" w:sz="6"/>
+              <w:bottom w:val="single" w:color="cccccc" w:sz="6"/>
+              <w:right w:val="single" w:color="cccccc" w:sz="6"/>
+            </w:tcBorders>
+            <w:tcMar>
+              <w:top w:w="144" w:type="dxa"/>
+              <w:left w:w="144" w:type="dxa"/>
+              <w:bottom w:w="144" w:type="dxa"/>
+              <w:right w:w="144" w:type="dxa"/>
+            </w:tcMar>
+            <w:vAlign w:val="center"/>
+          </w:tcPr>
+          <w:p>
+            <w:pPr>
+              <w:jc w:val="left"/>
+              <w:rPr>
+                <w:color w:val="000000"/>
+              </w:rPr>
+            </w:pPr>
+            <w:r>
+              <w:rPr>
+                <w:rFonts w:ascii="Consolas" w:hAnsi="Consolas" w:eastAsia="Consolas" w:cs="Consolas"/>
+                <w:color w:val="000000"/>
+                <w:sz w:val="20"/>
+              </w:rPr>
+              <w:t>tests/unit/test_ui_layering.py</w:t>
+            </w:r>
+          </w:p>
+        </w:tc>
+        <w:tc>
+          <w:tcPr>
+            <w:tcW w:w="2768" w:type="dxa"/>
+            <w:tcBorders>
+              <w:top w:val="single" w:color="cccccc" w:sz="6"/>
+              <w:left w:val="single" w:color="cccccc" w:sz="6"/>
+              <w:bottom w:val="single" w:color="cccccc" w:sz="6"/>
+              <w:right w:val="single" w:color="cccccc" w:sz="6"/>
+            </w:tcBorders>
+            <w:tcMar>
+              <w:top w:w="144" w:type="dxa"/>
+              <w:left w:w="144" w:type="dxa"/>
+              <w:bottom w:w="144" w:type="dxa"/>
+              <w:right w:w="144" w:type="dxa"/>
+            </w:tcMar>
+            <w:vAlign w:val="center"/>
+          </w:tcPr>
+          <w:p>
+            <w:pPr>
+              <w:jc w:val="left"/>
+              <w:rPr>
+                <w:color w:val="000000"/>
+              </w:rPr>
+            </w:pPr>
+            <w:r>
+              <w:rPr>
+                <w:rFonts w:ascii="微软雅黑" w:hAnsi="微软雅黑" w:eastAsia="微软雅黑" w:cs="微软雅黑"/>
+                <w:color w:val="000000"/>
+                <w:sz w:val="20"/>
+              </w:rPr>
+              <w:t>17</w:t>
+            </w:r>
+          </w:p>
+        </w:tc>
+        <w:tc>
+          <w:tcPr>
+            <w:tcW w:w="2768" w:type="dxa"/>
+            <w:tcBorders>
+              <w:top w:val="single" w:color="cccccc" w:sz="6"/>
+              <w:left w:val="single" w:color="cccccc" w:sz="6"/>
+              <w:bottom w:val="single" w:color="cccccc" w:sz="6"/>
+              <w:right w:val="single" w:color="cccccc" w:sz="6"/>
+            </w:tcBorders>
+            <w:tcMar>
+              <w:top w:w="144" w:type="dxa"/>
+              <w:left w:w="144" w:type="dxa"/>
+              <w:bottom w:w="144" w:type="dxa"/>
+              <w:right w:w="144" w:type="dxa"/>
+            </w:tcMar>
+            <w:vAlign w:val="center"/>
+          </w:tcPr>
+          <w:p>
+            <w:pPr>
+              <w:jc w:val="left"/>
+              <w:rPr>
+                <w:color w:val="000000"/>
+              </w:rPr>
+            </w:pPr>
+            <w:r>
+              <w:rPr>
+                <w:rFonts w:hint="eastAsia" w:ascii="微软雅黑" w:hAnsi="微软雅黑" w:eastAsia="微软雅黑" w:cs="微软雅黑"/>
+                <w:color w:val="000000"/>
+                <w:sz w:val="20"/>
+              </w:rPr>
+              <w:t xml:space="preserve">用源码解析校验 </w:t>
+            </w:r>
+            <w:r>
+              <w:rPr>
+                <w:rFonts w:ascii="Consolas" w:hAnsi="Consolas" w:eastAsia="Consolas" w:cs="Consolas"/>
+                <w:color w:val="000000"/>
+                <w:sz w:val="20"/>
+              </w:rPr>
+              <w:t>ui</w:t>
+            </w:r>
+            <w:r>
+              <w:rPr>
+                <w:rFonts w:hint="eastAsia" w:ascii="微软雅黑" w:hAnsi="微软雅黑" w:eastAsia="微软雅黑" w:cs="微软雅黑"/>
+                <w:color w:val="000000"/>
+                <w:sz w:val="20"/>
+              </w:rPr>
+              <w:t xml:space="preserve"> 包不得导入 </w:t>
+            </w:r>
+            <w:r>
+              <w:rPr>
+                <w:rFonts w:ascii="Consolas" w:hAnsi="Consolas" w:eastAsia="Consolas" w:cs="Consolas"/>
+                <w:color w:val="000000"/>
+                <w:sz w:val="20"/>
+              </w:rPr>
+              <w:t>PySide6</w:t>
+            </w:r>
+            <w:r>
+              <w:rPr>
+                <w:rFonts w:hint="eastAsia" w:ascii="微软雅黑" w:hAnsi="微软雅黑" w:eastAsia="微软雅黑" w:cs="微软雅黑"/>
+                <w:color w:val="000000"/>
+                <w:sz w:val="20"/>
+              </w:rPr>
+              <w:t>、</w:t>
+            </w:r>
+            <w:r>
+              <w:rPr>
+                <w:rFonts w:ascii="Consolas" w:hAnsi="Consolas" w:eastAsia="Consolas" w:cs="Consolas"/>
+                <w:color w:val="000000"/>
+                <w:sz w:val="20"/>
+              </w:rPr>
+              <w:t>tkinter</w:t>
+            </w:r>
+            <w:r>
+              <w:rPr>
+                <w:rFonts w:hint="eastAsia" w:ascii="微软雅黑" w:hAnsi="微软雅黑" w:eastAsia="微软雅黑" w:cs="微软雅黑"/>
+                <w:color w:val="000000"/>
+                <w:sz w:val="20"/>
+              </w:rPr>
+              <w:t>、</w:t>
+            </w:r>
+            <w:r>
+              <w:rPr>
+                <w:rFonts w:ascii="Consolas" w:hAnsi="Consolas" w:eastAsia="Consolas" w:cs="Consolas"/>
+                <w:color w:val="000000"/>
+                <w:sz w:val="20"/>
+              </w:rPr>
+              <w:t>sqlite3</w:t>
+            </w:r>
+            <w:r>
+              <w:rPr>
+                <w:rFonts w:hint="eastAsia" w:ascii="微软雅黑" w:hAnsi="微软雅黑" w:eastAsia="微软雅黑" w:cs="微软雅黑"/>
+                <w:color w:val="000000"/>
+                <w:sz w:val="20"/>
+              </w:rPr>
+              <w:t>（含用例组合与整体导出检查）</w:t>
+            </w:r>
+          </w:p>
+        </w:tc>
+      </w:tr>
+    </w:tbl>
+    <w:p>
+      <w:pPr>
+        <w:spacing w:after="144" w:line="384"/>
+        <w:jc w:val="left"/>
+        <w:rPr>
+          <w:color w:val="000000"/>
+        </w:rPr>
+      </w:pPr>
+      <w:r>
+        <w:rPr>
+          <w:rFonts w:hint="eastAsia" w:ascii="微软雅黑" w:hAnsi="微软雅黑" w:eastAsia="微软雅黑" w:cs="微软雅黑"/>
+          <w:color w:val="000000"/>
+          <w:sz w:val="24"/>
+        </w:rPr>
+        <w:t>其中最有代表性的是删除的两个用例，它们的断言对象不是界面显示的文本，而是</w:t>
+      </w:r>
+      <w:r>
+        <w:rPr>
+          <w:rFonts w:hint="eastAsia" w:ascii="微软雅黑" w:hAnsi="微软雅黑" w:eastAsia="微软雅黑" w:cs="微软雅黑"/>
+          <w:b w:val="1"/>
+          <w:color w:val="000000"/>
+          <w:sz w:val="24"/>
+        </w:rPr>
+        <w:t>替身记录的调用次数</w:t>
+      </w:r>
+      <w:r>
+        <w:rPr>
+          <w:rFonts w:hint="eastAsia" w:ascii="微软雅黑" w:hAnsi="微软雅黑" w:eastAsia="微软雅黑" w:cs="微软雅黑"/>
+          <w:color w:val="000000"/>
+          <w:sz w:val="24"/>
+        </w:rPr>
+        <w:t>：</w:t>
+      </w:r>
+    </w:p>
+    <w:tbl>
+      <w:tblPr>
+        <w:tblW w:w="8306" w:type="dxa"/>
+        <w:shd w:color="000000"/>
+        <w:tblLayout w:type="autofit"/>
+        <w:tblCellMar/>
+      </w:tblPr>
+      <w:tblGrid>
+        <w:gridCol w:w="2768"/>
+        <w:gridCol w:w="2768"/>
+        <w:gridCol w:w="2768"/>
+      </w:tblGrid>
+      <w:tr>
+        <w:trPr>
+          <w:tblHeader w:val="1"/>
+        </w:trPr>
+        <w:tc>
+          <w:tcPr>
+            <w:tcW w:w="2768" w:type="dxa"/>
+            <w:tcBorders>
+              <w:top w:val="single" w:color="cccccc" w:sz="6"/>
+              <w:left w:val="single" w:color="cccccc" w:sz="6"/>
+              <w:bottom w:val="single" w:color="cccccc" w:sz="6"/>
+              <w:right w:val="single" w:color="cccccc" w:sz="6"/>
+            </w:tcBorders>
+            <w:shd w:val="clear" w:fill="f5f7fa"/>
+            <w:tcMar>
+              <w:top w:w="144" w:type="dxa"/>
+              <w:left w:w="144" w:type="dxa"/>
+              <w:bottom w:w="144" w:type="dxa"/>
+              <w:right w:w="144" w:type="dxa"/>
+            </w:tcMar>
+            <w:vAlign w:val="center"/>
+          </w:tcPr>
+          <w:p>
+            <w:pPr>
+              <w:jc w:val="left"/>
+              <w:rPr>
+                <w:b w:val="1"/>
+                <w:bCs w:val="1"/>
+                <w:color w:val="000000"/>
+              </w:rPr>
+            </w:pPr>
+            <w:r>
+              <w:rPr>
+                <w:rFonts w:hint="eastAsia" w:ascii="微软雅黑" w:hAnsi="微软雅黑" w:eastAsia="微软雅黑" w:cs="微软雅黑"/>
+                <w:b w:val="1"/>
+                <w:color w:val="000000"/>
+                <w:sz w:val="20"/>
+              </w:rPr>
+              <w:t>验收项</w:t>
+            </w:r>
+          </w:p>
+        </w:tc>
+        <w:tc>
+          <w:tcPr>
+            <w:tcW w:w="2768" w:type="dxa"/>
+            <w:tcBorders>
+              <w:top w:val="single" w:color="cccccc" w:sz="6"/>
+              <w:left w:val="single" w:color="cccccc" w:sz="6"/>
+              <w:bottom w:val="single" w:color="cccccc" w:sz="6"/>
+              <w:right w:val="single" w:color="cccccc" w:sz="6"/>
+            </w:tcBorders>
+            <w:shd w:val="clear" w:fill="f5f7fa"/>
+            <w:tcMar>
+              <w:top w:w="144" w:type="dxa"/>
+              <w:left w:w="144" w:type="dxa"/>
+              <w:bottom w:w="144" w:type="dxa"/>
+              <w:right w:w="144" w:type="dxa"/>
+            </w:tcMar>
+            <w:vAlign w:val="center"/>
+          </w:tcPr>
+          <w:p>
+            <w:pPr>
+              <w:jc w:val="left"/>
+              <w:rPr>
+                <w:b w:val="1"/>
+                <w:bCs w:val="1"/>
+                <w:color w:val="000000"/>
+              </w:rPr>
+            </w:pPr>
+            <w:r>
+              <w:rPr>
+                <w:rFonts w:hint="eastAsia" w:ascii="微软雅黑" w:hAnsi="微软雅黑" w:eastAsia="微软雅黑" w:cs="微软雅黑"/>
+                <w:b w:val="1"/>
+                <w:color w:val="000000"/>
+                <w:sz w:val="20"/>
+              </w:rPr>
+              <w:t>测试</w:t>
+            </w:r>
+          </w:p>
+        </w:tc>
+        <w:tc>
+          <w:tcPr>
+            <w:tcW w:w="2768" w:type="dxa"/>
+            <w:tcBorders>
+              <w:top w:val="single" w:color="cccccc" w:sz="6"/>
+              <w:left w:val="single" w:color="cccccc" w:sz="6"/>
+              <w:bottom w:val="single" w:color="cccccc" w:sz="6"/>
+              <w:right w:val="single" w:color="cccccc" w:sz="6"/>
+            </w:tcBorders>
+            <w:shd w:val="clear" w:fill="f5f7fa"/>
+            <w:tcMar>
+              <w:top w:w="144" w:type="dxa"/>
+              <w:left w:w="144" w:type="dxa"/>
+              <w:bottom w:w="144" w:type="dxa"/>
+              <w:right w:w="144" w:type="dxa"/>
+            </w:tcMar>
+            <w:vAlign w:val="center"/>
+          </w:tcPr>
+          <w:p>
+            <w:pPr>
+              <w:jc w:val="left"/>
+              <w:rPr>
+                <w:b w:val="1"/>
+                <w:bCs w:val="1"/>
+                <w:color w:val="000000"/>
+              </w:rPr>
+            </w:pPr>
+            <w:r>
+              <w:rPr>
+                <w:rFonts w:hint="eastAsia" w:ascii="微软雅黑" w:hAnsi="微软雅黑" w:eastAsia="微软雅黑" w:cs="微软雅黑"/>
+                <w:b w:val="1"/>
+                <w:color w:val="000000"/>
+                <w:sz w:val="20"/>
+              </w:rPr>
+              <w:t>断言</w:t>
+            </w:r>
+          </w:p>
+        </w:tc>
+      </w:tr>
+      <w:tr>
+        <w:trPr/>
+        <w:tc>
+          <w:tcPr>
+            <w:tcW w:w="2768" w:type="dxa"/>
+            <w:tcBorders>
+              <w:top w:val="single" w:color="cccccc" w:sz="6"/>
+              <w:left w:val="single" w:color="cccccc" w:sz="6"/>
+              <w:bottom w:val="single" w:color="cccccc" w:sz="6"/>
+              <w:right w:val="single" w:color="cccccc" w:sz="6"/>
+            </w:tcBorders>
+            <w:tcMar>
+              <w:top w:w="144" w:type="dxa"/>
+              <w:left w:w="144" w:type="dxa"/>
+              <w:bottom w:w="144" w:type="dxa"/>
+              <w:right w:w="144" w:type="dxa"/>
+            </w:tcMar>
+            <w:vAlign w:val="center"/>
+          </w:tcPr>
+          <w:p>
+            <w:pPr>
+              <w:jc w:val="left"/>
+              <w:rPr>
+                <w:color w:val="000000"/>
+              </w:rPr>
+            </w:pPr>
+            <w:r>
+              <w:rPr>
+                <w:rFonts w:hint="eastAsia" w:ascii="微软雅黑" w:hAnsi="微软雅黑" w:eastAsia="微软雅黑" w:cs="微软雅黑"/>
+                <w:color w:val="000000"/>
+                <w:sz w:val="20"/>
+              </w:rPr>
+              <w:t>V-10 未选中点删除</w:t>
+            </w:r>
+          </w:p>
+        </w:tc>
+        <w:tc>
+          <w:tcPr>
+            <w:tcW w:w="2768" w:type="dxa"/>
+            <w:tcBorders>
+              <w:top w:val="single" w:color="cccccc" w:sz="6"/>
+              <w:left w:val="single" w:color="cccccc" w:sz="6"/>
+              <w:bottom w:val="single" w:color="cccccc" w:sz="6"/>
+              <w:right w:val="single" w:color="cccccc" w:sz="6"/>
+            </w:tcBorders>
+            <w:tcMar>
+              <w:top w:w="144" w:type="dxa"/>
+              <w:left w:w="144" w:type="dxa"/>
+              <w:bottom w:w="144" w:type="dxa"/>
+              <w:right w:w="144" w:type="dxa"/>
+            </w:tcMar>
+            <w:vAlign w:val="center"/>
+          </w:tcPr>
+          <w:p>
+            <w:pPr>
+              <w:jc w:val="left"/>
+              <w:rPr>
+                <w:color w:val="000000"/>
+              </w:rPr>
+            </w:pPr>
+            <w:r>
+              <w:rPr>
+                <w:rFonts w:ascii="Consolas" w:hAnsi="Consolas" w:eastAsia="Consolas" w:cs="Consolas"/>
+                <w:color w:val="000000"/>
+                <w:sz w:val="20"/>
+              </w:rPr>
+              <w:t>test_delete_without_selection_never_calls_service</w:t>
+            </w:r>
+          </w:p>
+        </w:tc>
+        <w:tc>
+          <w:tcPr>
+            <w:tcW w:w="2768" w:type="dxa"/>
+            <w:tcBorders>
+              <w:top w:val="single" w:color="cccccc" w:sz="6"/>
+              <w:left w:val="single" w:color="cccccc" w:sz="6"/>
+              <w:bottom w:val="single" w:color="cccccc" w:sz="6"/>
+              <w:right w:val="single" w:color="cccccc" w:sz="6"/>
+            </w:tcBorders>
+            <w:tcMar>
+              <w:top w:w="144" w:type="dxa"/>
+              <w:left w:w="144" w:type="dxa"/>
+              <w:bottom w:w="144" w:type="dxa"/>
+              <w:right w:w="144" w:type="dxa"/>
+            </w:tcMar>
+            <w:vAlign w:val="center"/>
+          </w:tcPr>
+          <w:p>
+            <w:pPr>
+              <w:jc w:val="left"/>
+              <w:rPr>
+                <w:color w:val="000000"/>
+              </w:rPr>
+            </w:pPr>
+            <w:r>
+              <w:rPr>
+                <w:rFonts w:ascii="Consolas" w:hAnsi="Consolas" w:eastAsia="Consolas" w:cs="Consolas"/>
+                <w:color w:val="000000"/>
+                <w:sz w:val="20"/>
+              </w:rPr>
+              <w:t>delete</w:t>
+            </w:r>
+            <w:r>
+              <w:rPr>
+                <w:rFonts w:hint="eastAsia" w:ascii="微软雅黑" w:hAnsi="微软雅黑" w:eastAsia="微软雅黑" w:cs="微软雅黑"/>
+                <w:color w:val="000000"/>
+                <w:sz w:val="20"/>
+              </w:rPr>
+              <w:t xml:space="preserve"> 调用 0 次，且提示进入提醒区而不是错误区</w:t>
+            </w:r>
+          </w:p>
+        </w:tc>
+      </w:tr>
+      <w:tr>
+        <w:trPr/>
+        <w:tc>
+          <w:tcPr>
+            <w:tcW w:w="2768" w:type="dxa"/>
+            <w:tcBorders>
+              <w:top w:val="single" w:color="cccccc" w:sz="6"/>
+              <w:left w:val="single" w:color="cccccc" w:sz="6"/>
+              <w:bottom w:val="single" w:color="cccccc" w:sz="6"/>
+              <w:right w:val="single" w:color="cccccc" w:sz="6"/>
+            </w:tcBorders>
+            <w:tcMar>
+              <w:top w:w="144" w:type="dxa"/>
+              <w:left w:w="144" w:type="dxa"/>
+              <w:bottom w:w="144" w:type="dxa"/>
+              <w:right w:w="144" w:type="dxa"/>
+            </w:tcMar>
+            <w:vAlign w:val="center"/>
+          </w:tcPr>
+          <w:p>
+            <w:pPr>
+              <w:jc w:val="left"/>
+              <w:rPr>
+                <w:color w:val="000000"/>
+              </w:rPr>
+            </w:pPr>
+            <w:r>
+              <w:rPr>
+                <w:rFonts w:hint="eastAsia" w:ascii="微软雅黑" w:hAnsi="微软雅黑" w:eastAsia="微软雅黑" w:cs="微软雅黑"/>
+                <w:color w:val="000000"/>
+                <w:sz w:val="20"/>
+              </w:rPr>
+              <w:t>V-11 确认框取消</w:t>
+            </w:r>
+          </w:p>
+        </w:tc>
+        <w:tc>
+          <w:tcPr>
+            <w:tcW w:w="2768" w:type="dxa"/>
+            <w:tcBorders>
+              <w:top w:val="single" w:color="cccccc" w:sz="6"/>
+              <w:left w:val="single" w:color="cccccc" w:sz="6"/>
+              <w:bottom w:val="single" w:color="cccccc" w:sz="6"/>
+              <w:right w:val="single" w:color="cccccc" w:sz="6"/>
+            </w:tcBorders>
+            <w:tcMar>
+              <w:top w:w="144" w:type="dxa"/>
+              <w:left w:w="144" w:type="dxa"/>
+              <w:bottom w:w="144" w:type="dxa"/>
+              <w:right w:w="144" w:type="dxa"/>
+            </w:tcMar>
+            <w:vAlign w:val="center"/>
+          </w:tcPr>
+          <w:p>
+            <w:pPr>
+              <w:jc w:val="left"/>
+              <w:rPr>
+                <w:color w:val="000000"/>
+              </w:rPr>
+            </w:pPr>
+            <w:r>
+              <w:rPr>
+                <w:rFonts w:ascii="Consolas" w:hAnsi="Consolas" w:eastAsia="Consolas" w:cs="Consolas"/>
+                <w:color w:val="000000"/>
+                <w:sz w:val="20"/>
+              </w:rPr>
+              <w:t>test_delete_cancelled_confirmation_never_calls_service</w:t>
+            </w:r>
+          </w:p>
+        </w:tc>
+        <w:tc>
+          <w:tcPr>
+            <w:tcW w:w="2768" w:type="dxa"/>
+            <w:tcBorders>
+              <w:top w:val="single" w:color="cccccc" w:sz="6"/>
+              <w:left w:val="single" w:color="cccccc" w:sz="6"/>
+              <w:bottom w:val="single" w:color="cccccc" w:sz="6"/>
+              <w:right w:val="single" w:color="cccccc" w:sz="6"/>
+            </w:tcBorders>
+            <w:tcMar>
+              <w:top w:w="144" w:type="dxa"/>
+              <w:left w:w="144" w:type="dxa"/>
+              <w:bottom w:w="144" w:type="dxa"/>
+              <w:right w:w="144" w:type="dxa"/>
+            </w:tcMar>
+            <w:vAlign w:val="center"/>
+          </w:tcPr>
+          <w:p>
+            <w:pPr>
+              <w:jc w:val="left"/>
+              <w:rPr>
+                <w:color w:val="000000"/>
+              </w:rPr>
+            </w:pPr>
+            <w:r>
+              <w:rPr>
+                <w:rFonts w:hint="eastAsia" w:ascii="微软雅黑" w:hAnsi="微软雅黑" w:eastAsia="微软雅黑" w:cs="微软雅黑"/>
+                <w:color w:val="000000"/>
+                <w:sz w:val="20"/>
+              </w:rPr>
+              <w:t>确认框被调用过，</w:t>
+            </w:r>
+            <w:r>
+              <w:rPr>
+                <w:rFonts w:ascii="Consolas" w:hAnsi="Consolas" w:eastAsia="Consolas" w:cs="Consolas"/>
+                <w:color w:val="000000"/>
+                <w:sz w:val="20"/>
+              </w:rPr>
+              <w:t>delete</w:t>
+            </w:r>
+            <w:r>
+              <w:rPr>
+                <w:rFonts w:hint="eastAsia" w:ascii="微软雅黑" w:hAnsi="微软雅黑" w:eastAsia="微软雅黑" w:cs="微软雅黑"/>
+                <w:color w:val="000000"/>
+                <w:sz w:val="20"/>
+              </w:rPr>
+              <w:t xml:space="preserve"> 调用 0 次，数据一字节未改</w:t>
+            </w:r>
+          </w:p>
+        </w:tc>
+      </w:tr>
+      <w:tr>
+        <w:trPr/>
+        <w:tc>
+          <w:tcPr>
+            <w:tcW w:w="2768" w:type="dxa"/>
+            <w:tcBorders>
+              <w:top w:val="single" w:color="cccccc" w:sz="6"/>
+              <w:left w:val="single" w:color="cccccc" w:sz="6"/>
+              <w:bottom w:val="single" w:color="cccccc" w:sz="6"/>
+              <w:right w:val="single" w:color="cccccc" w:sz="6"/>
+            </w:tcBorders>
+            <w:tcMar>
+              <w:top w:w="144" w:type="dxa"/>
+              <w:left w:w="144" w:type="dxa"/>
+              <w:bottom w:w="144" w:type="dxa"/>
+              <w:right w:w="144" w:type="dxa"/>
+            </w:tcMar>
+            <w:vAlign w:val="center"/>
+          </w:tcPr>
+          <w:p>
+            <w:pPr>
+              <w:jc w:val="left"/>
+              <w:rPr>
+                <w:color w:val="000000"/>
+              </w:rPr>
+            </w:pPr>
+            <w:r>
+              <w:rPr>
+                <w:rFonts w:hint="eastAsia" w:ascii="微软雅黑" w:hAnsi="微软雅黑" w:eastAsia="微软雅黑" w:cs="微软雅黑"/>
+                <w:color w:val="000000"/>
+                <w:sz w:val="20"/>
+              </w:rPr>
+              <w:t>V-12 确认删除</w:t>
+            </w:r>
+          </w:p>
+        </w:tc>
+        <w:tc>
+          <w:tcPr>
+            <w:tcW w:w="2768" w:type="dxa"/>
+            <w:tcBorders>
+              <w:top w:val="single" w:color="cccccc" w:sz="6"/>
+              <w:left w:val="single" w:color="cccccc" w:sz="6"/>
+              <w:bottom w:val="single" w:color="cccccc" w:sz="6"/>
+              <w:right w:val="single" w:color="cccccc" w:sz="6"/>
+            </w:tcBorders>
+            <w:tcMar>
+              <w:top w:w="144" w:type="dxa"/>
+              <w:left w:w="144" w:type="dxa"/>
+              <w:bottom w:w="144" w:type="dxa"/>
+              <w:right w:w="144" w:type="dxa"/>
+            </w:tcMar>
+            <w:vAlign w:val="center"/>
+          </w:tcPr>
+          <w:p>
+            <w:pPr>
+              <w:jc w:val="left"/>
+              <w:rPr>
+                <w:color w:val="000000"/>
+              </w:rPr>
+            </w:pPr>
+            <w:r>
+              <w:rPr>
+                <w:rFonts w:ascii="Consolas" w:hAnsi="Consolas" w:eastAsia="Consolas" w:cs="Consolas"/>
+                <w:color w:val="000000"/>
+                <w:sz w:val="20"/>
+              </w:rPr>
+              <w:t>test_delete_with_cancel_still_calls_service_once_when_confirmed</w:t>
+            </w:r>
+          </w:p>
+        </w:tc>
+        <w:tc>
+          <w:tcPr>
+            <w:tcW w:w="2768" w:type="dxa"/>
+            <w:tcBorders>
+              <w:top w:val="single" w:color="cccccc" w:sz="6"/>
+              <w:left w:val="single" w:color="cccccc" w:sz="6"/>
+              <w:bottom w:val="single" w:color="cccccc" w:sz="6"/>
+              <w:right w:val="single" w:color="cccccc" w:sz="6"/>
+            </w:tcBorders>
+            <w:tcMar>
+              <w:top w:w="144" w:type="dxa"/>
+              <w:left w:w="144" w:type="dxa"/>
+              <w:bottom w:w="144" w:type="dxa"/>
+              <w:right w:w="144" w:type="dxa"/>
+            </w:tcMar>
+            <w:vAlign w:val="center"/>
+          </w:tcPr>
+          <w:p>
+            <w:pPr>
+              <w:jc w:val="left"/>
+              <w:rPr>
+                <w:color w:val="000000"/>
+              </w:rPr>
+            </w:pPr>
+            <w:r>
+              <w:rPr>
+                <w:rFonts w:ascii="Consolas" w:hAnsi="Consolas" w:eastAsia="Consolas" w:cs="Consolas"/>
+                <w:color w:val="000000"/>
+                <w:sz w:val="20"/>
+              </w:rPr>
+              <w:t>delete</w:t>
+            </w:r>
+            <w:r>
+              <w:rPr>
+                <w:rFonts w:hint="eastAsia" w:ascii="微软雅黑" w:hAnsi="微软雅黑" w:eastAsia="微软雅黑" w:cs="微软雅黑"/>
+                <w:color w:val="000000"/>
+                <w:sz w:val="20"/>
+              </w:rPr>
+              <w:t xml:space="preserve"> 调用 1 次且参数为日程标识，不是标题或行号</w:t>
+            </w:r>
+          </w:p>
+        </w:tc>
+      </w:tr>
+      <w:tr>
+        <w:trPr/>
+        <w:tc>
+          <w:tcPr>
+            <w:tcW w:w="2768" w:type="dxa"/>
+            <w:tcBorders>
+              <w:top w:val="single" w:color="cccccc" w:sz="6"/>
+              <w:left w:val="single" w:color="cccccc" w:sz="6"/>
+              <w:bottom w:val="single" w:color="cccccc" w:sz="6"/>
+              <w:right w:val="single" w:color="cccccc" w:sz="6"/>
+            </w:tcBorders>
+            <w:tcMar>
+              <w:top w:w="144" w:type="dxa"/>
+              <w:left w:w="144" w:type="dxa"/>
+              <w:bottom w:w="144" w:type="dxa"/>
+              <w:right w:w="144" w:type="dxa"/>
+            </w:tcMar>
+            <w:vAlign w:val="center"/>
+          </w:tcPr>
+          <w:p>
+            <w:pPr>
+              <w:jc w:val="left"/>
+              <w:rPr>
+                <w:color w:val="000000"/>
+              </w:rPr>
+            </w:pPr>
+            <w:r>
+              <w:rPr>
+                <w:rFonts w:hint="eastAsia" w:ascii="微软雅黑" w:hAnsi="微软雅黑" w:eastAsia="微软雅黑" w:cs="微软雅黑"/>
+                <w:color w:val="000000"/>
+                <w:sz w:val="20"/>
+              </w:rPr>
+              <w:t>V-04 / V-16 日期对照组</w:t>
+            </w:r>
+          </w:p>
+        </w:tc>
+        <w:tc>
+          <w:tcPr>
+            <w:tcW w:w="2768" w:type="dxa"/>
+            <w:tcBorders>
+              <w:top w:val="single" w:color="cccccc" w:sz="6"/>
+              <w:left w:val="single" w:color="cccccc" w:sz="6"/>
+              <w:bottom w:val="single" w:color="cccccc" w:sz="6"/>
+              <w:right w:val="single" w:color="cccccc" w:sz="6"/>
+            </w:tcBorders>
+            <w:tcMar>
+              <w:top w:w="144" w:type="dxa"/>
+              <w:left w:w="144" w:type="dxa"/>
+              <w:bottom w:w="144" w:type="dxa"/>
+              <w:right w:w="144" w:type="dxa"/>
+            </w:tcMar>
+            <w:vAlign w:val="center"/>
+          </w:tcPr>
+          <w:p>
+            <w:pPr>
+              <w:jc w:val="left"/>
+              <w:rPr>
+                <w:color w:val="000000"/>
+              </w:rPr>
+            </w:pPr>
+            <w:r>
+              <w:rPr>
+                <w:rFonts w:ascii="Consolas" w:hAnsi="Consolas" w:eastAsia="Consolas" w:cs="Consolas"/>
+                <w:color w:val="000000"/>
+                <w:sz w:val="20"/>
+              </w:rPr>
+              <w:t>test_create_forwards_raw_date_text_without_parsing</w:t>
+            </w:r>
+            <w:r>
+              <w:rPr>
+                <w:rFonts w:hint="eastAsia" w:ascii="微软雅黑" w:hAnsi="微软雅黑" w:eastAsia="微软雅黑" w:cs="微软雅黑"/>
+                <w:color w:val="000000"/>
+                <w:sz w:val="20"/>
+              </w:rPr>
+              <w:t>、</w:t>
+            </w:r>
+            <w:r>
+              <w:rPr>
+                <w:rFonts w:ascii="Consolas" w:hAnsi="Consolas" w:eastAsia="Consolas" w:cs="Consolas"/>
+                <w:color w:val="000000"/>
+                <w:sz w:val="20"/>
+              </w:rPr>
+              <w:t>test_create_forwards_unrecognizable_date_text_to_backend</w:t>
+            </w:r>
+          </w:p>
+        </w:tc>
+        <w:tc>
+          <w:tcPr>
+            <w:tcW w:w="2768" w:type="dxa"/>
+            <w:tcBorders>
+              <w:top w:val="single" w:color="cccccc" w:sz="6"/>
+              <w:left w:val="single" w:color="cccccc" w:sz="6"/>
+              <w:bottom w:val="single" w:color="cccccc" w:sz="6"/>
+              <w:right w:val="single" w:color="cccccc" w:sz="6"/>
+            </w:tcBorders>
+            <w:tcMar>
+              <w:top w:w="144" w:type="dxa"/>
+              <w:left w:w="144" w:type="dxa"/>
+              <w:bottom w:w="144" w:type="dxa"/>
+              <w:right w:w="144" w:type="dxa"/>
+            </w:tcMar>
+            <w:vAlign w:val="center"/>
+          </w:tcPr>
+          <w:p>
+            <w:pPr>
+              <w:jc w:val="left"/>
+              <w:rPr>
+                <w:color w:val="000000"/>
+              </w:rPr>
+            </w:pPr>
+            <w:r>
+              <w:rPr>
+                <w:rFonts w:ascii="Consolas" w:hAnsi="Consolas" w:eastAsia="Consolas" w:cs="Consolas"/>
+                <w:color w:val="000000"/>
+                <w:sz w:val="20"/>
+              </w:rPr>
+              <w:t>2026/10/15</w:t>
+            </w:r>
+            <w:r>
+              <w:rPr>
+                <w:rFonts w:hint="eastAsia" w:ascii="微软雅黑" w:hAnsi="微软雅黑" w:eastAsia="微软雅黑" w:cs="微软雅黑"/>
+                <w:color w:val="000000"/>
+                <w:sz w:val="20"/>
+              </w:rPr>
+              <w:t xml:space="preserve"> 与 </w:t>
+            </w:r>
+            <w:r>
+              <w:rPr>
+                <w:rFonts w:hint="eastAsia" w:ascii="Consolas" w:hAnsi="Consolas" w:eastAsia="Consolas" w:cs="Consolas"/>
+                <w:color w:val="000000"/>
+                <w:sz w:val="20"/>
+              </w:rPr>
+              <w:t>明天</w:t>
+            </w:r>
+            <w:r>
+              <w:rPr>
+                <w:rFonts w:hint="eastAsia" w:ascii="微软雅黑" w:hAnsi="微软雅黑" w:eastAsia="微软雅黑" w:cs="微软雅黑"/>
+                <w:color w:val="000000"/>
+                <w:sz w:val="20"/>
+              </w:rPr>
+              <w:t xml:space="preserve"> 都原样抵达服务；失败时呈现后端原因且标题不是「日期格式不正确」</w:t>
+            </w:r>
+          </w:p>
+        </w:tc>
+      </w:tr>
+    </w:tbl>
+    <w:p>
+      <w:pPr>
+        <w:spacing w:after="144" w:line="384"/>
+        <w:jc w:val="left"/>
+        <w:rPr>
+          <w:color w:val="000000"/>
+        </w:rPr>
+      </w:pPr>
+      <w:r>
+        <w:rPr>
+          <w:rFonts w:hint="eastAsia" w:ascii="微软雅黑" w:hAnsi="微软雅黑" w:eastAsia="微软雅黑" w:cs="微软雅黑"/>
+          <w:color w:val="000000"/>
+          <w:sz w:val="24"/>
+        </w:rPr>
+        <w:t>第 16 项之后的一组用例是分层守卫：它先用抽象语法树解析源码，再判断导入关系，而不是直接在文本里搜索关键词——后者会被注释与文档字符串里的字样误伤，前者只认真正的 import 语句。它守住的是第 4.3 节那条约束的底线：</w:t>
+      </w:r>
+      <w:r>
+        <w:rPr>
+          <w:rFonts w:ascii="Consolas" w:hAnsi="Consolas" w:eastAsia="Consolas" w:cs="Consolas"/>
+          <w:color w:val="000000"/>
+          <w:sz w:val="20"/>
+        </w:rPr>
+        <w:t>controller</w:t>
+      </w:r>
+      <w:r>
+        <w:rPr>
+          <w:rFonts w:hint="eastAsia" w:ascii="微软雅黑" w:hAnsi="微软雅黑" w:eastAsia="微软雅黑" w:cs="微软雅黑"/>
+          <w:color w:val="000000"/>
+          <w:sz w:val="24"/>
+        </w:rPr>
+        <w:t xml:space="preserve"> 与 </w:t>
+      </w:r>
+      <w:r>
+        <w:rPr>
+          <w:rFonts w:ascii="Consolas" w:hAnsi="Consolas" w:eastAsia="Consolas" w:cs="Consolas"/>
+          <w:color w:val="000000"/>
+          <w:sz w:val="20"/>
+        </w:rPr>
+        <w:t>presenters</w:t>
+      </w:r>
+      <w:r>
+        <w:rPr>
+          <w:rFonts w:hint="eastAsia" w:ascii="微软雅黑" w:hAnsi="微软雅黑" w:eastAsia="微软雅黑" w:cs="微软雅黑"/>
+          <w:color w:val="000000"/>
+          <w:sz w:val="24"/>
+        </w:rPr>
+        <w:t xml:space="preserve"> 一旦导入了 Qt，在没有显示服务的 Linux 机器上，测试会在收集阶段就失败，且报错信息与业务毫无关系。这类问题排查起来最费时间，所以用一道机器守卫把它挡在前面。</w:t>
+      </w:r>
+    </w:p>
+    <w:p>
+      <w:pPr>
         <w:pStyle w:val="000006"/>
         <w:keepNext w:val="1"/>
         <w:keepLines w:val="1"/>
@@ -15978,7 +17558,24 @@
           <w:color w:val="000000"/>
           <w:sz w:val="24"/>
         </w:rPr>
-        <w:t>自动化测不到的部分由人工验证。每条记录操作系统版本、Python 版本、Tk 版本、前置数据、操作步骤、预期结果、实际结果与截图路径。验收步骤共 16 条：</w:t>
+        <w:t>自动化测不到的部分由人工验证。每条记录操作系统版本、Python 版本、</w:t>
+      </w:r>
+      <w:r>
+        <w:rPr>
+          <w:rFonts w:hint="eastAsia" w:ascii="微软雅黑" w:hAnsi="微软雅黑" w:eastAsia="微软雅黑" w:cs="微软雅黑"/>
+          <w:b w:val="1"/>
+          <w:color w:val="000000"/>
+          <w:sz w:val="24"/>
+        </w:rPr>
+        <w:t>PySide6 与 Qt 版本</w:t>
+      </w:r>
+      <w:r>
+        <w:rPr>
+          <w:rFonts w:hint="eastAsia" w:ascii="微软雅黑" w:hAnsi="微软雅黑" w:eastAsia="微软雅黑" w:cs="微软雅黑"/>
+          <w:color w:val="000000"/>
+          <w:sz w:val="24"/>
+        </w:rPr>
+        <w:t>、前置数据、操作步骤、预期结果、实际结果与截图路径。验收步骤共 17 条：</w:t>
       </w:r>
     </w:p>
     <w:tbl>
@@ -18423,6 +20020,161 @@
           </w:p>
         </w:tc>
       </w:tr>
+      <w:tr>
+        <w:trPr/>
+        <w:tc>
+          <w:tcPr>
+            <w:tcW w:w="2076" w:type="dxa"/>
+            <w:tcBorders>
+              <w:top w:val="single" w:color="cccccc" w:sz="6"/>
+              <w:left w:val="single" w:color="cccccc" w:sz="6"/>
+              <w:bottom w:val="single" w:color="cccccc" w:sz="6"/>
+              <w:right w:val="single" w:color="cccccc" w:sz="6"/>
+            </w:tcBorders>
+            <w:tcMar>
+              <w:top w:w="144" w:type="dxa"/>
+              <w:left w:w="144" w:type="dxa"/>
+              <w:bottom w:w="144" w:type="dxa"/>
+              <w:right w:w="144" w:type="dxa"/>
+            </w:tcMar>
+            <w:vAlign w:val="center"/>
+          </w:tcPr>
+          <w:p>
+            <w:pPr>
+              <w:jc w:val="left"/>
+              <w:rPr>
+                <w:color w:val="000000"/>
+              </w:rPr>
+            </w:pPr>
+            <w:r>
+              <w:rPr>
+                <w:rFonts w:ascii="微软雅黑" w:hAnsi="微软雅黑" w:eastAsia="微软雅黑" w:cs="微软雅黑"/>
+                <w:color w:val="000000"/>
+                <w:sz w:val="20"/>
+              </w:rPr>
+              <w:t>V-17</w:t>
+            </w:r>
+          </w:p>
+        </w:tc>
+        <w:tc>
+          <w:tcPr>
+            <w:tcW w:w="2076" w:type="dxa"/>
+            <w:tcBorders>
+              <w:top w:val="single" w:color="cccccc" w:sz="6"/>
+              <w:left w:val="single" w:color="cccccc" w:sz="6"/>
+              <w:bottom w:val="single" w:color="cccccc" w:sz="6"/>
+              <w:right w:val="single" w:color="cccccc" w:sz="6"/>
+            </w:tcBorders>
+            <w:tcMar>
+              <w:top w:w="144" w:type="dxa"/>
+              <w:left w:w="144" w:type="dxa"/>
+              <w:bottom w:w="144" w:type="dxa"/>
+              <w:right w:w="144" w:type="dxa"/>
+            </w:tcMar>
+            <w:vAlign w:val="center"/>
+          </w:tcPr>
+          <w:p>
+            <w:pPr>
+              <w:jc w:val="left"/>
+              <w:rPr>
+                <w:color w:val="000000"/>
+              </w:rPr>
+            </w:pPr>
+            <w:r>
+              <w:rPr>
+                <w:rFonts w:hint="eastAsia" w:ascii="微软雅黑" w:hAnsi="微软雅黑" w:eastAsia="微软雅黑" w:cs="微软雅黑"/>
+                <w:color w:val="000000"/>
+                <w:sz w:val="20"/>
+              </w:rPr>
+              <w:t>工程增强</w:t>
+            </w:r>
+          </w:p>
+        </w:tc>
+        <w:tc>
+          <w:tcPr>
+            <w:tcW w:w="2076" w:type="dxa"/>
+            <w:tcBorders>
+              <w:top w:val="single" w:color="cccccc" w:sz="6"/>
+              <w:left w:val="single" w:color="cccccc" w:sz="6"/>
+              <w:bottom w:val="single" w:color="cccccc" w:sz="6"/>
+              <w:right w:val="single" w:color="cccccc" w:sz="6"/>
+            </w:tcBorders>
+            <w:tcMar>
+              <w:top w:w="144" w:type="dxa"/>
+              <w:left w:w="144" w:type="dxa"/>
+              <w:bottom w:w="144" w:type="dxa"/>
+              <w:right w:w="144" w:type="dxa"/>
+            </w:tcMar>
+            <w:vAlign w:val="center"/>
+          </w:tcPr>
+          <w:p>
+            <w:pPr>
+              <w:jc w:val="left"/>
+              <w:rPr>
+                <w:color w:val="000000"/>
+              </w:rPr>
+            </w:pPr>
+            <w:r>
+              <w:rPr>
+                <w:rFonts w:hint="eastAsia" w:ascii="微软雅黑" w:hAnsi="微软雅黑" w:eastAsia="微软雅黑" w:cs="微软雅黑"/>
+                <w:color w:val="000000"/>
+                <w:sz w:val="20"/>
+              </w:rPr>
+              <w:t>Windows 与 Linux 各一次：</w:t>
+            </w:r>
+            <w:r>
+              <w:rPr>
+                <w:rFonts w:ascii="Consolas" w:hAnsi="Consolas" w:eastAsia="Consolas" w:cs="Consolas"/>
+                <w:color w:val="000000"/>
+                <w:sz w:val="20"/>
+              </w:rPr>
+              <w:t>uv sync</w:t>
+            </w:r>
+            <w:r>
+              <w:rPr>
+                <w:rFonts w:hint="eastAsia" w:ascii="微软雅黑" w:hAnsi="微软雅黑" w:eastAsia="微软雅黑" w:cs="微软雅黑"/>
+                <w:color w:val="000000"/>
+                <w:sz w:val="20"/>
+              </w:rPr>
+              <w:t xml:space="preserve"> 后启动程序</w:t>
+            </w:r>
+          </w:p>
+        </w:tc>
+        <w:tc>
+          <w:tcPr>
+            <w:tcW w:w="2076" w:type="dxa"/>
+            <w:tcBorders>
+              <w:top w:val="single" w:color="cccccc" w:sz="6"/>
+              <w:left w:val="single" w:color="cccccc" w:sz="6"/>
+              <w:bottom w:val="single" w:color="cccccc" w:sz="6"/>
+              <w:right w:val="single" w:color="cccccc" w:sz="6"/>
+            </w:tcBorders>
+            <w:tcMar>
+              <w:top w:w="144" w:type="dxa"/>
+              <w:left w:w="144" w:type="dxa"/>
+              <w:bottom w:w="144" w:type="dxa"/>
+              <w:right w:w="144" w:type="dxa"/>
+            </w:tcMar>
+            <w:vAlign w:val="center"/>
+          </w:tcPr>
+          <w:p>
+            <w:pPr>
+              <w:jc w:val="left"/>
+              <w:rPr>
+                <w:color w:val="000000"/>
+              </w:rPr>
+            </w:pPr>
+            <w:r>
+              <w:rPr>
+                <w:rFonts w:hint="eastAsia" w:ascii="微软雅黑" w:hAnsi="微软雅黑" w:eastAsia="微软雅黑" w:cs="微软雅黑"/>
+                <w:color w:val="000000"/>
+                <w:sz w:val="20"/>
+              </w:rPr>
+              <w:t>两端都能导入 PySide6、主窗口显示无文字截断、日历周一开头一致，版本号记录到截图附录</w:t>
+            </w:r>
+          </w:p>
+        </w:tc>
+      </w:tr>
     </w:tbl>
     <w:p>
       <w:pPr>
@@ -18472,7 +20224,41 @@
           <w:color w:val="000000"/>
           <w:sz w:val="24"/>
         </w:rPr>
-        <w:t>16 条验收步骤在六条功能需求上的分布如下：</w:t>
+        <w:t>其余 15 条全部转为自动化断言的部分已在 8.2 节列出：</w:t>
+      </w:r>
+      <w:r>
+        <w:rPr>
+          <w:rFonts w:hint="eastAsia" w:ascii="微软雅黑" w:hAnsi="微软雅黑" w:eastAsia="微软雅黑" w:cs="微软雅黑"/>
+          <w:b w:val="1"/>
+          <w:color w:val="000000"/>
+          <w:sz w:val="24"/>
+        </w:rPr>
+        <w:t>V-01、V-02 的保存成功分支、V-04 至 V-13 中与服务对象交互相关的行为都已由单测覆盖</w:t>
+      </w:r>
+      <w:r>
+        <w:rPr>
+          <w:rFonts w:hint="eastAsia" w:ascii="微软雅黑" w:hAnsi="微软雅黑" w:eastAsia="微软雅黑" w:cs="微软雅黑"/>
+          <w:color w:val="000000"/>
+          <w:sz w:val="24"/>
+        </w:rPr>
+        <w:t>，人工环节只剩界面外观（是否截断、是否对齐）与跨月翻页的视觉效果。V-07 的闰年部分另有半自动兜底：8.7 节的探测脚本已经断言 2028 年 2 月有 29 天且可被选中。</w:t>
+      </w:r>
+    </w:p>
+    <w:p>
+      <w:pPr>
+        <w:spacing w:after="144" w:line="384"/>
+        <w:jc w:val="left"/>
+        <w:rPr>
+          <w:color w:val="000000"/>
+        </w:rPr>
+      </w:pPr>
+      <w:r>
+        <w:rPr>
+          <w:rFonts w:hint="eastAsia" w:ascii="微软雅黑" w:hAnsi="微软雅黑" w:eastAsia="微软雅黑" w:cs="微软雅黑"/>
+          <w:color w:val="000000"/>
+          <w:sz w:val="24"/>
+        </w:rPr>
+        <w:t>17 条验收步骤在六条功能需求上的分布如下：</w:t>
       </w:r>
     </w:p>
     <w:p>
@@ -19606,15 +21392,41 @@
                 <w:color w:val="000000"/>
                 <w:sz w:val="20"/>
               </w:rPr>
-              <w:t>import PySide6</w:t>
-            </w:r>
-            <w:r>
-              <w:rPr>
-                <w:rFonts w:hint="eastAsia" w:ascii="微软雅黑" w:hAnsi="微软雅黑" w:eastAsia="微软雅黑" w:cs="微软雅黑"/>
-                <w:color w:val="000000"/>
-                <w:sz w:val="20"/>
-              </w:rPr>
-              <w:t xml:space="preserve"> 并创建 </w:t>
+              <w:t>uv run --python 3.12 --with PySide6 python scripts/qt_probe.py</w:t>
+            </w:r>
+          </w:p>
+        </w:tc>
+        <w:tc>
+          <w:tcPr>
+            <w:tcW w:w="2768" w:type="dxa"/>
+            <w:tcBorders>
+              <w:top w:val="single" w:color="cccccc" w:sz="6"/>
+              <w:left w:val="single" w:color="cccccc" w:sz="6"/>
+              <w:bottom w:val="single" w:color="cccccc" w:sz="6"/>
+              <w:right w:val="single" w:color="cccccc" w:sz="6"/>
+            </w:tcBorders>
+            <w:tcMar>
+              <w:top w:w="144" w:type="dxa"/>
+              <w:left w:w="144" w:type="dxa"/>
+              <w:bottom w:w="144" w:type="dxa"/>
+              <w:right w:w="144" w:type="dxa"/>
+            </w:tcMar>
+            <w:vAlign w:val="center"/>
+          </w:tcPr>
+          <w:p>
+            <w:pPr>
+              <w:jc w:val="left"/>
+              <w:rPr>
+                <w:color w:val="000000"/>
+              </w:rPr>
+            </w:pPr>
+            <w:r>
+              <w:rPr>
+                <w:rFonts w:hint="eastAsia" w:ascii="微软雅黑" w:hAnsi="微软雅黑" w:eastAsia="微软雅黑" w:cs="微软雅黑"/>
+                <w:color w:val="000000"/>
+                <w:sz w:val="20"/>
+              </w:rPr>
+              <w:t xml:space="preserve">成功：PySide6 6.12.0 / Qt 6.12.0，包目录 646.7 MB，周起始可设为周一，2028-02 为 29 天，输出 </w:t>
             </w:r>
             <w:r>
               <w:rPr>
@@ -19622,70 +21434,118 @@
                 <w:color w:val="000000"/>
                 <w:sz w:val="20"/>
               </w:rPr>
-              <w:t>QApplication</w:t>
-            </w:r>
-            <w:r>
-              <w:rPr>
-                <w:rFonts w:hint="eastAsia" w:ascii="微软雅黑" w:hAnsi="微软雅黑" w:eastAsia="微软雅黑" w:cs="微软雅黑"/>
-                <w:color w:val="000000"/>
-                <w:sz w:val="20"/>
-              </w:rPr>
-              <w:t xml:space="preserve"> 与 </w:t>
-            </w:r>
-            <w:r>
-              <w:rPr>
-                <w:rFonts w:ascii="Consolas" w:hAnsi="Consolas" w:eastAsia="Consolas" w:cs="Consolas"/>
-                <w:color w:val="000000"/>
-                <w:sz w:val="20"/>
-              </w:rPr>
-              <w:t>QCalendarWidget</w:t>
-            </w:r>
-            <w:r>
-              <w:rPr>
-                <w:rFonts w:hint="eastAsia" w:ascii="微软雅黑" w:hAnsi="微软雅黑" w:eastAsia="微软雅黑" w:cs="微软雅黑"/>
-                <w:color w:val="000000"/>
-                <w:sz w:val="20"/>
-              </w:rPr>
-              <w:t>（不显示窗口）</w:t>
-            </w:r>
-          </w:p>
-        </w:tc>
-        <w:tc>
-          <w:tcPr>
-            <w:tcW w:w="2768" w:type="dxa"/>
-            <w:tcBorders>
-              <w:top w:val="single" w:color="cccccc" w:sz="6"/>
-              <w:left w:val="single" w:color="cccccc" w:sz="6"/>
-              <w:bottom w:val="single" w:color="cccccc" w:sz="6"/>
-              <w:right w:val="single" w:color="cccccc" w:sz="6"/>
-            </w:tcBorders>
-            <w:tcMar>
-              <w:top w:w="144" w:type="dxa"/>
-              <w:left w:w="144" w:type="dxa"/>
-              <w:bottom w:w="144" w:type="dxa"/>
-              <w:right w:w="144" w:type="dxa"/>
-            </w:tcMar>
-            <w:vAlign w:val="center"/>
-          </w:tcPr>
-          <w:p>
-            <w:pPr>
-              <w:jc w:val="left"/>
-              <w:rPr>
-                <w:color w:val="000000"/>
-              </w:rPr>
-            </w:pPr>
-            <w:r>
-              <w:rPr>
-                <w:rFonts w:hint="eastAsia" w:ascii="微软雅黑" w:hAnsi="微软雅黑" w:eastAsia="微软雅黑" w:cs="微软雅黑"/>
-                <w:color w:val="000000"/>
-                <w:sz w:val="20"/>
-              </w:rPr>
-              <w:t>待实测补录：依赖加入后记录 PySide6 与 Qt 版本号，方法见 8.5 节</w:t>
+              <w:t>ALL QT PROBES OK</w:t>
+            </w:r>
+            <w:r>
+              <w:rPr>
+                <w:rFonts w:hint="eastAsia" w:ascii="微软雅黑" w:hAnsi="微软雅黑" w:eastAsia="微软雅黑" w:cs="微软雅黑"/>
+                <w:color w:val="000000"/>
+                <w:sz w:val="20"/>
+              </w:rPr>
+              <w:t>（详见 8.7 节）</w:t>
             </w:r>
           </w:p>
         </w:tc>
       </w:tr>
     </w:tbl>
+    <w:p>
+      <w:pPr>
+        <w:spacing w:after="144" w:line="384"/>
+        <w:jc w:val="left"/>
+        <w:rPr>
+          <w:color w:val="000000"/>
+        </w:rPr>
+      </w:pPr>
+      <w:r>
+        <w:rPr>
+          <w:rFonts w:hint="eastAsia" w:ascii="微软雅黑" w:hAnsi="微软雅黑" w:eastAsia="微软雅黑" w:cs="微软雅黑"/>
+          <w:color w:val="000000"/>
+          <w:sz w:val="24"/>
+        </w:rPr>
+        <w:t>界面层核心（</w:t>
+      </w:r>
+      <w:r>
+        <w:rPr>
+          <w:rFonts w:ascii="Consolas" w:hAnsi="Consolas" w:eastAsia="Consolas" w:cs="Consolas"/>
+          <w:color w:val="000000"/>
+          <w:sz w:val="20"/>
+        </w:rPr>
+        <w:t>controller.py</w:t>
+      </w:r>
+      <w:r>
+        <w:rPr>
+          <w:rFonts w:hint="eastAsia" w:ascii="微软雅黑" w:hAnsi="微软雅黑" w:eastAsia="微软雅黑" w:cs="微软雅黑"/>
+          <w:color w:val="000000"/>
+          <w:sz w:val="24"/>
+        </w:rPr>
+        <w:t>、</w:t>
+      </w:r>
+      <w:r>
+        <w:rPr>
+          <w:rFonts w:ascii="Consolas" w:hAnsi="Consolas" w:eastAsia="Consolas" w:cs="Consolas"/>
+          <w:color w:val="000000"/>
+          <w:sz w:val="20"/>
+        </w:rPr>
+        <w:t>presenters.py</w:t>
+      </w:r>
+      <w:r>
+        <w:rPr>
+          <w:rFonts w:hint="eastAsia" w:ascii="微软雅黑" w:hAnsi="微软雅黑" w:eastAsia="微软雅黑" w:cs="微软雅黑"/>
+          <w:color w:val="000000"/>
+          <w:sz w:val="24"/>
+        </w:rPr>
+        <w:t xml:space="preserve"> 及其端口与视图模型）落地后，上表中三项随之有了新的数值：</w:t>
+      </w:r>
+      <w:r>
+        <w:rPr>
+          <w:rFonts w:hint="eastAsia" w:ascii="微软雅黑" w:hAnsi="微软雅黑" w:eastAsia="微软雅黑" w:cs="微软雅黑"/>
+          <w:b w:val="1"/>
+          <w:color w:val="000000"/>
+          <w:sz w:val="24"/>
+        </w:rPr>
+        <w:t>单元测试由 9 passed 变为 68 passed</w:t>
+      </w:r>
+      <w:r>
+        <w:rPr>
+          <w:rFonts w:hint="eastAsia" w:ascii="微软雅黑" w:hAnsi="微软雅黑" w:eastAsia="微软雅黑" w:cs="微软雅黑"/>
+          <w:color w:val="000000"/>
+          <w:sz w:val="24"/>
+        </w:rPr>
+        <w:t>（其中 59 项为本轮新增的界面层用例），格式检查由 19 个文件变为 28 个，类型检查由 1 个源文件变为 11 个（</w:t>
+      </w:r>
+      <w:r>
+        <w:rPr>
+          <w:rFonts w:ascii="Consolas" w:hAnsi="Consolas" w:eastAsia="Consolas" w:cs="Consolas"/>
+          <w:color w:val="000000"/>
+          <w:sz w:val="20"/>
+        </w:rPr>
+        <w:t>src</w:t>
+      </w:r>
+      <w:r>
+        <w:rPr>
+          <w:rFonts w:hint="eastAsia" w:ascii="微软雅黑" w:hAnsi="微软雅黑" w:eastAsia="微软雅黑" w:cs="微软雅黑"/>
+          <w:color w:val="000000"/>
+          <w:sz w:val="24"/>
+        </w:rPr>
+        <w:t xml:space="preserve"> 与 </w:t>
+      </w:r>
+      <w:r>
+        <w:rPr>
+          <w:rFonts w:ascii="Consolas" w:hAnsi="Consolas" w:eastAsia="Consolas" w:cs="Consolas"/>
+          <w:color w:val="000000"/>
+          <w:sz w:val="20"/>
+        </w:rPr>
+        <w:t>tests</w:t>
+      </w:r>
+      <w:r>
+        <w:rPr>
+          <w:rFonts w:hint="eastAsia" w:ascii="微软雅黑" w:hAnsi="微软雅黑" w:eastAsia="微软雅黑" w:cs="微软雅黑"/>
+          <w:color w:val="000000"/>
+          <w:sz w:val="24"/>
+        </w:rPr>
+        <w:t xml:space="preserve"> 一并检查）。上述数值采集于同一台机器，任何一项不一致都说明工作区不干净。</w:t>
+      </w:r>
+    </w:p>
     <w:p>
       <w:pPr>
         <w:jc w:val="center"/>
@@ -19885,7 +21745,7 @@
           <w:color w:val="000000"/>
           <w:sz w:val="24"/>
         </w:rPr>
-        <w:t xml:space="preserve"> 报告的文件数为 19，组长的 Linux 基线为 17，而仓库内非虚拟环境的 Python 文件仅 2 个，说明该数字取决于工具的扫描范围而非功能差异。已在该次合并请求中提出，等待对齐后再统一写入环境说明文档。</w:t>
+        <w:t xml:space="preserve"> 报告的文件数为 28，组长的 Linux 基线为 17。经核对，该数字取决于工具扫描到的文件范围（当时仓库内的 Python 文件数量不同），并非格式规则或功能上的差异，也不影响测试与类型检查的结论。已在该次合并请求中提出，等待对齐后再统一写入环境说明文档。</w:t>
       </w:r>
     </w:p>
     <w:p>
@@ -19947,49 +21807,6 @@
     </w:p>
     <w:p>
       <w:pPr>
-        <w:pStyle w:val="000005"/>
-        <w:keepNext w:val="1"/>
-        <w:keepLines w:val="1"/>
-        <w:spacing w:before="384" w:beforeAutospacing="1" w:after="216" w:afterAutospacing="1" w:line="384"/>
-        <w:jc w:val="left"/>
-        <w:outlineLvl w:val="1"/>
-        <w:rPr>
-          <w:color w:val="000000"/>
-          <w:sz w:val="32"/>
-          <w:szCs w:val="32"/>
-        </w:rPr>
-      </w:pPr>
-      <w:bookmarkStart w:id="9" w:name="section-9"/>
-      <w:r>
-        <w:rPr>
-          <w:rFonts w:hint="eastAsia" w:ascii="微软雅黑" w:hAnsi="微软雅黑" w:eastAsia="微软雅黑" w:cs="微软雅黑"/>
-          <w:b w:val="1"/>
-          <w:color w:val="000000"/>
-          <w:sz w:val="32"/>
-        </w:rPr>
-        <w:t>第 9 章　工程实现与代码组织</w:t>
-      </w:r>
-      <w:bookmarkEnd w:id="9"/>
-    </w:p>
-    <w:p>
-      <w:pPr>
-        <w:spacing w:after="144" w:line="384"/>
-        <w:jc w:val="left"/>
-        <w:rPr>
-          <w:color w:val="000000"/>
-        </w:rPr>
-      </w:pPr>
-      <w:r>
-        <w:rPr>
-          <w:rFonts w:hint="eastAsia" w:ascii="微软雅黑" w:hAnsi="微软雅黑" w:eastAsia="微软雅黑" w:cs="微软雅黑"/>
-          <w:color w:val="000000"/>
-          <w:sz w:val="24"/>
-        </w:rPr>
-        <w:t>本章给出界面相关文件与文档的目录组织、依赖管理与代码质量门禁，并列出当前尚未冻结、因而阻塞编码的两项接口约定。</w:t>
-      </w:r>
-    </w:p>
-    <w:p>
-      <w:pPr>
         <w:pStyle w:val="000006"/>
         <w:keepNext w:val="1"/>
         <w:keepLines w:val="1"/>
@@ -20009,7 +21826,7 @@
           <w:color w:val="000000"/>
           <w:sz w:val="28"/>
         </w:rPr>
-        <w:t>9.1　目录结构</w:t>
+        <w:t>8.7　PySide6 环境实测结果</w:t>
       </w:r>
     </w:p>
     <w:p>
@@ -20026,7 +21843,40 @@
           <w:color w:val="000000"/>
           <w:sz w:val="24"/>
         </w:rPr>
-        <w:t>界面相关的文件预计落在以下位置：</w:t>
+        <w:t>本节回答一个必须用数据而不是用预期来回答的问题：</w:t>
+      </w:r>
+      <w:r>
+        <w:rPr>
+          <w:rFonts w:hint="eastAsia" w:ascii="微软雅黑" w:hAnsi="微软雅黑" w:eastAsia="微软雅黑" w:cs="微软雅黑"/>
+          <w:b w:val="1"/>
+          <w:color w:val="000000"/>
+          <w:sz w:val="24"/>
+        </w:rPr>
+        <w:t>选定的 GUI 框架在这台机器上真的能用吗？</w:t>
+      </w:r>
+      <w:r>
+        <w:rPr>
+          <w:rFonts w:hint="eastAsia" w:ascii="微软雅黑" w:hAnsi="微软雅黑" w:eastAsia="微软雅黑" w:cs="微软雅黑"/>
+          <w:color w:val="000000"/>
+          <w:sz w:val="24"/>
+        </w:rPr>
+        <w:t xml:space="preserve"> 探测脚本 </w:t>
+      </w:r>
+      <w:r>
+        <w:rPr>
+          <w:rFonts w:ascii="Consolas" w:hAnsi="Consolas" w:eastAsia="Consolas" w:cs="Consolas"/>
+          <w:color w:val="000000"/>
+          <w:sz w:val="20"/>
+        </w:rPr>
+        <w:t>scripts/qt_probe.py</w:t>
+      </w:r>
+      <w:r>
+        <w:rPr>
+          <w:rFonts w:hint="eastAsia" w:ascii="微软雅黑" w:hAnsi="微软雅黑" w:eastAsia="微软雅黑" w:cs="微软雅黑"/>
+          <w:color w:val="000000"/>
+          <w:sz w:val="24"/>
+        </w:rPr>
+        <w:t xml:space="preserve"> 已随本文入库，可复现执行：</w:t>
       </w:r>
     </w:p>
     <w:p>
@@ -20043,211 +21893,7 @@
           <w:color w:val="000000"/>
           <w:sz w:val="24"/>
         </w:rPr>
-        <w:t>src/schedule_management/</w:t>
-      </w:r>
-    </w:p>
-    <w:p>
-      <w:pPr>
-        <w:spacing w:after="144" w:line="324"/>
-        <w:jc w:val="left"/>
-        <w:rPr>
-          <w:color w:val="000000"/>
-        </w:rPr>
-      </w:pPr>
-      <w:r>
-        <w:rPr>
-          <w:rFonts w:ascii="Consolas" w:hAnsi="Consolas" w:eastAsia="Consolas" w:cs="Consolas"/>
-          <w:color w:val="000000"/>
-          <w:sz w:val="20"/>
-        </w:rPr>
-        <w:t xml:space="preserve"> ui/</w:t>
-      </w:r>
-    </w:p>
-    <w:p>
-      <w:pPr>
-        <w:spacing w:after="144" w:line="324"/>
-        <w:jc w:val="left"/>
-        <w:rPr>
-          <w:color w:val="000000"/>
-        </w:rPr>
-      </w:pPr>
-      <w:r>
-        <w:rPr>
-          <w:rFonts w:ascii="Consolas" w:hAnsi="Consolas" w:eastAsia="Consolas" w:cs="Consolas"/>
-          <w:color w:val="000000"/>
-          <w:sz w:val="20"/>
-        </w:rPr>
-        <w:t xml:space="preserve"> __init__.py</w:t>
-      </w:r>
-    </w:p>
-    <w:p>
-      <w:pPr>
-        <w:spacing w:after="144" w:line="324"/>
-        <w:jc w:val="left"/>
-        <w:rPr>
-          <w:color w:val="000000"/>
-        </w:rPr>
-      </w:pPr>
-      <w:r>
-        <w:rPr>
-          <w:rFonts w:hint="eastAsia" w:ascii="Consolas" w:hAnsi="Consolas" w:eastAsia="Consolas" w:cs="Consolas"/>
-          <w:color w:val="000000"/>
-          <w:sz w:val="20"/>
-        </w:rPr>
-        <w:t xml:space="preserve"> app.py 主窗口与事件接线（含顶部工具栏）</w:t>
-      </w:r>
-    </w:p>
-    <w:p>
-      <w:pPr>
-        <w:spacing w:after="144" w:line="324"/>
-        <w:jc w:val="left"/>
-        <w:rPr>
-          <w:color w:val="000000"/>
-        </w:rPr>
-      </w:pPr>
-      <w:r>
-        <w:rPr>
-          <w:rFonts w:hint="eastAsia" w:ascii="Consolas" w:hAnsi="Consolas" w:eastAsia="Consolas" w:cs="Consolas"/>
-          <w:color w:val="000000"/>
-          <w:sz w:val="20"/>
-        </w:rPr>
-        <w:t xml:space="preserve"> controller.py 选中状态、用例调用、错误转提示</w:t>
-      </w:r>
-    </w:p>
-    <w:p>
-      <w:pPr>
-        <w:spacing w:after="144" w:line="324"/>
-        <w:jc w:val="left"/>
-        <w:rPr>
-          <w:color w:val="000000"/>
-        </w:rPr>
-      </w:pPr>
-      <w:r>
-        <w:rPr>
-          <w:rFonts w:hint="eastAsia" w:ascii="Consolas" w:hAnsi="Consolas" w:eastAsia="Consolas" w:cs="Consolas"/>
-          <w:color w:val="000000"/>
-          <w:sz w:val="20"/>
-        </w:rPr>
-        <w:t xml:space="preserve"> schedule_form.py 新增与编辑共用表单</w:t>
-      </w:r>
-    </w:p>
-    <w:p>
-      <w:pPr>
-        <w:spacing w:after="144" w:line="324"/>
-        <w:jc w:val="left"/>
-        <w:rPr>
-          <w:color w:val="000000"/>
-        </w:rPr>
-      </w:pPr>
-      <w:r>
-        <w:rPr>
-          <w:rFonts w:hint="eastAsia" w:ascii="Consolas" w:hAnsi="Consolas" w:eastAsia="Consolas" w:cs="Consolas"/>
-          <w:color w:val="000000"/>
-          <w:sz w:val="20"/>
-        </w:rPr>
-        <w:t xml:space="preserve"> calendar_view.py QCalendarWidget 月历，周一开头</w:t>
-      </w:r>
-    </w:p>
-    <w:p>
-      <w:pPr>
-        <w:spacing w:after="144" w:line="324"/>
-        <w:jc w:val="left"/>
-        <w:rPr>
-          <w:color w:val="000000"/>
-        </w:rPr>
-      </w:pPr>
-      <w:r>
-        <w:rPr>
-          <w:rFonts w:hint="eastAsia" w:ascii="Consolas" w:hAnsi="Consolas" w:eastAsia="Consolas" w:cs="Consolas"/>
-          <w:color w:val="000000"/>
-          <w:sz w:val="20"/>
-        </w:rPr>
-        <w:t xml:space="preserve"> date_picker.py 表单中的日期选择浮层（QCalendarWidget）</w:t>
-      </w:r>
-    </w:p>
-    <w:p>
-      <w:pPr>
-        <w:spacing w:after="144" w:line="324"/>
-        <w:jc w:val="left"/>
-        <w:rPr>
-          <w:color w:val="000000"/>
-        </w:rPr>
-      </w:pPr>
-      <w:r>
-        <w:rPr>
-          <w:rFonts w:hint="eastAsia" w:ascii="Consolas" w:hAnsi="Consolas" w:eastAsia="Consolas" w:cs="Consolas"/>
-          <w:color w:val="000000"/>
-          <w:sz w:val="20"/>
-        </w:rPr>
-        <w:t xml:space="preserve"> presenters.py 显示格式与提示映射</w:t>
-      </w:r>
-    </w:p>
-    <w:p>
-      <w:pPr>
-        <w:spacing w:after="144" w:line="324"/>
-        <w:jc w:val="left"/>
-        <w:rPr>
-          <w:color w:val="000000"/>
-        </w:rPr>
-      </w:pPr>
-      <w:r>
-        <w:rPr>
-          <w:rFonts w:ascii="Consolas" w:hAnsi="Consolas" w:eastAsia="Consolas" w:cs="Consolas"/>
-          <w:color w:val="000000"/>
-          <w:sz w:val="20"/>
-        </w:rPr>
-        <w:t>tests/</w:t>
-      </w:r>
-    </w:p>
-    <w:p>
-      <w:pPr>
-        <w:spacing w:after="144" w:line="324"/>
-        <w:jc w:val="left"/>
-        <w:rPr>
-          <w:color w:val="000000"/>
-        </w:rPr>
-      </w:pPr>
-      <w:r>
-        <w:rPr>
-          <w:rFonts w:ascii="Consolas" w:hAnsi="Consolas" w:eastAsia="Consolas" w:cs="Consolas"/>
-          <w:color w:val="000000"/>
-          <w:sz w:val="20"/>
-        </w:rPr>
-        <w:t xml:space="preserve"> unit/</w:t>
-      </w:r>
-    </w:p>
-    <w:p>
-      <w:pPr>
-        <w:spacing w:after="144" w:line="324"/>
-        <w:jc w:val="left"/>
-        <w:rPr>
-          <w:color w:val="000000"/>
-        </w:rPr>
-      </w:pPr>
-      <w:r>
-        <w:rPr>
-          <w:rFonts w:ascii="Consolas" w:hAnsi="Consolas" w:eastAsia="Consolas" w:cs="Consolas"/>
-          <w:color w:val="000000"/>
-          <w:sz w:val="20"/>
-        </w:rPr>
-        <w:t xml:space="preserve"> test_controller.py</w:t>
-      </w:r>
-    </w:p>
-    <w:p>
-      <w:pPr>
-        <w:spacing w:after="144" w:line="324"/>
-        <w:jc w:val="left"/>
-        <w:rPr>
-          <w:color w:val="000000"/>
-        </w:rPr>
-      </w:pPr>
-      <w:r>
-        <w:rPr>
-          <w:rFonts w:ascii="Consolas" w:hAnsi="Consolas" w:eastAsia="Consolas" w:cs="Consolas"/>
-          <w:color w:val="000000"/>
-          <w:sz w:val="20"/>
-        </w:rPr>
-        <w:t xml:space="preserve"> test_presenters.py</w:t>
+        <w:t>uv run --python 3.12 --with PySide6 python scripts/qt_probe.py</w:t>
       </w:r>
     </w:p>
     <w:p>
@@ -20264,7 +21910,23 @@
           <w:color w:val="000000"/>
           <w:sz w:val="24"/>
         </w:rPr>
-        <w:t xml:space="preserve"> fakes.py 测试专用内存存储替身</w:t>
+        <w:t xml:space="preserve">Linux 无显示服务（远程会话、持续集成）时需前置离屏平台，否则 </w:t>
+      </w:r>
+      <w:r>
+        <w:rPr>
+          <w:rFonts w:ascii="Consolas" w:hAnsi="Consolas" w:eastAsia="Consolas" w:cs="Consolas"/>
+          <w:color w:val="000000"/>
+          <w:sz w:val="20"/>
+        </w:rPr>
+        <w:t>QApplication</w:t>
+      </w:r>
+      <w:r>
+        <w:rPr>
+          <w:rFonts w:hint="eastAsia" w:ascii="微软雅黑" w:hAnsi="微软雅黑" w:eastAsia="微软雅黑" w:cs="微软雅黑"/>
+          <w:color w:val="000000"/>
+          <w:sz w:val="24"/>
+        </w:rPr>
+        <w:t xml:space="preserve"> 会直接失败：</w:t>
       </w:r>
     </w:p>
     <w:p>
@@ -20277,11 +21939,11 @@
       </w:pPr>
       <w:r>
         <w:rPr>
-          <w:rFonts w:hint="eastAsia" w:ascii="微软雅黑" w:hAnsi="微软雅黑" w:eastAsia="微软雅黑" w:cs="微软雅黑"/>
-          <w:color w:val="000000"/>
-          <w:sz w:val="24"/>
-        </w:rPr>
-        <w:t>文档与图表部分：</w:t>
+          <w:rFonts w:ascii="微软雅黑" w:hAnsi="微软雅黑" w:eastAsia="微软雅黑" w:cs="微软雅黑"/>
+          <w:color w:val="000000"/>
+          <w:sz w:val="24"/>
+        </w:rPr>
+        <w:t>QT_QPA_PLATFORM=offscreen uv run --python 3.12 --with PySide6 python scripts/qt_probe.py</w:t>
       </w:r>
     </w:p>
     <w:p>
@@ -20294,47 +21956,1041 @@
       </w:pPr>
       <w:r>
         <w:rPr>
-          <w:rFonts w:ascii="微软雅黑" w:hAnsi="微软雅黑" w:eastAsia="微软雅黑" w:cs="微软雅黑"/>
-          <w:color w:val="000000"/>
-          <w:sz w:val="24"/>
-        </w:rPr>
-        <w:t>docs/</w:t>
-      </w:r>
-    </w:p>
-    <w:p>
-      <w:pPr>
-        <w:spacing w:after="144" w:line="324"/>
-        <w:jc w:val="left"/>
-        <w:rPr>
-          <w:color w:val="000000"/>
-        </w:rPr>
-      </w:pPr>
-      <w:r>
-        <w:rPr>
-          <w:rFonts w:hint="eastAsia" w:ascii="Consolas" w:hAnsi="Consolas" w:eastAsia="Consolas" w:cs="Consolas"/>
-          <w:color w:val="000000"/>
-          <w:sz w:val="20"/>
-        </w:rPr>
-        <w:t xml:space="preserve"> figures/ 界面草图与交互说明（P02 产物）</w:t>
-      </w:r>
-    </w:p>
-    <w:p>
-      <w:pPr>
-        <w:spacing w:after="144" w:line="324"/>
-        <w:jc w:val="left"/>
-        <w:rPr>
-          <w:color w:val="000000"/>
-        </w:rPr>
-      </w:pPr>
-      <w:r>
-        <w:rPr>
-          <w:rFonts w:hint="eastAsia" w:ascii="Consolas" w:hAnsi="Consolas" w:eastAsia="Consolas" w:cs="Consolas"/>
-          <w:color w:val="000000"/>
-          <w:sz w:val="20"/>
-        </w:rPr>
-        <w:t xml:space="preserve"> screenshots/ 人工验收截图（P10 之后补充）</w:t>
-      </w:r>
-    </w:p>
+          <w:rFonts w:hint="eastAsia" w:ascii="微软雅黑" w:hAnsi="微软雅黑" w:eastAsia="微软雅黑" w:cs="微软雅黑"/>
+          <w:color w:val="000000"/>
+          <w:sz w:val="24"/>
+        </w:rPr>
+        <w:t>本机（Windows 11，Python 3.12.14）的实测结果：</w:t>
+      </w:r>
+    </w:p>
+    <w:tbl>
+      <w:tblPr>
+        <w:tblW w:w="8306" w:type="dxa"/>
+        <w:shd w:color="000000"/>
+        <w:tblLayout w:type="autofit"/>
+        <w:tblCellMar/>
+      </w:tblPr>
+      <w:tblGrid>
+        <w:gridCol w:w="2768"/>
+        <w:gridCol w:w="2768"/>
+        <w:gridCol w:w="2768"/>
+      </w:tblGrid>
+      <w:tr>
+        <w:trPr>
+          <w:tblHeader w:val="1"/>
+        </w:trPr>
+        <w:tc>
+          <w:tcPr>
+            <w:tcW w:w="2768" w:type="dxa"/>
+            <w:tcBorders>
+              <w:top w:val="single" w:color="cccccc" w:sz="6"/>
+              <w:left w:val="single" w:color="cccccc" w:sz="6"/>
+              <w:bottom w:val="single" w:color="cccccc" w:sz="6"/>
+              <w:right w:val="single" w:color="cccccc" w:sz="6"/>
+            </w:tcBorders>
+            <w:shd w:val="clear" w:fill="f5f7fa"/>
+            <w:tcMar>
+              <w:top w:w="144" w:type="dxa"/>
+              <w:left w:w="144" w:type="dxa"/>
+              <w:bottom w:w="144" w:type="dxa"/>
+              <w:right w:w="144" w:type="dxa"/>
+            </w:tcMar>
+            <w:vAlign w:val="center"/>
+          </w:tcPr>
+          <w:p>
+            <w:pPr>
+              <w:jc w:val="left"/>
+              <w:rPr>
+                <w:b w:val="1"/>
+                <w:bCs w:val="1"/>
+                <w:color w:val="000000"/>
+              </w:rPr>
+            </w:pPr>
+            <w:r>
+              <w:rPr>
+                <w:rFonts w:hint="eastAsia" w:ascii="微软雅黑" w:hAnsi="微软雅黑" w:eastAsia="微软雅黑" w:cs="微软雅黑"/>
+                <w:b w:val="1"/>
+                <w:color w:val="000000"/>
+                <w:sz w:val="20"/>
+              </w:rPr>
+              <w:t>探测项</w:t>
+            </w:r>
+          </w:p>
+        </w:tc>
+        <w:tc>
+          <w:tcPr>
+            <w:tcW w:w="2768" w:type="dxa"/>
+            <w:tcBorders>
+              <w:top w:val="single" w:color="cccccc" w:sz="6"/>
+              <w:left w:val="single" w:color="cccccc" w:sz="6"/>
+              <w:bottom w:val="single" w:color="cccccc" w:sz="6"/>
+              <w:right w:val="single" w:color="cccccc" w:sz="6"/>
+            </w:tcBorders>
+            <w:shd w:val="clear" w:fill="f5f7fa"/>
+            <w:tcMar>
+              <w:top w:w="144" w:type="dxa"/>
+              <w:left w:w="144" w:type="dxa"/>
+              <w:bottom w:w="144" w:type="dxa"/>
+              <w:right w:w="144" w:type="dxa"/>
+            </w:tcMar>
+            <w:vAlign w:val="center"/>
+          </w:tcPr>
+          <w:p>
+            <w:pPr>
+              <w:jc w:val="left"/>
+              <w:rPr>
+                <w:b w:val="1"/>
+                <w:bCs w:val="1"/>
+                <w:color w:val="000000"/>
+              </w:rPr>
+            </w:pPr>
+            <w:r>
+              <w:rPr>
+                <w:rFonts w:hint="eastAsia" w:ascii="微软雅黑" w:hAnsi="微软雅黑" w:eastAsia="微软雅黑" w:cs="微软雅黑"/>
+                <w:b w:val="1"/>
+                <w:color w:val="000000"/>
+                <w:sz w:val="20"/>
+              </w:rPr>
+              <w:t>实测值</w:t>
+            </w:r>
+          </w:p>
+        </w:tc>
+        <w:tc>
+          <w:tcPr>
+            <w:tcW w:w="2768" w:type="dxa"/>
+            <w:tcBorders>
+              <w:top w:val="single" w:color="cccccc" w:sz="6"/>
+              <w:left w:val="single" w:color="cccccc" w:sz="6"/>
+              <w:bottom w:val="single" w:color="cccccc" w:sz="6"/>
+              <w:right w:val="single" w:color="cccccc" w:sz="6"/>
+            </w:tcBorders>
+            <w:shd w:val="clear" w:fill="f5f7fa"/>
+            <w:tcMar>
+              <w:top w:w="144" w:type="dxa"/>
+              <w:left w:w="144" w:type="dxa"/>
+              <w:bottom w:w="144" w:type="dxa"/>
+              <w:right w:w="144" w:type="dxa"/>
+            </w:tcMar>
+            <w:vAlign w:val="center"/>
+          </w:tcPr>
+          <w:p>
+            <w:pPr>
+              <w:jc w:val="left"/>
+              <w:rPr>
+                <w:b w:val="1"/>
+                <w:bCs w:val="1"/>
+                <w:color w:val="000000"/>
+              </w:rPr>
+            </w:pPr>
+            <w:r>
+              <w:rPr>
+                <w:rFonts w:hint="eastAsia" w:ascii="微软雅黑" w:hAnsi="微软雅黑" w:eastAsia="微软雅黑" w:cs="微软雅黑"/>
+                <w:b w:val="1"/>
+                <w:color w:val="000000"/>
+                <w:sz w:val="20"/>
+              </w:rPr>
+              <w:t>支撑本文的哪条结论</w:t>
+            </w:r>
+          </w:p>
+        </w:tc>
+      </w:tr>
+      <w:tr>
+        <w:trPr/>
+        <w:tc>
+          <w:tcPr>
+            <w:tcW w:w="2768" w:type="dxa"/>
+            <w:tcBorders>
+              <w:top w:val="single" w:color="cccccc" w:sz="6"/>
+              <w:left w:val="single" w:color="cccccc" w:sz="6"/>
+              <w:bottom w:val="single" w:color="cccccc" w:sz="6"/>
+              <w:right w:val="single" w:color="cccccc" w:sz="6"/>
+            </w:tcBorders>
+            <w:tcMar>
+              <w:top w:w="144" w:type="dxa"/>
+              <w:left w:w="144" w:type="dxa"/>
+              <w:bottom w:w="144" w:type="dxa"/>
+              <w:right w:w="144" w:type="dxa"/>
+            </w:tcMar>
+            <w:vAlign w:val="center"/>
+          </w:tcPr>
+          <w:p>
+            <w:pPr>
+              <w:jc w:val="left"/>
+              <w:rPr>
+                <w:color w:val="000000"/>
+              </w:rPr>
+            </w:pPr>
+            <w:r>
+              <w:rPr>
+                <w:rFonts w:hint="eastAsia" w:ascii="微软雅黑" w:hAnsi="微软雅黑" w:eastAsia="微软雅黑" w:cs="微软雅黑"/>
+                <w:color w:val="000000"/>
+                <w:sz w:val="20"/>
+              </w:rPr>
+              <w:t>PySide6 版本</w:t>
+            </w:r>
+          </w:p>
+        </w:tc>
+        <w:tc>
+          <w:tcPr>
+            <w:tcW w:w="2768" w:type="dxa"/>
+            <w:tcBorders>
+              <w:top w:val="single" w:color="cccccc" w:sz="6"/>
+              <w:left w:val="single" w:color="cccccc" w:sz="6"/>
+              <w:bottom w:val="single" w:color="cccccc" w:sz="6"/>
+              <w:right w:val="single" w:color="cccccc" w:sz="6"/>
+            </w:tcBorders>
+            <w:tcMar>
+              <w:top w:w="144" w:type="dxa"/>
+              <w:left w:w="144" w:type="dxa"/>
+              <w:bottom w:w="144" w:type="dxa"/>
+              <w:right w:w="144" w:type="dxa"/>
+            </w:tcMar>
+            <w:vAlign w:val="center"/>
+          </w:tcPr>
+          <w:p>
+            <w:pPr>
+              <w:jc w:val="left"/>
+              <w:rPr>
+                <w:color w:val="000000"/>
+              </w:rPr>
+            </w:pPr>
+            <w:r>
+              <w:rPr>
+                <w:rFonts w:ascii="微软雅黑" w:hAnsi="微软雅黑" w:eastAsia="微软雅黑" w:cs="微软雅黑"/>
+                <w:color w:val="000000"/>
+                <w:sz w:val="20"/>
+              </w:rPr>
+              <w:t>6.12.0</w:t>
+            </w:r>
+          </w:p>
+        </w:tc>
+        <w:tc>
+          <w:tcPr>
+            <w:tcW w:w="2768" w:type="dxa"/>
+            <w:tcBorders>
+              <w:top w:val="single" w:color="cccccc" w:sz="6"/>
+              <w:left w:val="single" w:color="cccccc" w:sz="6"/>
+              <w:bottom w:val="single" w:color="cccccc" w:sz="6"/>
+              <w:right w:val="single" w:color="cccccc" w:sz="6"/>
+            </w:tcBorders>
+            <w:tcMar>
+              <w:top w:w="144" w:type="dxa"/>
+              <w:left w:w="144" w:type="dxa"/>
+              <w:bottom w:w="144" w:type="dxa"/>
+              <w:right w:w="144" w:type="dxa"/>
+            </w:tcMar>
+            <w:vAlign w:val="center"/>
+          </w:tcPr>
+          <w:p>
+            <w:pPr>
+              <w:jc w:val="left"/>
+              <w:rPr>
+                <w:color w:val="000000"/>
+              </w:rPr>
+            </w:pPr>
+            <w:r>
+              <w:rPr>
+                <w:rFonts w:hint="eastAsia" w:ascii="微软雅黑" w:hAnsi="微软雅黑" w:eastAsia="微软雅黑" w:cs="微软雅黑"/>
+                <w:color w:val="000000"/>
+                <w:sz w:val="20"/>
+              </w:rPr>
+              <w:t>4.4 节的版本策略落在实处，不需要回退 Tkinter</w:t>
+            </w:r>
+          </w:p>
+        </w:tc>
+      </w:tr>
+      <w:tr>
+        <w:trPr/>
+        <w:tc>
+          <w:tcPr>
+            <w:tcW w:w="2768" w:type="dxa"/>
+            <w:tcBorders>
+              <w:top w:val="single" w:color="cccccc" w:sz="6"/>
+              <w:left w:val="single" w:color="cccccc" w:sz="6"/>
+              <w:bottom w:val="single" w:color="cccccc" w:sz="6"/>
+              <w:right w:val="single" w:color="cccccc" w:sz="6"/>
+            </w:tcBorders>
+            <w:tcMar>
+              <w:top w:w="144" w:type="dxa"/>
+              <w:left w:w="144" w:type="dxa"/>
+              <w:bottom w:w="144" w:type="dxa"/>
+              <w:right w:w="144" w:type="dxa"/>
+            </w:tcMar>
+            <w:vAlign w:val="center"/>
+          </w:tcPr>
+          <w:p>
+            <w:pPr>
+              <w:jc w:val="left"/>
+              <w:rPr>
+                <w:color w:val="000000"/>
+              </w:rPr>
+            </w:pPr>
+            <w:r>
+              <w:rPr>
+                <w:rFonts w:hint="eastAsia" w:ascii="微软雅黑" w:hAnsi="微软雅黑" w:eastAsia="微软雅黑" w:cs="微软雅黑"/>
+                <w:color w:val="000000"/>
+                <w:sz w:val="20"/>
+              </w:rPr>
+              <w:t>Qt 运行时版本</w:t>
+            </w:r>
+          </w:p>
+        </w:tc>
+        <w:tc>
+          <w:tcPr>
+            <w:tcW w:w="2768" w:type="dxa"/>
+            <w:tcBorders>
+              <w:top w:val="single" w:color="cccccc" w:sz="6"/>
+              <w:left w:val="single" w:color="cccccc" w:sz="6"/>
+              <w:bottom w:val="single" w:color="cccccc" w:sz="6"/>
+              <w:right w:val="single" w:color="cccccc" w:sz="6"/>
+            </w:tcBorders>
+            <w:tcMar>
+              <w:top w:w="144" w:type="dxa"/>
+              <w:left w:w="144" w:type="dxa"/>
+              <w:bottom w:w="144" w:type="dxa"/>
+              <w:right w:w="144" w:type="dxa"/>
+            </w:tcMar>
+            <w:vAlign w:val="center"/>
+          </w:tcPr>
+          <w:p>
+            <w:pPr>
+              <w:jc w:val="left"/>
+              <w:rPr>
+                <w:color w:val="000000"/>
+              </w:rPr>
+            </w:pPr>
+            <w:r>
+              <w:rPr>
+                <w:rFonts w:ascii="微软雅黑" w:hAnsi="微软雅黑" w:eastAsia="微软雅黑" w:cs="微软雅黑"/>
+                <w:color w:val="000000"/>
+                <w:sz w:val="20"/>
+              </w:rPr>
+              <w:t>6.12.0</w:t>
+            </w:r>
+          </w:p>
+        </w:tc>
+        <w:tc>
+          <w:tcPr>
+            <w:tcW w:w="2768" w:type="dxa"/>
+            <w:tcBorders>
+              <w:top w:val="single" w:color="cccccc" w:sz="6"/>
+              <w:left w:val="single" w:color="cccccc" w:sz="6"/>
+              <w:bottom w:val="single" w:color="cccccc" w:sz="6"/>
+              <w:right w:val="single" w:color="cccccc" w:sz="6"/>
+            </w:tcBorders>
+            <w:tcMar>
+              <w:top w:w="144" w:type="dxa"/>
+              <w:left w:w="144" w:type="dxa"/>
+              <w:bottom w:w="144" w:type="dxa"/>
+              <w:right w:w="144" w:type="dxa"/>
+            </w:tcMar>
+            <w:vAlign w:val="center"/>
+          </w:tcPr>
+          <w:p>
+            <w:pPr>
+              <w:jc w:val="left"/>
+              <w:rPr>
+                <w:color w:val="000000"/>
+              </w:rPr>
+            </w:pPr>
+            <w:r>
+              <w:rPr>
+                <w:rFonts w:hint="eastAsia" w:ascii="微软雅黑" w:hAnsi="微软雅黑" w:eastAsia="微软雅黑" w:cs="微软雅黑"/>
+                <w:color w:val="000000"/>
+                <w:sz w:val="20"/>
+              </w:rPr>
+              <w:t>与 Python 包版本一致，排除「包与运行库版本错配」</w:t>
+            </w:r>
+          </w:p>
+        </w:tc>
+      </w:tr>
+      <w:tr>
+        <w:trPr/>
+        <w:tc>
+          <w:tcPr>
+            <w:tcW w:w="2768" w:type="dxa"/>
+            <w:tcBorders>
+              <w:top w:val="single" w:color="cccccc" w:sz="6"/>
+              <w:left w:val="single" w:color="cccccc" w:sz="6"/>
+              <w:bottom w:val="single" w:color="cccccc" w:sz="6"/>
+              <w:right w:val="single" w:color="cccccc" w:sz="6"/>
+            </w:tcBorders>
+            <w:tcMar>
+              <w:top w:w="144" w:type="dxa"/>
+              <w:left w:w="144" w:type="dxa"/>
+              <w:bottom w:w="144" w:type="dxa"/>
+              <w:right w:w="144" w:type="dxa"/>
+            </w:tcMar>
+            <w:vAlign w:val="center"/>
+          </w:tcPr>
+          <w:p>
+            <w:pPr>
+              <w:jc w:val="left"/>
+              <w:rPr>
+                <w:color w:val="000000"/>
+              </w:rPr>
+            </w:pPr>
+            <w:r>
+              <w:rPr>
+                <w:rFonts w:hint="eastAsia" w:ascii="微软雅黑" w:hAnsi="微软雅黑" w:eastAsia="微软雅黑" w:cs="微软雅黑"/>
+                <w:color w:val="000000"/>
+                <w:sz w:val="20"/>
+              </w:rPr>
+              <w:t>包目录体积</w:t>
+            </w:r>
+          </w:p>
+        </w:tc>
+        <w:tc>
+          <w:tcPr>
+            <w:tcW w:w="2768" w:type="dxa"/>
+            <w:tcBorders>
+              <w:top w:val="single" w:color="cccccc" w:sz="6"/>
+              <w:left w:val="single" w:color="cccccc" w:sz="6"/>
+              <w:bottom w:val="single" w:color="cccccc" w:sz="6"/>
+              <w:right w:val="single" w:color="cccccc" w:sz="6"/>
+            </w:tcBorders>
+            <w:tcMar>
+              <w:top w:w="144" w:type="dxa"/>
+              <w:left w:w="144" w:type="dxa"/>
+              <w:bottom w:w="144" w:type="dxa"/>
+              <w:right w:w="144" w:type="dxa"/>
+            </w:tcMar>
+            <w:vAlign w:val="center"/>
+          </w:tcPr>
+          <w:p>
+            <w:pPr>
+              <w:jc w:val="left"/>
+              <w:rPr>
+                <w:color w:val="000000"/>
+              </w:rPr>
+            </w:pPr>
+            <w:r>
+              <w:rPr>
+                <w:rFonts w:ascii="微软雅黑" w:hAnsi="微软雅黑" w:eastAsia="微软雅黑" w:cs="微软雅黑"/>
+                <w:color w:val="000000"/>
+                <w:sz w:val="20"/>
+              </w:rPr>
+              <w:t>646.7 MB</w:t>
+            </w:r>
+          </w:p>
+        </w:tc>
+        <w:tc>
+          <w:tcPr>
+            <w:tcW w:w="2768" w:type="dxa"/>
+            <w:tcBorders>
+              <w:top w:val="single" w:color="cccccc" w:sz="6"/>
+              <w:left w:val="single" w:color="cccccc" w:sz="6"/>
+              <w:bottom w:val="single" w:color="cccccc" w:sz="6"/>
+              <w:right w:val="single" w:color="cccccc" w:sz="6"/>
+            </w:tcBorders>
+            <w:tcMar>
+              <w:top w:w="144" w:type="dxa"/>
+              <w:left w:w="144" w:type="dxa"/>
+              <w:bottom w:w="144" w:type="dxa"/>
+              <w:right w:w="144" w:type="dxa"/>
+            </w:tcMar>
+            <w:vAlign w:val="center"/>
+          </w:tcPr>
+          <w:p>
+            <w:pPr>
+              <w:jc w:val="left"/>
+              <w:rPr>
+                <w:color w:val="000000"/>
+              </w:rPr>
+            </w:pPr>
+            <w:r>
+              <w:rPr>
+                <w:rFonts w:hint="eastAsia" w:ascii="微软雅黑" w:hAnsi="微软雅黑" w:eastAsia="微软雅黑" w:cs="微软雅黑"/>
+                <w:color w:val="000000"/>
+                <w:sz w:val="20"/>
+              </w:rPr>
+              <w:t>4.4 节第三方包合规处理的量化依据</w:t>
+            </w:r>
+          </w:p>
+        </w:tc>
+      </w:tr>
+      <w:tr>
+        <w:trPr/>
+        <w:tc>
+          <w:tcPr>
+            <w:tcW w:w="2768" w:type="dxa"/>
+            <w:tcBorders>
+              <w:top w:val="single" w:color="cccccc" w:sz="6"/>
+              <w:left w:val="single" w:color="cccccc" w:sz="6"/>
+              <w:bottom w:val="single" w:color="cccccc" w:sz="6"/>
+              <w:right w:val="single" w:color="cccccc" w:sz="6"/>
+            </w:tcBorders>
+            <w:tcMar>
+              <w:top w:w="144" w:type="dxa"/>
+              <w:left w:w="144" w:type="dxa"/>
+              <w:bottom w:w="144" w:type="dxa"/>
+              <w:right w:w="144" w:type="dxa"/>
+            </w:tcMar>
+            <w:vAlign w:val="center"/>
+          </w:tcPr>
+          <w:p>
+            <w:pPr>
+              <w:jc w:val="left"/>
+              <w:rPr>
+                <w:color w:val="000000"/>
+              </w:rPr>
+            </w:pPr>
+            <w:r>
+              <w:rPr>
+                <w:rFonts w:hint="eastAsia" w:ascii="微软雅黑" w:hAnsi="微软雅黑" w:eastAsia="微软雅黑" w:cs="微软雅黑"/>
+                <w:color w:val="000000"/>
+                <w:sz w:val="20"/>
+              </w:rPr>
+              <w:t>周起始设为周一</w:t>
+            </w:r>
+          </w:p>
+        </w:tc>
+        <w:tc>
+          <w:tcPr>
+            <w:tcW w:w="2768" w:type="dxa"/>
+            <w:tcBorders>
+              <w:top w:val="single" w:color="cccccc" w:sz="6"/>
+              <w:left w:val="single" w:color="cccccc" w:sz="6"/>
+              <w:bottom w:val="single" w:color="cccccc" w:sz="6"/>
+              <w:right w:val="single" w:color="cccccc" w:sz="6"/>
+            </w:tcBorders>
+            <w:tcMar>
+              <w:top w:w="144" w:type="dxa"/>
+              <w:left w:w="144" w:type="dxa"/>
+              <w:bottom w:w="144" w:type="dxa"/>
+              <w:right w:w="144" w:type="dxa"/>
+            </w:tcMar>
+            <w:vAlign w:val="center"/>
+          </w:tcPr>
+          <w:p>
+            <w:pPr>
+              <w:jc w:val="left"/>
+              <w:rPr>
+                <w:color w:val="000000"/>
+              </w:rPr>
+            </w:pPr>
+            <w:r>
+              <w:rPr>
+                <w:rFonts w:hint="eastAsia" w:ascii="微软雅黑" w:hAnsi="微软雅黑" w:eastAsia="微软雅黑" w:cs="微软雅黑"/>
+                <w:color w:val="000000"/>
+                <w:sz w:val="20"/>
+              </w:rPr>
+              <w:t xml:space="preserve">生效（读回为 </w:t>
+            </w:r>
+            <w:r>
+              <w:rPr>
+                <w:rFonts w:ascii="Consolas" w:hAnsi="Consolas" w:eastAsia="Consolas" w:cs="Consolas"/>
+                <w:color w:val="000000"/>
+                <w:sz w:val="20"/>
+              </w:rPr>
+              <w:t>DayOfWeek.Monday</w:t>
+            </w:r>
+            <w:r>
+              <w:rPr>
+                <w:rFonts w:hint="eastAsia" w:ascii="微软雅黑" w:hAnsi="微软雅黑" w:eastAsia="微软雅黑" w:cs="微软雅黑"/>
+                <w:color w:val="000000"/>
+                <w:sz w:val="20"/>
+              </w:rPr>
+              <w:t>）</w:t>
+            </w:r>
+          </w:p>
+        </w:tc>
+        <w:tc>
+          <w:tcPr>
+            <w:tcW w:w="2768" w:type="dxa"/>
+            <w:tcBorders>
+              <w:top w:val="single" w:color="cccccc" w:sz="6"/>
+              <w:left w:val="single" w:color="cccccc" w:sz="6"/>
+              <w:bottom w:val="single" w:color="cccccc" w:sz="6"/>
+              <w:right w:val="single" w:color="cccccc" w:sz="6"/>
+            </w:tcBorders>
+            <w:tcMar>
+              <w:top w:w="144" w:type="dxa"/>
+              <w:left w:w="144" w:type="dxa"/>
+              <w:bottom w:w="144" w:type="dxa"/>
+              <w:right w:w="144" w:type="dxa"/>
+            </w:tcMar>
+            <w:vAlign w:val="center"/>
+          </w:tcPr>
+          <w:p>
+            <w:pPr>
+              <w:jc w:val="left"/>
+              <w:rPr>
+                <w:color w:val="000000"/>
+              </w:rPr>
+            </w:pPr>
+            <w:r>
+              <w:rPr>
+                <w:rFonts w:hint="eastAsia" w:ascii="微软雅黑" w:hAnsi="微软雅黑" w:eastAsia="微软雅黑" w:cs="微软雅黑"/>
+                <w:color w:val="000000"/>
+                <w:sz w:val="20"/>
+              </w:rPr>
+              <w:t>5.2 节的国内日历习惯</w:t>
+            </w:r>
+          </w:p>
+        </w:tc>
+      </w:tr>
+      <w:tr>
+        <w:trPr/>
+        <w:tc>
+          <w:tcPr>
+            <w:tcW w:w="2768" w:type="dxa"/>
+            <w:tcBorders>
+              <w:top w:val="single" w:color="cccccc" w:sz="6"/>
+              <w:left w:val="single" w:color="cccccc" w:sz="6"/>
+              <w:bottom w:val="single" w:color="cccccc" w:sz="6"/>
+              <w:right w:val="single" w:color="cccccc" w:sz="6"/>
+            </w:tcBorders>
+            <w:tcMar>
+              <w:top w:w="144" w:type="dxa"/>
+              <w:left w:w="144" w:type="dxa"/>
+              <w:bottom w:w="144" w:type="dxa"/>
+              <w:right w:w="144" w:type="dxa"/>
+            </w:tcMar>
+            <w:vAlign w:val="center"/>
+          </w:tcPr>
+          <w:p>
+            <w:pPr>
+              <w:jc w:val="left"/>
+              <w:rPr>
+                <w:color w:val="000000"/>
+              </w:rPr>
+            </w:pPr>
+            <w:r>
+              <w:rPr>
+                <w:rFonts w:hint="eastAsia" w:ascii="微软雅黑" w:hAnsi="微软雅黑" w:eastAsia="微软雅黑" w:cs="微软雅黑"/>
+                <w:color w:val="000000"/>
+                <w:sz w:val="20"/>
+              </w:rPr>
+              <w:t>2028 年 2 月</w:t>
+            </w:r>
+          </w:p>
+        </w:tc>
+        <w:tc>
+          <w:tcPr>
+            <w:tcW w:w="2768" w:type="dxa"/>
+            <w:tcBorders>
+              <w:top w:val="single" w:color="cccccc" w:sz="6"/>
+              <w:left w:val="single" w:color="cccccc" w:sz="6"/>
+              <w:bottom w:val="single" w:color="cccccc" w:sz="6"/>
+              <w:right w:val="single" w:color="cccccc" w:sz="6"/>
+            </w:tcBorders>
+            <w:tcMar>
+              <w:top w:w="144" w:type="dxa"/>
+              <w:left w:w="144" w:type="dxa"/>
+              <w:bottom w:w="144" w:type="dxa"/>
+              <w:right w:w="144" w:type="dxa"/>
+            </w:tcMar>
+            <w:vAlign w:val="center"/>
+          </w:tcPr>
+          <w:p>
+            <w:pPr>
+              <w:jc w:val="left"/>
+              <w:rPr>
+                <w:color w:val="000000"/>
+              </w:rPr>
+            </w:pPr>
+            <w:r>
+              <w:rPr>
+                <w:rFonts w:hint="eastAsia" w:ascii="微软雅黑" w:hAnsi="微软雅黑" w:eastAsia="微软雅黑" w:cs="微软雅黑"/>
+                <w:color w:val="000000"/>
+                <w:sz w:val="20"/>
+              </w:rPr>
+              <w:t xml:space="preserve">29 天，可选中 </w:t>
+            </w:r>
+            <w:r>
+              <w:rPr>
+                <w:rFonts w:ascii="Consolas" w:hAnsi="Consolas" w:eastAsia="Consolas" w:cs="Consolas"/>
+                <w:color w:val="000000"/>
+                <w:sz w:val="20"/>
+              </w:rPr>
+              <w:t>2028-02-29</w:t>
+            </w:r>
+          </w:p>
+        </w:tc>
+        <w:tc>
+          <w:tcPr>
+            <w:tcW w:w="2768" w:type="dxa"/>
+            <w:tcBorders>
+              <w:top w:val="single" w:color="cccccc" w:sz="6"/>
+              <w:left w:val="single" w:color="cccccc" w:sz="6"/>
+              <w:bottom w:val="single" w:color="cccccc" w:sz="6"/>
+              <w:right w:val="single" w:color="cccccc" w:sz="6"/>
+            </w:tcBorders>
+            <w:tcMar>
+              <w:top w:w="144" w:type="dxa"/>
+              <w:left w:w="144" w:type="dxa"/>
+              <w:bottom w:w="144" w:type="dxa"/>
+              <w:right w:w="144" w:type="dxa"/>
+            </w:tcMar>
+            <w:vAlign w:val="center"/>
+          </w:tcPr>
+          <w:p>
+            <w:pPr>
+              <w:jc w:val="left"/>
+              <w:rPr>
+                <w:color w:val="000000"/>
+              </w:rPr>
+            </w:pPr>
+            <w:r>
+              <w:rPr>
+                <w:rFonts w:hint="eastAsia" w:ascii="微软雅黑" w:hAnsi="微软雅黑" w:eastAsia="微软雅黑" w:cs="微软雅黑"/>
+                <w:color w:val="000000"/>
+                <w:sz w:val="20"/>
+              </w:rPr>
+              <w:t>V-07 的闰年分支，提前拿到证据而不必等到界面写完</w:t>
+            </w:r>
+          </w:p>
+        </w:tc>
+      </w:tr>
+      <w:tr>
+        <w:trPr/>
+        <w:tc>
+          <w:tcPr>
+            <w:tcW w:w="2768" w:type="dxa"/>
+            <w:tcBorders>
+              <w:top w:val="single" w:color="cccccc" w:sz="6"/>
+              <w:left w:val="single" w:color="cccccc" w:sz="6"/>
+              <w:bottom w:val="single" w:color="cccccc" w:sz="6"/>
+              <w:right w:val="single" w:color="cccccc" w:sz="6"/>
+            </w:tcBorders>
+            <w:tcMar>
+              <w:top w:w="144" w:type="dxa"/>
+              <w:left w:w="144" w:type="dxa"/>
+              <w:bottom w:w="144" w:type="dxa"/>
+              <w:right w:w="144" w:type="dxa"/>
+            </w:tcMar>
+            <w:vAlign w:val="center"/>
+          </w:tcPr>
+          <w:p>
+            <w:pPr>
+              <w:jc w:val="left"/>
+              <w:rPr>
+                <w:color w:val="000000"/>
+              </w:rPr>
+            </w:pPr>
+            <w:r>
+              <w:rPr>
+                <w:rFonts w:ascii="Consolas" w:hAnsi="Consolas" w:eastAsia="Consolas" w:cs="Consolas"/>
+                <w:color w:val="000000"/>
+                <w:sz w:val="20"/>
+              </w:rPr>
+              <w:t>QTableWidget</w:t>
+            </w:r>
+          </w:p>
+        </w:tc>
+        <w:tc>
+          <w:tcPr>
+            <w:tcW w:w="2768" w:type="dxa"/>
+            <w:tcBorders>
+              <w:top w:val="single" w:color="cccccc" w:sz="6"/>
+              <w:left w:val="single" w:color="cccccc" w:sz="6"/>
+              <w:bottom w:val="single" w:color="cccccc" w:sz="6"/>
+              <w:right w:val="single" w:color="cccccc" w:sz="6"/>
+            </w:tcBorders>
+            <w:tcMar>
+              <w:top w:w="144" w:type="dxa"/>
+              <w:left w:w="144" w:type="dxa"/>
+              <w:bottom w:w="144" w:type="dxa"/>
+              <w:right w:w="144" w:type="dxa"/>
+            </w:tcMar>
+            <w:vAlign w:val="center"/>
+          </w:tcPr>
+          <w:p>
+            <w:pPr>
+              <w:jc w:val="left"/>
+              <w:rPr>
+                <w:color w:val="000000"/>
+              </w:rPr>
+            </w:pPr>
+            <w:r>
+              <w:rPr>
+                <w:rFonts w:hint="eastAsia" w:ascii="微软雅黑" w:hAnsi="微软雅黑" w:eastAsia="微软雅黑" w:cs="微软雅黑"/>
+                <w:color w:val="000000"/>
+                <w:sz w:val="20"/>
+              </w:rPr>
+              <w:t>三列建立正常</w:t>
+            </w:r>
+          </w:p>
+        </w:tc>
+        <w:tc>
+          <w:tcPr>
+            <w:tcW w:w="2768" w:type="dxa"/>
+            <w:tcBorders>
+              <w:top w:val="single" w:color="cccccc" w:sz="6"/>
+              <w:left w:val="single" w:color="cccccc" w:sz="6"/>
+              <w:bottom w:val="single" w:color="cccccc" w:sz="6"/>
+              <w:right w:val="single" w:color="cccccc" w:sz="6"/>
+            </w:tcBorders>
+            <w:tcMar>
+              <w:top w:w="144" w:type="dxa"/>
+              <w:left w:w="144" w:type="dxa"/>
+              <w:bottom w:w="144" w:type="dxa"/>
+              <w:right w:w="144" w:type="dxa"/>
+            </w:tcMar>
+            <w:vAlign w:val="center"/>
+          </w:tcPr>
+          <w:p>
+            <w:pPr>
+              <w:jc w:val="left"/>
+              <w:rPr>
+                <w:color w:val="000000"/>
+              </w:rPr>
+            </w:pPr>
+            <w:r>
+              <w:rPr>
+                <w:rFonts w:hint="eastAsia" w:ascii="微软雅黑" w:hAnsi="微软雅黑" w:eastAsia="微软雅黑" w:cs="微软雅黑"/>
+                <w:color w:val="000000"/>
+                <w:sz w:val="20"/>
+              </w:rPr>
+              <w:t>5.3 节列表组件</w:t>
+            </w:r>
+          </w:p>
+        </w:tc>
+      </w:tr>
+      <w:tr>
+        <w:trPr/>
+        <w:tc>
+          <w:tcPr>
+            <w:tcW w:w="2768" w:type="dxa"/>
+            <w:tcBorders>
+              <w:top w:val="single" w:color="cccccc" w:sz="6"/>
+              <w:left w:val="single" w:color="cccccc" w:sz="6"/>
+              <w:bottom w:val="single" w:color="cccccc" w:sz="6"/>
+              <w:right w:val="single" w:color="cccccc" w:sz="6"/>
+            </w:tcBorders>
+            <w:tcMar>
+              <w:top w:w="144" w:type="dxa"/>
+              <w:left w:w="144" w:type="dxa"/>
+              <w:bottom w:w="144" w:type="dxa"/>
+              <w:right w:w="144" w:type="dxa"/>
+            </w:tcMar>
+            <w:vAlign w:val="center"/>
+          </w:tcPr>
+          <w:p>
+            <w:pPr>
+              <w:jc w:val="left"/>
+              <w:rPr>
+                <w:color w:val="000000"/>
+              </w:rPr>
+            </w:pPr>
+            <w:r>
+              <w:rPr>
+                <w:rFonts w:ascii="Consolas" w:hAnsi="Consolas" w:eastAsia="Consolas" w:cs="Consolas"/>
+                <w:color w:val="000000"/>
+                <w:sz w:val="20"/>
+              </w:rPr>
+              <w:t>QLineEdit</w:t>
+            </w:r>
+          </w:p>
+        </w:tc>
+        <w:tc>
+          <w:tcPr>
+            <w:tcW w:w="2768" w:type="dxa"/>
+            <w:tcBorders>
+              <w:top w:val="single" w:color="cccccc" w:sz="6"/>
+              <w:left w:val="single" w:color="cccccc" w:sz="6"/>
+              <w:bottom w:val="single" w:color="cccccc" w:sz="6"/>
+              <w:right w:val="single" w:color="cccccc" w:sz="6"/>
+            </w:tcBorders>
+            <w:tcMar>
+              <w:top w:w="144" w:type="dxa"/>
+              <w:left w:w="144" w:type="dxa"/>
+              <w:bottom w:w="144" w:type="dxa"/>
+              <w:right w:w="144" w:type="dxa"/>
+            </w:tcMar>
+            <w:vAlign w:val="center"/>
+          </w:tcPr>
+          <w:p>
+            <w:pPr>
+              <w:jc w:val="left"/>
+              <w:rPr>
+                <w:color w:val="000000"/>
+              </w:rPr>
+            </w:pPr>
+            <w:r>
+              <w:rPr>
+                <w:rFonts w:hint="eastAsia" w:ascii="微软雅黑" w:hAnsi="微软雅黑" w:eastAsia="微软雅黑" w:cs="微软雅黑"/>
+                <w:color w:val="000000"/>
+                <w:sz w:val="20"/>
+              </w:rPr>
+              <w:t xml:space="preserve">原样保留 </w:t>
+            </w:r>
+            <w:r>
+              <w:rPr>
+                <w:rFonts w:ascii="Consolas" w:hAnsi="Consolas" w:eastAsia="Consolas" w:cs="Consolas"/>
+                <w:color w:val="000000"/>
+                <w:sz w:val="20"/>
+              </w:rPr>
+              <w:t>2026/10/15</w:t>
+            </w:r>
+          </w:p>
+        </w:tc>
+        <w:tc>
+          <w:tcPr>
+            <w:tcW w:w="2768" w:type="dxa"/>
+            <w:tcBorders>
+              <w:top w:val="single" w:color="cccccc" w:sz="6"/>
+              <w:left w:val="single" w:color="cccccc" w:sz="6"/>
+              <w:bottom w:val="single" w:color="cccccc" w:sz="6"/>
+              <w:right w:val="single" w:color="cccccc" w:sz="6"/>
+            </w:tcBorders>
+            <w:tcMar>
+              <w:top w:w="144" w:type="dxa"/>
+              <w:left w:w="144" w:type="dxa"/>
+              <w:bottom w:w="144" w:type="dxa"/>
+              <w:right w:w="144" w:type="dxa"/>
+            </w:tcMar>
+            <w:vAlign w:val="center"/>
+          </w:tcPr>
+          <w:p>
+            <w:pPr>
+              <w:jc w:val="left"/>
+              <w:rPr>
+                <w:color w:val="000000"/>
+              </w:rPr>
+            </w:pPr>
+            <w:r>
+              <w:rPr>
+                <w:rFonts w:hint="eastAsia" w:ascii="微软雅黑" w:hAnsi="微软雅黑" w:eastAsia="微软雅黑" w:cs="微软雅黑"/>
+                <w:color w:val="000000"/>
+                <w:sz w:val="20"/>
+              </w:rPr>
+              <w:t xml:space="preserve">4.4 节「日期框不用 </w:t>
+            </w:r>
+            <w:r>
+              <w:rPr>
+                <w:rFonts w:ascii="Consolas" w:hAnsi="Consolas" w:eastAsia="Consolas" w:cs="Consolas"/>
+                <w:color w:val="000000"/>
+                <w:sz w:val="20"/>
+              </w:rPr>
+              <w:t>QDateEdit</w:t>
+            </w:r>
+            <w:r>
+              <w:rPr>
+                <w:rFonts w:hint="eastAsia" w:ascii="微软雅黑" w:hAnsi="微软雅黑" w:eastAsia="微软雅黑" w:cs="微软雅黑"/>
+                <w:color w:val="000000"/>
+                <w:sz w:val="20"/>
+              </w:rPr>
+              <w:t>」的实测依据</w:t>
+            </w:r>
+          </w:p>
+        </w:tc>
+      </w:tr>
+      <w:tr>
+        <w:trPr/>
+        <w:tc>
+          <w:tcPr>
+            <w:tcW w:w="2768" w:type="dxa"/>
+            <w:tcBorders>
+              <w:top w:val="single" w:color="cccccc" w:sz="6"/>
+              <w:left w:val="single" w:color="cccccc" w:sz="6"/>
+              <w:bottom w:val="single" w:color="cccccc" w:sz="6"/>
+              <w:right w:val="single" w:color="cccccc" w:sz="6"/>
+            </w:tcBorders>
+            <w:tcMar>
+              <w:top w:w="144" w:type="dxa"/>
+              <w:left w:w="144" w:type="dxa"/>
+              <w:bottom w:w="144" w:type="dxa"/>
+              <w:right w:w="144" w:type="dxa"/>
+            </w:tcMar>
+            <w:vAlign w:val="center"/>
+          </w:tcPr>
+          <w:p>
+            <w:pPr>
+              <w:jc w:val="left"/>
+              <w:rPr>
+                <w:color w:val="000000"/>
+              </w:rPr>
+            </w:pPr>
+            <w:r>
+              <w:rPr>
+                <w:rFonts w:ascii="Consolas" w:hAnsi="Consolas" w:eastAsia="Consolas" w:cs="Consolas"/>
+                <w:color w:val="000000"/>
+                <w:sz w:val="20"/>
+              </w:rPr>
+              <w:t>QDateEdit</w:t>
+            </w:r>
+            <w:r>
+              <w:rPr>
+                <w:rFonts w:hint="eastAsia" w:ascii="微软雅黑" w:hAnsi="微软雅黑" w:eastAsia="微软雅黑" w:cs="微软雅黑"/>
+                <w:color w:val="000000"/>
+                <w:sz w:val="20"/>
+              </w:rPr>
+              <w:t xml:space="preserve"> 显示格式</w:t>
+            </w:r>
+          </w:p>
+        </w:tc>
+        <w:tc>
+          <w:tcPr>
+            <w:tcW w:w="2768" w:type="dxa"/>
+            <w:tcBorders>
+              <w:top w:val="single" w:color="cccccc" w:sz="6"/>
+              <w:left w:val="single" w:color="cccccc" w:sz="6"/>
+              <w:bottom w:val="single" w:color="cccccc" w:sz="6"/>
+              <w:right w:val="single" w:color="cccccc" w:sz="6"/>
+            </w:tcBorders>
+            <w:tcMar>
+              <w:top w:w="144" w:type="dxa"/>
+              <w:left w:w="144" w:type="dxa"/>
+              <w:bottom w:w="144" w:type="dxa"/>
+              <w:right w:w="144" w:type="dxa"/>
+            </w:tcMar>
+            <w:vAlign w:val="center"/>
+          </w:tcPr>
+          <w:p>
+            <w:pPr>
+              <w:jc w:val="left"/>
+              <w:rPr>
+                <w:color w:val="000000"/>
+              </w:rPr>
+            </w:pPr>
+            <w:r>
+              <w:rPr>
+                <w:rFonts w:ascii="Consolas" w:hAnsi="Consolas" w:eastAsia="Consolas" w:cs="Consolas"/>
+                <w:color w:val="000000"/>
+                <w:sz w:val="20"/>
+              </w:rPr>
+              <w:t>yyyy-MM-dd</w:t>
+            </w:r>
+          </w:p>
+        </w:tc>
+        <w:tc>
+          <w:tcPr>
+            <w:tcW w:w="2768" w:type="dxa"/>
+            <w:tcBorders>
+              <w:top w:val="single" w:color="cccccc" w:sz="6"/>
+              <w:left w:val="single" w:color="cccccc" w:sz="6"/>
+              <w:bottom w:val="single" w:color="cccccc" w:sz="6"/>
+              <w:right w:val="single" w:color="cccccc" w:sz="6"/>
+            </w:tcBorders>
+            <w:tcMar>
+              <w:top w:w="144" w:type="dxa"/>
+              <w:left w:w="144" w:type="dxa"/>
+              <w:bottom w:w="144" w:type="dxa"/>
+              <w:right w:w="144" w:type="dxa"/>
+            </w:tcMar>
+            <w:vAlign w:val="center"/>
+          </w:tcPr>
+          <w:p>
+            <w:pPr>
+              <w:jc w:val="left"/>
+              <w:rPr>
+                <w:color w:val="000000"/>
+              </w:rPr>
+            </w:pPr>
+            <w:r>
+              <w:rPr>
+                <w:rFonts w:hint="eastAsia" w:ascii="微软雅黑" w:hAnsi="微软雅黑" w:eastAsia="微软雅黑" w:cs="微软雅黑"/>
+                <w:color w:val="000000"/>
+                <w:sz w:val="20"/>
+              </w:rPr>
+              <w:t>同上：它会按该格式先行强校验</w:t>
+            </w:r>
+          </w:p>
+        </w:tc>
+      </w:tr>
+    </w:tbl>
     <w:p>
       <w:pPr>
         <w:spacing w:after="144" w:line="384"/>
@@ -20349,105 +23005,7 @@
           <w:color w:val="000000"/>
           <w:sz w:val="24"/>
         </w:rPr>
-        <w:t xml:space="preserve"> design/ 三人的设计文档</w:t>
-      </w:r>
-    </w:p>
-    <w:p>
-      <w:pPr>
-        <w:pStyle w:val="000006"/>
-        <w:keepNext w:val="1"/>
-        <w:keepLines w:val="1"/>
-        <w:spacing w:before="216" w:beforeAutospacing="1" w:after="144" w:afterAutospacing="1" w:line="384"/>
-        <w:jc w:val="left"/>
-        <w:outlineLvl w:val="2"/>
-        <w:rPr>
-          <w:color w:val="000000"/>
-          <w:sz w:val="32"/>
-          <w:szCs w:val="32"/>
-        </w:rPr>
-      </w:pPr>
-      <w:r>
-        <w:rPr>
-          <w:rFonts w:hint="eastAsia" w:ascii="微软雅黑" w:hAnsi="微软雅黑" w:eastAsia="微软雅黑" w:cs="微软雅黑"/>
-          <w:b w:val="1"/>
-          <w:color w:val="000000"/>
-          <w:sz w:val="28"/>
-        </w:rPr>
-        <w:t>9.2　依赖管理与打包</w:t>
-      </w:r>
-    </w:p>
-    <w:p>
-      <w:pPr>
-        <w:spacing w:after="144" w:line="384"/>
-        <w:jc w:val="left"/>
-        <w:rPr>
-          <w:color w:val="000000"/>
-        </w:rPr>
-      </w:pPr>
-      <w:r>
-        <w:rPr>
-          <w:rFonts w:hint="eastAsia" w:ascii="微软雅黑" w:hAnsi="微软雅黑" w:eastAsia="微软雅黑" w:cs="微软雅黑"/>
-          <w:color w:val="000000"/>
-          <w:sz w:val="24"/>
-        </w:rPr>
-        <w:t xml:space="preserve">项目使用 uv 管理环境与依赖，采用源码布局并配置为可安装包。已确认 </w:t>
-      </w:r>
-      <w:r>
-        <w:rPr>
-          <w:rFonts w:ascii="Consolas" w:hAnsi="Consolas" w:eastAsia="Consolas" w:cs="Consolas"/>
-          <w:color w:val="000000"/>
-          <w:sz w:val="20"/>
-        </w:rPr>
-        <w:t>uv sync --dev --locked</w:t>
-      </w:r>
-      <w:r>
-        <w:rPr>
-          <w:rFonts w:hint="eastAsia" w:ascii="微软雅黑" w:hAnsi="微软雅黑" w:eastAsia="微软雅黑" w:cs="微软雅黑"/>
-          <w:color w:val="000000"/>
-          <w:sz w:val="24"/>
-        </w:rPr>
-        <w:t xml:space="preserve"> 在 Windows 上可复现安装，且包可被正确导入。开发依赖包括测试、代码检查与类型检查工具，均通过锁定文件固定版本，避免不同机器上的行为差异。</w:t>
-      </w:r>
-    </w:p>
-    <w:p>
-      <w:pPr>
-        <w:pStyle w:val="000006"/>
-        <w:keepNext w:val="1"/>
-        <w:keepLines w:val="1"/>
-        <w:spacing w:before="216" w:beforeAutospacing="1" w:after="144" w:afterAutospacing="1" w:line="384"/>
-        <w:jc w:val="left"/>
-        <w:outlineLvl w:val="2"/>
-        <w:rPr>
-          <w:color w:val="000000"/>
-          <w:sz w:val="32"/>
-          <w:szCs w:val="32"/>
-        </w:rPr>
-      </w:pPr>
-      <w:r>
-        <w:rPr>
-          <w:rFonts w:hint="eastAsia" w:ascii="微软雅黑" w:hAnsi="微软雅黑" w:eastAsia="微软雅黑" w:cs="微软雅黑"/>
-          <w:b w:val="1"/>
-          <w:color w:val="000000"/>
-          <w:sz w:val="28"/>
-        </w:rPr>
-        <w:t>9.3　代码质量门禁</w:t>
-      </w:r>
-    </w:p>
-    <w:p>
-      <w:pPr>
-        <w:spacing w:after="144" w:line="384"/>
-        <w:jc w:val="left"/>
-        <w:rPr>
-          <w:color w:val="000000"/>
-        </w:rPr>
-      </w:pPr>
-      <w:r>
-        <w:rPr>
-          <w:rFonts w:hint="eastAsia" w:ascii="微软雅黑" w:hAnsi="微软雅黑" w:eastAsia="微软雅黑" w:cs="微软雅黑"/>
-          <w:color w:val="000000"/>
-          <w:sz w:val="24"/>
-        </w:rPr>
-        <w:t>每次提交前执行以下检查，全部通过才进入合并请求：</w:t>
+        <w:t>两点值得写进结论：</w:t>
       </w:r>
     </w:p>
     <w:p>
@@ -20468,10 +23026,19 @@
       <w:r>
         <w:rPr>
           <w:rFonts w:hint="eastAsia" w:ascii="微软雅黑" w:hAnsi="微软雅黑" w:eastAsia="微软雅黑" w:cs="微软雅黑"/>
-          <w:color w:val="000000"/>
-          <w:sz w:val="24"/>
-        </w:rPr>
-        <w:t>依赖锁定一致性检查；</w:t>
+          <w:b w:val="1"/>
+          <w:color w:val="000000"/>
+          <w:sz w:val="24"/>
+        </w:rPr>
+        <w:t>闰年与周起始这两条不必等到界面写完才知道结果。</w:t>
+      </w:r>
+      <w:r>
+        <w:rPr>
+          <w:rFonts w:hint="eastAsia" w:ascii="微软雅黑" w:hAnsi="微软雅黑" w:eastAsia="微软雅黑" w:cs="微软雅黑"/>
+          <w:color w:val="000000"/>
+          <w:sz w:val="24"/>
+        </w:rPr>
+        <w:t xml:space="preserve"> 它们在控件层就被验证了，人工验收只剩下一件事——确认绘制出来的日历外观符合预期。</w:t>
       </w:r>
     </w:p>
     <w:p>
@@ -20492,21 +23059,57 @@
       <w:r>
         <w:rPr>
           <w:rFonts w:hint="eastAsia" w:ascii="微软雅黑" w:hAnsi="微软雅黑" w:eastAsia="微软雅黑" w:cs="微软雅黑"/>
-          <w:color w:val="000000"/>
-          <w:sz w:val="24"/>
-        </w:rPr>
-        <w:t>代码风格检查与格式检查；</w:t>
-      </w:r>
-    </w:p>
-    <w:p>
-      <w:pPr>
-        <w:numPr>
-          <w:ilvl w:val="0"/>
-          <w:numId w:val="7"/>
-        </w:numPr>
-        <w:pBdr>
-          <w:left w:space="24"/>
-        </w:pBdr>
+          <w:b w:val="1"/>
+          <w:color w:val="000000"/>
+          <w:sz w:val="24"/>
+        </w:rPr>
+        <w:t>Windows 侧通过不代表 Linux 侧通过。</w:t>
+      </w:r>
+      <w:r>
+        <w:rPr>
+          <w:rFonts w:ascii="Consolas" w:hAnsi="Consolas" w:eastAsia="Consolas" w:cs="Consolas"/>
+          <w:color w:val="000000"/>
+          <w:sz w:val="20"/>
+        </w:rPr>
+        <w:t>QApplication</w:t>
+      </w:r>
+      <w:r>
+        <w:rPr>
+          <w:rFonts w:hint="eastAsia" w:ascii="微软雅黑" w:hAnsi="微软雅黑" w:eastAsia="微软雅黑" w:cs="微软雅黑"/>
+          <w:color w:val="000000"/>
+          <w:sz w:val="24"/>
+        </w:rPr>
+        <w:t xml:space="preserve"> 在没有显示服务的环境里会失败，这正是 4.3 节「导入期不得创建窗口」那条约束的现实来源，也是 V-17 必须两个平台各跑一次的原因。</w:t>
+      </w:r>
+    </w:p>
+    <w:p>
+      <w:pPr>
+        <w:pStyle w:val="000005"/>
+        <w:keepNext w:val="1"/>
+        <w:keepLines w:val="1"/>
+        <w:spacing w:before="384" w:beforeAutospacing="1" w:after="216" w:afterAutospacing="1" w:line="384"/>
+        <w:jc w:val="left"/>
+        <w:outlineLvl w:val="1"/>
+        <w:rPr>
+          <w:color w:val="000000"/>
+          <w:sz w:val="32"/>
+          <w:szCs w:val="32"/>
+        </w:rPr>
+      </w:pPr>
+      <w:bookmarkStart w:id="9" w:name="section-9"/>
+      <w:r>
+        <w:rPr>
+          <w:rFonts w:hint="eastAsia" w:ascii="微软雅黑" w:hAnsi="微软雅黑" w:eastAsia="微软雅黑" w:cs="微软雅黑"/>
+          <w:b w:val="1"/>
+          <w:color w:val="000000"/>
+          <w:sz w:val="32"/>
+        </w:rPr>
+        <w:t>第 9 章　工程实现与代码组织</w:t>
+      </w:r>
+      <w:bookmarkEnd w:id="9"/>
+    </w:p>
+    <w:p>
+      <w:pPr>
         <w:spacing w:after="144" w:line="384"/>
         <w:jc w:val="left"/>
         <w:rPr>
@@ -20519,72 +23122,7 @@
           <w:color w:val="000000"/>
           <w:sz w:val="24"/>
         </w:rPr>
-        <w:t>字节码编译检查；</w:t>
-      </w:r>
-    </w:p>
-    <w:p>
-      <w:pPr>
-        <w:numPr>
-          <w:ilvl w:val="0"/>
-          <w:numId w:val="7"/>
-        </w:numPr>
-        <w:pBdr>
-          <w:left w:space="24"/>
-        </w:pBdr>
-        <w:spacing w:after="144" w:line="384"/>
-        <w:jc w:val="left"/>
-        <w:rPr>
-          <w:color w:val="000000"/>
-        </w:rPr>
-      </w:pPr>
-      <w:r>
-        <w:rPr>
-          <w:rFonts w:hint="eastAsia" w:ascii="微软雅黑" w:hAnsi="微软雅黑" w:eastAsia="微软雅黑" w:cs="微软雅黑"/>
-          <w:color w:val="000000"/>
-          <w:sz w:val="24"/>
-        </w:rPr>
-        <w:t>单元测试；</w:t>
-      </w:r>
-    </w:p>
-    <w:p>
-      <w:pPr>
-        <w:numPr>
-          <w:ilvl w:val="0"/>
-          <w:numId w:val="7"/>
-        </w:numPr>
-        <w:pBdr>
-          <w:left w:space="24"/>
-        </w:pBdr>
-        <w:spacing w:after="144" w:line="384"/>
-        <w:jc w:val="left"/>
-        <w:rPr>
-          <w:color w:val="000000"/>
-        </w:rPr>
-      </w:pPr>
-      <w:r>
-        <w:rPr>
-          <w:rFonts w:hint="eastAsia" w:ascii="微软雅黑" w:hAnsi="微软雅黑" w:eastAsia="微软雅黑" w:cs="微软雅黑"/>
-          <w:color w:val="000000"/>
-          <w:sz w:val="24"/>
-        </w:rPr>
-        <w:t>类型检查。</w:t>
-      </w:r>
-    </w:p>
-    <w:p>
-      <w:pPr>
-        <w:spacing w:after="144" w:line="384"/>
-        <w:jc w:val="left"/>
-        <w:rPr>
-          <w:color w:val="000000"/>
-        </w:rPr>
-      </w:pPr>
-      <w:r>
-        <w:rPr>
-          <w:rFonts w:hint="eastAsia" w:ascii="微软雅黑" w:hAnsi="微软雅黑" w:eastAsia="微软雅黑" w:cs="微软雅黑"/>
-          <w:color w:val="000000"/>
-          <w:sz w:val="24"/>
-        </w:rPr>
-        <w:t>这五项工具检查属于工程规范，与业务功能是否完成无关，二者的区别在第 8.1 节已说明。</w:t>
+        <w:t>本章给出界面相关文件与文档的目录组织、依赖管理与代码质量门禁，并列出当前尚未冻结、因而阻塞编码的两项接口约定。</w:t>
       </w:r>
     </w:p>
     <w:p>
@@ -20608,7 +23146,7 @@
           <w:color w:val="000000"/>
           <w:sz w:val="28"/>
         </w:rPr>
-        <w:t>9.4　待冻结的接口约定</w:t>
+        <w:t>9.1　目录结构</w:t>
       </w:r>
     </w:p>
     <w:p>
@@ -20625,39 +23163,562 @@
           <w:color w:val="000000"/>
           <w:sz w:val="24"/>
         </w:rPr>
-        <w:t xml:space="preserve">界面层的实现依赖两项小组共享的约定，在本文撰写时尚未冻结，因此 </w:t>
-      </w:r>
+        <w:t>界面相关的文件落在以下位置（标注「已」的为本轮已落地模块）：</w:t>
+      </w:r>
+    </w:p>
+    <w:p>
+      <w:pPr>
+        <w:spacing w:after="144" w:line="384"/>
+        <w:jc w:val="left"/>
+        <w:rPr>
+          <w:color w:val="000000"/>
+        </w:rPr>
+      </w:pPr>
+      <w:r>
+        <w:rPr>
+          <w:rFonts w:ascii="微软雅黑" w:hAnsi="微软雅黑" w:eastAsia="微软雅黑" w:cs="微软雅黑"/>
+          <w:color w:val="000000"/>
+          <w:sz w:val="24"/>
+        </w:rPr>
+        <w:t>src/schedule_management/</w:t>
+      </w:r>
+    </w:p>
+    <w:p>
+      <w:pPr>
+        <w:spacing w:after="144" w:line="324"/>
+        <w:jc w:val="left"/>
+        <w:rPr>
+          <w:color w:val="000000"/>
+        </w:rPr>
+      </w:pPr>
       <w:r>
         <w:rPr>
           <w:rFonts w:ascii="Consolas" w:hAnsi="Consolas" w:eastAsia="Consolas" w:cs="Consolas"/>
           <w:color w:val="000000"/>
           <w:sz w:val="20"/>
         </w:rPr>
-        <w:t>controller.py</w:t>
-      </w:r>
-      <w:r>
-        <w:rPr>
-          <w:rFonts w:hint="eastAsia" w:ascii="微软雅黑" w:hAnsi="微软雅黑" w:eastAsia="微软雅黑" w:cs="微软雅黑"/>
-          <w:color w:val="000000"/>
-          <w:sz w:val="24"/>
-        </w:rPr>
-        <w:t xml:space="preserve"> 与 </w:t>
-      </w:r>
+        <w:t xml:space="preserve"> ui/</w:t>
+      </w:r>
+    </w:p>
+    <w:p>
+      <w:pPr>
+        <w:spacing w:after="144" w:line="324"/>
+        <w:jc w:val="left"/>
+        <w:rPr>
+          <w:color w:val="000000"/>
+        </w:rPr>
+      </w:pPr>
+      <w:r>
+        <w:rPr>
+          <w:rFonts w:hint="eastAsia" w:ascii="Consolas" w:hAnsi="Consolas" w:eastAsia="Consolas" w:cs="Consolas"/>
+          <w:color w:val="000000"/>
+          <w:sz w:val="20"/>
+        </w:rPr>
+        <w:t xml:space="preserve"> __init__.py （已）</w:t>
+      </w:r>
+    </w:p>
+    <w:p>
+      <w:pPr>
+        <w:spacing w:after="144" w:line="324"/>
+        <w:jc w:val="left"/>
+        <w:rPr>
+          <w:color w:val="000000"/>
+        </w:rPr>
+      </w:pPr>
+      <w:r>
+        <w:rPr>
+          <w:rFonts w:hint="eastAsia" w:ascii="Consolas" w:hAnsi="Consolas" w:eastAsia="Consolas" w:cs="Consolas"/>
+          <w:color w:val="000000"/>
+          <w:sz w:val="20"/>
+        </w:rPr>
+        <w:t xml:space="preserve"> app.py 主窗口与事件接线（含顶部工具栏）</w:t>
+      </w:r>
+    </w:p>
+    <w:p>
+      <w:pPr>
+        <w:spacing w:after="144" w:line="324"/>
+        <w:jc w:val="left"/>
+        <w:rPr>
+          <w:color w:val="000000"/>
+        </w:rPr>
+      </w:pPr>
+      <w:r>
+        <w:rPr>
+          <w:rFonts w:hint="eastAsia" w:ascii="Consolas" w:hAnsi="Consolas" w:eastAsia="Consolas" w:cs="Consolas"/>
+          <w:color w:val="000000"/>
+          <w:sz w:val="20"/>
+        </w:rPr>
+        <w:t xml:space="preserve"> controller.py 选中状态、用例调用、错误转提示（已）</w:t>
+      </w:r>
+    </w:p>
+    <w:p>
+      <w:pPr>
+        <w:spacing w:after="144" w:line="324"/>
+        <w:jc w:val="left"/>
+        <w:rPr>
+          <w:color w:val="000000"/>
+        </w:rPr>
+      </w:pPr>
+      <w:r>
+        <w:rPr>
+          <w:rFonts w:hint="eastAsia" w:ascii="Consolas" w:hAnsi="Consolas" w:eastAsia="Consolas" w:cs="Consolas"/>
+          <w:color w:val="000000"/>
+          <w:sz w:val="20"/>
+        </w:rPr>
+        <w:t xml:space="preserve"> schedule_form.py 新增与编辑共用表单</w:t>
+      </w:r>
+    </w:p>
+    <w:p>
+      <w:pPr>
+        <w:spacing w:after="144" w:line="324"/>
+        <w:jc w:val="left"/>
+        <w:rPr>
+          <w:color w:val="000000"/>
+        </w:rPr>
+      </w:pPr>
+      <w:r>
+        <w:rPr>
+          <w:rFonts w:hint="eastAsia" w:ascii="Consolas" w:hAnsi="Consolas" w:eastAsia="Consolas" w:cs="Consolas"/>
+          <w:color w:val="000000"/>
+          <w:sz w:val="20"/>
+        </w:rPr>
+        <w:t xml:space="preserve"> calendar_view.py QCalendarWidget 月历，周一开头</w:t>
+      </w:r>
+    </w:p>
+    <w:p>
+      <w:pPr>
+        <w:spacing w:after="144" w:line="324"/>
+        <w:jc w:val="left"/>
+        <w:rPr>
+          <w:color w:val="000000"/>
+        </w:rPr>
+      </w:pPr>
+      <w:r>
+        <w:rPr>
+          <w:rFonts w:hint="eastAsia" w:ascii="Consolas" w:hAnsi="Consolas" w:eastAsia="Consolas" w:cs="Consolas"/>
+          <w:color w:val="000000"/>
+          <w:sz w:val="20"/>
+        </w:rPr>
+        <w:t xml:space="preserve"> date_picker.py 表单中的日期选择浮层（QCalendarWidget）</w:t>
+      </w:r>
+    </w:p>
+    <w:p>
+      <w:pPr>
+        <w:spacing w:after="144" w:line="324"/>
+        <w:jc w:val="left"/>
+        <w:rPr>
+          <w:color w:val="000000"/>
+        </w:rPr>
+      </w:pPr>
+      <w:r>
+        <w:rPr>
+          <w:rFonts w:hint="eastAsia" w:ascii="Consolas" w:hAnsi="Consolas" w:eastAsia="Consolas" w:cs="Consolas"/>
+          <w:color w:val="000000"/>
+          <w:sz w:val="20"/>
+        </w:rPr>
+        <w:t xml:space="preserve"> presenters.py 显示格式与提示映射（已）</w:t>
+      </w:r>
+    </w:p>
+    <w:p>
+      <w:pPr>
+        <w:spacing w:after="144" w:line="324"/>
+        <w:jc w:val="left"/>
+        <w:rPr>
+          <w:color w:val="000000"/>
+        </w:rPr>
+      </w:pPr>
+      <w:r>
+        <w:rPr>
+          <w:rFonts w:hint="eastAsia" w:ascii="Consolas" w:hAnsi="Consolas" w:eastAsia="Consolas" w:cs="Consolas"/>
+          <w:color w:val="000000"/>
+          <w:sz w:val="20"/>
+        </w:rPr>
+        <w:t xml:space="preserve"> view_models.py 行模型、表单草稿、打开表单的上下文（已）</w:t>
+      </w:r>
+    </w:p>
+    <w:p>
+      <w:pPr>
+        <w:spacing w:after="144" w:line="324"/>
+        <w:jc w:val="left"/>
+        <w:rPr>
+          <w:color w:val="000000"/>
+        </w:rPr>
+      </w:pPr>
+      <w:r>
+        <w:rPr>
+          <w:rFonts w:hint="eastAsia" w:ascii="Consolas" w:hAnsi="Consolas" w:eastAsia="Consolas" w:cs="Consolas"/>
+          <w:color w:val="000000"/>
+          <w:sz w:val="20"/>
+        </w:rPr>
+        <w:t xml:space="preserve"> ports.py 三个端口协议（已）</w:t>
+      </w:r>
+    </w:p>
+    <w:p>
+      <w:pPr>
+        <w:spacing w:after="144" w:line="324"/>
+        <w:jc w:val="left"/>
+        <w:rPr>
+          <w:color w:val="000000"/>
+        </w:rPr>
+      </w:pPr>
       <w:r>
         <w:rPr>
           <w:rFonts w:ascii="Consolas" w:hAnsi="Consolas" w:eastAsia="Consolas" w:cs="Consolas"/>
           <w:color w:val="000000"/>
           <w:sz w:val="20"/>
         </w:rPr>
-        <w:t>presenters.py</w:t>
-      </w:r>
-      <w:r>
-        <w:rPr>
-          <w:rFonts w:hint="eastAsia" w:ascii="微软雅黑" w:hAnsi="微软雅黑" w:eastAsia="微软雅黑" w:cs="微软雅黑"/>
-          <w:color w:val="000000"/>
-          <w:sz w:val="24"/>
-        </w:rPr>
-        <w:t xml:space="preserve"> 的编码尚未开始：</w:t>
+        <w:t>tests/</w:t>
+      </w:r>
+    </w:p>
+    <w:p>
+      <w:pPr>
+        <w:spacing w:after="144" w:line="324"/>
+        <w:jc w:val="left"/>
+        <w:rPr>
+          <w:color w:val="000000"/>
+        </w:rPr>
+      </w:pPr>
+      <w:r>
+        <w:rPr>
+          <w:rFonts w:ascii="Consolas" w:hAnsi="Consolas" w:eastAsia="Consolas" w:cs="Consolas"/>
+          <w:color w:val="000000"/>
+          <w:sz w:val="20"/>
+        </w:rPr>
+        <w:t xml:space="preserve"> unit/</w:t>
+      </w:r>
+    </w:p>
+    <w:p>
+      <w:pPr>
+        <w:spacing w:after="144" w:line="324"/>
+        <w:jc w:val="left"/>
+        <w:rPr>
+          <w:color w:val="000000"/>
+        </w:rPr>
+      </w:pPr>
+      <w:r>
+        <w:rPr>
+          <w:rFonts w:hint="eastAsia" w:ascii="Consolas" w:hAnsi="Consolas" w:eastAsia="Consolas" w:cs="Consolas"/>
+          <w:color w:val="000000"/>
+          <w:sz w:val="20"/>
+        </w:rPr>
+        <w:t xml:space="preserve"> test_controller.py （已）控制器行为与调用次数断言</w:t>
+      </w:r>
+    </w:p>
+    <w:p>
+      <w:pPr>
+        <w:spacing w:after="144" w:line="324"/>
+        <w:jc w:val="left"/>
+        <w:rPr>
+          <w:color w:val="000000"/>
+        </w:rPr>
+      </w:pPr>
+      <w:r>
+        <w:rPr>
+          <w:rFonts w:hint="eastAsia" w:ascii="Consolas" w:hAnsi="Consolas" w:eastAsia="Consolas" w:cs="Consolas"/>
+          <w:color w:val="000000"/>
+          <w:sz w:val="20"/>
+        </w:rPr>
+        <w:t xml:space="preserve"> test_presenters.py （已）纯函数与错误映射</w:t>
+      </w:r>
+    </w:p>
+    <w:p>
+      <w:pPr>
+        <w:spacing w:after="144" w:line="324"/>
+        <w:jc w:val="left"/>
+        <w:rPr>
+          <w:color w:val="000000"/>
+        </w:rPr>
+      </w:pPr>
+      <w:r>
+        <w:rPr>
+          <w:rFonts w:hint="eastAsia" w:ascii="Consolas" w:hAnsi="Consolas" w:eastAsia="Consolas" w:cs="Consolas"/>
+          <w:color w:val="000000"/>
+          <w:sz w:val="20"/>
+        </w:rPr>
+        <w:t xml:space="preserve"> ui_fakes.py （已）界面层自用的测试替身（假服务、假窗口）</w:t>
+      </w:r>
+    </w:p>
+    <w:p>
+      <w:pPr>
+        <w:spacing w:after="144" w:line="324"/>
+        <w:jc w:val="left"/>
+        <w:rPr>
+          <w:color w:val="000000"/>
+        </w:rPr>
+      </w:pPr>
+      <w:r>
+        <w:rPr>
+          <w:rFonts w:hint="eastAsia" w:ascii="Consolas" w:hAnsi="Consolas" w:eastAsia="Consolas" w:cs="Consolas"/>
+          <w:color w:val="000000"/>
+          <w:sz w:val="20"/>
+        </w:rPr>
+        <w:t xml:space="preserve"> fakes.py 测试专用内存存储替身（由 xhy 主责）</w:t>
+      </w:r>
+    </w:p>
+    <w:p>
+      <w:pPr>
+        <w:spacing w:after="144" w:line="324"/>
+        <w:jc w:val="left"/>
+        <w:rPr>
+          <w:color w:val="000000"/>
+        </w:rPr>
+      </w:pPr>
+      <w:r>
+        <w:rPr>
+          <w:rFonts w:ascii="Consolas" w:hAnsi="Consolas" w:eastAsia="Consolas" w:cs="Consolas"/>
+          <w:color w:val="000000"/>
+          <w:sz w:val="20"/>
+        </w:rPr>
+        <w:t>scripts/</w:t>
+      </w:r>
+    </w:p>
+    <w:p>
+      <w:pPr>
+        <w:spacing w:after="144" w:line="384"/>
+        <w:jc w:val="left"/>
+        <w:rPr>
+          <w:color w:val="000000"/>
+        </w:rPr>
+      </w:pPr>
+      <w:r>
+        <w:rPr>
+          <w:rFonts w:hint="eastAsia" w:ascii="微软雅黑" w:hAnsi="微软雅黑" w:eastAsia="微软雅黑" w:cs="微软雅黑"/>
+          <w:color w:val="000000"/>
+          <w:sz w:val="24"/>
+        </w:rPr>
+        <w:t xml:space="preserve"> qt_probe.py （已）PySide6 与 Qt 环境探测，两端共用同一份</w:t>
+      </w:r>
+    </w:p>
+    <w:p>
+      <w:pPr>
+        <w:spacing w:after="144" w:line="384"/>
+        <w:jc w:val="left"/>
+        <w:rPr>
+          <w:color w:val="000000"/>
+        </w:rPr>
+      </w:pPr>
+      <w:r>
+        <w:rPr>
+          <w:rFonts w:hint="eastAsia" w:ascii="微软雅黑" w:hAnsi="微软雅黑" w:eastAsia="微软雅黑" w:cs="微软雅黑"/>
+          <w:color w:val="000000"/>
+          <w:sz w:val="24"/>
+        </w:rPr>
+        <w:t xml:space="preserve">界面层的替身单独放在 </w:t>
+      </w:r>
+      <w:r>
+        <w:rPr>
+          <w:rFonts w:ascii="Consolas" w:hAnsi="Consolas" w:eastAsia="Consolas" w:cs="Consolas"/>
+          <w:color w:val="000000"/>
+          <w:sz w:val="20"/>
+        </w:rPr>
+        <w:t>tests/unit/ui_fakes.py</w:t>
+      </w:r>
+      <w:r>
+        <w:rPr>
+          <w:rFonts w:hint="eastAsia" w:ascii="微软雅黑" w:hAnsi="微软雅黑" w:eastAsia="微软雅黑" w:cs="微软雅黑"/>
+          <w:color w:val="000000"/>
+          <w:sz w:val="24"/>
+        </w:rPr>
+        <w:t xml:space="preserve">，没有并入 </w:t>
+      </w:r>
+      <w:r>
+        <w:rPr>
+          <w:rFonts w:ascii="Consolas" w:hAnsi="Consolas" w:eastAsia="Consolas" w:cs="Consolas"/>
+          <w:color w:val="000000"/>
+          <w:sz w:val="20"/>
+        </w:rPr>
+        <w:t>tests/fakes.py</w:t>
+      </w:r>
+      <w:r>
+        <w:rPr>
+          <w:rFonts w:hint="eastAsia" w:ascii="微软雅黑" w:hAnsi="微软雅黑" w:eastAsia="微软雅黑" w:cs="微软雅黑"/>
+          <w:color w:val="000000"/>
+          <w:sz w:val="24"/>
+        </w:rPr>
+        <w:t>：后者按分工属于存储层的仓储替身，由另一位成员主责。分开存放使界面层新增替身时不必改动他人正在编辑的文件，避免两人因为同一个测试辅助文件而互相阻塞。</w:t>
+      </w:r>
+    </w:p>
+    <w:p>
+      <w:pPr>
+        <w:spacing w:after="144" w:line="384"/>
+        <w:jc w:val="left"/>
+        <w:rPr>
+          <w:color w:val="000000"/>
+        </w:rPr>
+      </w:pPr>
+      <w:r>
+        <w:rPr>
+          <w:rFonts w:hint="eastAsia" w:ascii="微软雅黑" w:hAnsi="微软雅黑" w:eastAsia="微软雅黑" w:cs="微软雅黑"/>
+          <w:color w:val="000000"/>
+          <w:sz w:val="24"/>
+        </w:rPr>
+        <w:t>文档与图表部分：</w:t>
+      </w:r>
+    </w:p>
+    <w:p>
+      <w:pPr>
+        <w:spacing w:after="144" w:line="384"/>
+        <w:jc w:val="left"/>
+        <w:rPr>
+          <w:color w:val="000000"/>
+        </w:rPr>
+      </w:pPr>
+      <w:r>
+        <w:rPr>
+          <w:rFonts w:ascii="微软雅黑" w:hAnsi="微软雅黑" w:eastAsia="微软雅黑" w:cs="微软雅黑"/>
+          <w:color w:val="000000"/>
+          <w:sz w:val="24"/>
+        </w:rPr>
+        <w:t>docs/</w:t>
+      </w:r>
+    </w:p>
+    <w:p>
+      <w:pPr>
+        <w:spacing w:after="144" w:line="324"/>
+        <w:jc w:val="left"/>
+        <w:rPr>
+          <w:color w:val="000000"/>
+        </w:rPr>
+      </w:pPr>
+      <w:r>
+        <w:rPr>
+          <w:rFonts w:hint="eastAsia" w:ascii="Consolas" w:hAnsi="Consolas" w:eastAsia="Consolas" w:cs="Consolas"/>
+          <w:color w:val="000000"/>
+          <w:sz w:val="20"/>
+        </w:rPr>
+        <w:t xml:space="preserve"> figures/ 界面草图与交互说明（P02 产物）</w:t>
+      </w:r>
+    </w:p>
+    <w:p>
+      <w:pPr>
+        <w:spacing w:after="144" w:line="324"/>
+        <w:jc w:val="left"/>
+        <w:rPr>
+          <w:color w:val="000000"/>
+        </w:rPr>
+      </w:pPr>
+      <w:r>
+        <w:rPr>
+          <w:rFonts w:hint="eastAsia" w:ascii="Consolas" w:hAnsi="Consolas" w:eastAsia="Consolas" w:cs="Consolas"/>
+          <w:color w:val="000000"/>
+          <w:sz w:val="20"/>
+        </w:rPr>
+        <w:t xml:space="preserve"> screenshots/ 人工验收截图（P10 之后补充）</w:t>
+      </w:r>
+    </w:p>
+    <w:p>
+      <w:pPr>
+        <w:spacing w:after="144" w:line="384"/>
+        <w:jc w:val="left"/>
+        <w:rPr>
+          <w:color w:val="000000"/>
+        </w:rPr>
+      </w:pPr>
+      <w:r>
+        <w:rPr>
+          <w:rFonts w:hint="eastAsia" w:ascii="微软雅黑" w:hAnsi="微软雅黑" w:eastAsia="微软雅黑" w:cs="微软雅黑"/>
+          <w:color w:val="000000"/>
+          <w:sz w:val="24"/>
+        </w:rPr>
+        <w:t xml:space="preserve"> design/ 三人的设计文档</w:t>
+      </w:r>
+    </w:p>
+    <w:p>
+      <w:pPr>
+        <w:pStyle w:val="000006"/>
+        <w:keepNext w:val="1"/>
+        <w:keepLines w:val="1"/>
+        <w:spacing w:before="216" w:beforeAutospacing="1" w:after="144" w:afterAutospacing="1" w:line="384"/>
+        <w:jc w:val="left"/>
+        <w:outlineLvl w:val="2"/>
+        <w:rPr>
+          <w:color w:val="000000"/>
+          <w:sz w:val="32"/>
+          <w:szCs w:val="32"/>
+        </w:rPr>
+      </w:pPr>
+      <w:r>
+        <w:rPr>
+          <w:rFonts w:hint="eastAsia" w:ascii="微软雅黑" w:hAnsi="微软雅黑" w:eastAsia="微软雅黑" w:cs="微软雅黑"/>
+          <w:b w:val="1"/>
+          <w:color w:val="000000"/>
+          <w:sz w:val="28"/>
+        </w:rPr>
+        <w:t>9.2　依赖管理与打包</w:t>
+      </w:r>
+    </w:p>
+    <w:p>
+      <w:pPr>
+        <w:spacing w:after="144" w:line="384"/>
+        <w:jc w:val="left"/>
+        <w:rPr>
+          <w:color w:val="000000"/>
+        </w:rPr>
+      </w:pPr>
+      <w:r>
+        <w:rPr>
+          <w:rFonts w:hint="eastAsia" w:ascii="微软雅黑" w:hAnsi="微软雅黑" w:eastAsia="微软雅黑" w:cs="微软雅黑"/>
+          <w:color w:val="000000"/>
+          <w:sz w:val="24"/>
+        </w:rPr>
+        <w:t xml:space="preserve">项目使用 uv 管理环境与依赖，采用源码布局并配置为可安装包。已确认 </w:t>
+      </w:r>
+      <w:r>
+        <w:rPr>
+          <w:rFonts w:ascii="Consolas" w:hAnsi="Consolas" w:eastAsia="Consolas" w:cs="Consolas"/>
+          <w:color w:val="000000"/>
+          <w:sz w:val="20"/>
+        </w:rPr>
+        <w:t>uv sync --dev --locked</w:t>
+      </w:r>
+      <w:r>
+        <w:rPr>
+          <w:rFonts w:hint="eastAsia" w:ascii="微软雅黑" w:hAnsi="微软雅黑" w:eastAsia="微软雅黑" w:cs="微软雅黑"/>
+          <w:color w:val="000000"/>
+          <w:sz w:val="24"/>
+        </w:rPr>
+        <w:t xml:space="preserve"> 在 Windows 上可复现安装，且包可被正确导入。开发依赖包括测试、代码检查与类型检查工具，均通过锁定文件固定版本，避免不同机器上的行为差异。</w:t>
+      </w:r>
+    </w:p>
+    <w:p>
+      <w:pPr>
+        <w:pStyle w:val="000006"/>
+        <w:keepNext w:val="1"/>
+        <w:keepLines w:val="1"/>
+        <w:spacing w:before="216" w:beforeAutospacing="1" w:after="144" w:afterAutospacing="1" w:line="384"/>
+        <w:jc w:val="left"/>
+        <w:outlineLvl w:val="2"/>
+        <w:rPr>
+          <w:color w:val="000000"/>
+          <w:sz w:val="32"/>
+          <w:szCs w:val="32"/>
+        </w:rPr>
+      </w:pPr>
+      <w:r>
+        <w:rPr>
+          <w:rFonts w:hint="eastAsia" w:ascii="微软雅黑" w:hAnsi="微软雅黑" w:eastAsia="微软雅黑" w:cs="微软雅黑"/>
+          <w:b w:val="1"/>
+          <w:color w:val="000000"/>
+          <w:sz w:val="28"/>
+        </w:rPr>
+        <w:t>9.3　代码质量门禁</w:t>
+      </w:r>
+    </w:p>
+    <w:p>
+      <w:pPr>
+        <w:spacing w:after="144" w:line="384"/>
+        <w:jc w:val="left"/>
+        <w:rPr>
+          <w:color w:val="000000"/>
+        </w:rPr>
+      </w:pPr>
+      <w:r>
+        <w:rPr>
+          <w:rFonts w:hint="eastAsia" w:ascii="微软雅黑" w:hAnsi="微软雅黑" w:eastAsia="微软雅黑" w:cs="微软雅黑"/>
+          <w:color w:val="000000"/>
+          <w:sz w:val="24"/>
+        </w:rPr>
+        <w:t>每次提交前执行以下检查，全部通过才进入合并请求：</w:t>
       </w:r>
     </w:p>
     <w:p>
@@ -20678,19 +23739,10 @@
       <w:r>
         <w:rPr>
           <w:rFonts w:hint="eastAsia" w:ascii="微软雅黑" w:hAnsi="微软雅黑" w:eastAsia="微软雅黑" w:cs="微软雅黑"/>
-          <w:b w:val="1"/>
-          <w:color w:val="000000"/>
-          <w:sz w:val="24"/>
-        </w:rPr>
-        <w:t>服务接口的完整签名与错误类型</w:t>
-      </w:r>
-      <w:r>
-        <w:rPr>
-          <w:rFonts w:hint="eastAsia" w:ascii="微软雅黑" w:hAnsi="微软雅黑" w:eastAsia="微软雅黑" w:cs="微软雅黑"/>
-          <w:color w:val="000000"/>
-          <w:sz w:val="24"/>
-        </w:rPr>
-        <w:t>：决定界面能捕获哪些错误、能给出多具体的提示。若服务只抛出笼统的异常，界面就只能给通用提示，7.1 节的提示映射将无法完整实现。</w:t>
+          <w:color w:val="000000"/>
+          <w:sz w:val="24"/>
+        </w:rPr>
+        <w:t>依赖锁定一致性检查；</w:t>
       </w:r>
     </w:p>
     <w:p>
@@ -20711,23 +23763,21 @@
       <w:r>
         <w:rPr>
           <w:rFonts w:hint="eastAsia" w:ascii="微软雅黑" w:hAnsi="微软雅黑" w:eastAsia="微软雅黑" w:cs="微软雅黑"/>
-          <w:b w:val="1"/>
-          <w:color w:val="000000"/>
-          <w:sz w:val="24"/>
-        </w:rPr>
-        <w:t>存储契约</w:t>
-      </w:r>
-      <w:r>
-        <w:rPr>
-          <w:rFonts w:hint="eastAsia" w:ascii="微软雅黑" w:hAnsi="微软雅黑" w:eastAsia="微软雅黑" w:cs="微软雅黑"/>
-          <w:color w:val="000000"/>
-          <w:sz w:val="24"/>
-        </w:rPr>
-        <w:t>：决定查询结果的排序规则与缺失记录的表达方式，影响界面的刷新与提示逻辑。</w:t>
-      </w:r>
-    </w:p>
-    <w:p>
-      <w:pPr>
+          <w:color w:val="000000"/>
+          <w:sz w:val="24"/>
+        </w:rPr>
+        <w:t>代码风格检查与格式检查；</w:t>
+      </w:r>
+    </w:p>
+    <w:p>
+      <w:pPr>
+        <w:numPr>
+          <w:ilvl w:val="0"/>
+          <w:numId w:val="8"/>
+        </w:numPr>
+        <w:pBdr>
+          <w:left w:space="24"/>
+        </w:pBdr>
         <w:spacing w:after="144" w:line="384"/>
         <w:jc w:val="left"/>
         <w:rPr>
@@ -20740,7 +23790,341 @@
           <w:color w:val="000000"/>
           <w:sz w:val="24"/>
         </w:rPr>
-        <w:t>界面层的设计已按「先使用测试替身」的方式预留了推进路径：只要接口形状确定，界面即可独立开发与测试，无需等待存储层完成。</w:t>
+        <w:t>字节码编译检查；</w:t>
+      </w:r>
+    </w:p>
+    <w:p>
+      <w:pPr>
+        <w:numPr>
+          <w:ilvl w:val="0"/>
+          <w:numId w:val="8"/>
+        </w:numPr>
+        <w:pBdr>
+          <w:left w:space="24"/>
+        </w:pBdr>
+        <w:spacing w:after="144" w:line="384"/>
+        <w:jc w:val="left"/>
+        <w:rPr>
+          <w:color w:val="000000"/>
+        </w:rPr>
+      </w:pPr>
+      <w:r>
+        <w:rPr>
+          <w:rFonts w:hint="eastAsia" w:ascii="微软雅黑" w:hAnsi="微软雅黑" w:eastAsia="微软雅黑" w:cs="微软雅黑"/>
+          <w:color w:val="000000"/>
+          <w:sz w:val="24"/>
+        </w:rPr>
+        <w:t>单元测试；</w:t>
+      </w:r>
+    </w:p>
+    <w:p>
+      <w:pPr>
+        <w:numPr>
+          <w:ilvl w:val="0"/>
+          <w:numId w:val="8"/>
+        </w:numPr>
+        <w:pBdr>
+          <w:left w:space="24"/>
+        </w:pBdr>
+        <w:spacing w:after="144" w:line="384"/>
+        <w:jc w:val="left"/>
+        <w:rPr>
+          <w:color w:val="000000"/>
+        </w:rPr>
+      </w:pPr>
+      <w:r>
+        <w:rPr>
+          <w:rFonts w:hint="eastAsia" w:ascii="微软雅黑" w:hAnsi="微软雅黑" w:eastAsia="微软雅黑" w:cs="微软雅黑"/>
+          <w:color w:val="000000"/>
+          <w:sz w:val="24"/>
+        </w:rPr>
+        <w:t>类型检查。</w:t>
+      </w:r>
+    </w:p>
+    <w:p>
+      <w:pPr>
+        <w:spacing w:after="144" w:line="384"/>
+        <w:jc w:val="left"/>
+        <w:rPr>
+          <w:color w:val="000000"/>
+        </w:rPr>
+      </w:pPr>
+      <w:r>
+        <w:rPr>
+          <w:rFonts w:hint="eastAsia" w:ascii="微软雅黑" w:hAnsi="微软雅黑" w:eastAsia="微软雅黑" w:cs="微软雅黑"/>
+          <w:color w:val="000000"/>
+          <w:sz w:val="24"/>
+        </w:rPr>
+        <w:t>这五项工具检查属于工程规范，与业务功能是否完成无关，二者的区别在第 8.1 节已说明。</w:t>
+      </w:r>
+    </w:p>
+    <w:p>
+      <w:pPr>
+        <w:pStyle w:val="000006"/>
+        <w:keepNext w:val="1"/>
+        <w:keepLines w:val="1"/>
+        <w:spacing w:before="216" w:beforeAutospacing="1" w:after="144" w:afterAutospacing="1" w:line="384"/>
+        <w:jc w:val="left"/>
+        <w:outlineLvl w:val="2"/>
+        <w:rPr>
+          <w:color w:val="000000"/>
+          <w:sz w:val="32"/>
+          <w:szCs w:val="32"/>
+        </w:rPr>
+      </w:pPr>
+      <w:r>
+        <w:rPr>
+          <w:rFonts w:hint="eastAsia" w:ascii="微软雅黑" w:hAnsi="微软雅黑" w:eastAsia="微软雅黑" w:cs="微软雅黑"/>
+          <w:b w:val="1"/>
+          <w:color w:val="000000"/>
+          <w:sz w:val="28"/>
+        </w:rPr>
+        <w:t>9.4　待冻结的接口约定</w:t>
+      </w:r>
+    </w:p>
+    <w:p>
+      <w:pPr>
+        <w:spacing w:after="144" w:line="384"/>
+        <w:jc w:val="left"/>
+        <w:rPr>
+          <w:color w:val="000000"/>
+        </w:rPr>
+      </w:pPr>
+      <w:r>
+        <w:rPr>
+          <w:rFonts w:hint="eastAsia" w:ascii="微软雅黑" w:hAnsi="微软雅黑" w:eastAsia="微软雅黑" w:cs="微软雅黑"/>
+          <w:color w:val="000000"/>
+          <w:sz w:val="24"/>
+        </w:rPr>
+        <w:t xml:space="preserve">界面层的控制器与展示层已经写完并通过测试，靠的不是提前约定好一切，而是把尚未确定的部分隔离出去。当前待冻结的两项接口约定如下，冻结后可能需要调整的只有 </w:t>
+      </w:r>
+      <w:r>
+        <w:rPr>
+          <w:rFonts w:ascii="Consolas" w:hAnsi="Consolas" w:eastAsia="Consolas" w:cs="Consolas"/>
+          <w:color w:val="000000"/>
+          <w:sz w:val="20"/>
+        </w:rPr>
+        <w:t>ports.py</w:t>
+      </w:r>
+      <w:r>
+        <w:rPr>
+          <w:rFonts w:hint="eastAsia" w:ascii="微软雅黑" w:hAnsi="微软雅黑" w:eastAsia="微软雅黑" w:cs="微软雅黑"/>
+          <w:color w:val="000000"/>
+          <w:sz w:val="24"/>
+        </w:rPr>
+        <w:t xml:space="preserve"> 里的签名与本方的少量调用代码，$controller 与 presenters 内部的判断逻辑不受影响：</w:t>
+      </w:r>
+    </w:p>
+    <w:p>
+      <w:pPr>
+        <w:numPr>
+          <w:ilvl w:val="0"/>
+          <w:numId w:val="9"/>
+        </w:numPr>
+        <w:pBdr>
+          <w:left w:space="24"/>
+        </w:pBdr>
+        <w:spacing w:after="144" w:line="384"/>
+        <w:jc w:val="left"/>
+        <w:rPr>
+          <w:color w:val="000000"/>
+        </w:rPr>
+      </w:pPr>
+      <w:r>
+        <w:rPr>
+          <w:rFonts w:hint="eastAsia" w:ascii="微软雅黑" w:hAnsi="微软雅黑" w:eastAsia="微软雅黑" w:cs="微软雅黑"/>
+          <w:b w:val="1"/>
+          <w:color w:val="000000"/>
+          <w:sz w:val="24"/>
+        </w:rPr>
+        <w:t>服务接口的签名形状</w:t>
+      </w:r>
+      <w:r>
+        <w:rPr>
+          <w:rFonts w:hint="eastAsia" w:ascii="微软雅黑" w:hAnsi="微软雅黑" w:eastAsia="微软雅黑" w:cs="微软雅黑"/>
+          <w:color w:val="000000"/>
+          <w:sz w:val="24"/>
+        </w:rPr>
+        <w:t>：界面的端口声明 create / update 接收</w:t>
+      </w:r>
+      <w:r>
+        <w:rPr>
+          <w:rFonts w:hint="eastAsia" w:ascii="微软雅黑" w:hAnsi="微软雅黑" w:eastAsia="微软雅黑" w:cs="微软雅黑"/>
+          <w:b w:val="1"/>
+          <w:color w:val="000000"/>
+          <w:sz w:val="24"/>
+        </w:rPr>
+        <w:t>原始字符串</w:t>
+      </w:r>
+      <w:r>
+        <w:rPr>
+          <w:rFonts w:hint="eastAsia" w:ascii="微软雅黑" w:hAnsi="微软雅黑" w:eastAsia="微软雅黑" w:cs="微软雅黑"/>
+          <w:color w:val="000000"/>
+          <w:sz w:val="24"/>
+        </w:rPr>
+        <w:t xml:space="preserve">而不是 </w:t>
+      </w:r>
+      <w:r>
+        <w:rPr>
+          <w:rFonts w:ascii="Consolas" w:hAnsi="Consolas" w:eastAsia="Consolas" w:cs="Consolas"/>
+          <w:color w:val="000000"/>
+          <w:sz w:val="20"/>
+        </w:rPr>
+        <w:t>date</w:t>
+      </w:r>
+      <w:r>
+        <w:rPr>
+          <w:rFonts w:ascii="微软雅黑" w:hAnsi="微软雅黑" w:eastAsia="微软雅黑" w:cs="微软雅黑"/>
+          <w:color w:val="000000"/>
+          <w:sz w:val="24"/>
+        </w:rPr>
+        <w:t xml:space="preserve"> / </w:t>
+      </w:r>
+      <w:r>
+        <w:rPr>
+          <w:rFonts w:ascii="Consolas" w:hAnsi="Consolas" w:eastAsia="Consolas" w:cs="Consolas"/>
+          <w:color w:val="000000"/>
+          <w:sz w:val="20"/>
+        </w:rPr>
+        <w:t>time</w:t>
+      </w:r>
+      <w:r>
+        <w:rPr>
+          <w:rFonts w:hint="eastAsia" w:ascii="微软雅黑" w:hAnsi="微软雅黑" w:eastAsia="微软雅黑" w:cs="微软雅黑"/>
+          <w:color w:val="000000"/>
+          <w:sz w:val="24"/>
+        </w:rPr>
+        <w:t xml:space="preserve"> 对象，因为宽容解析已划归后端（见 4.4 节）。若小组最终改回「界面解析后再传日期对象」，</w:t>
+      </w:r>
+      <w:r>
+        <w:rPr>
+          <w:rFonts w:ascii="Consolas" w:hAnsi="Consolas" w:eastAsia="Consolas" w:cs="Consolas"/>
+          <w:color w:val="000000"/>
+          <w:sz w:val="20"/>
+        </w:rPr>
+        <w:t>ports.py</w:t>
+      </w:r>
+      <w:r>
+        <w:rPr>
+          <w:rFonts w:hint="eastAsia" w:ascii="微软雅黑" w:hAnsi="微软雅黑" w:eastAsia="微软雅黑" w:cs="微软雅黑"/>
+          <w:color w:val="000000"/>
+          <w:sz w:val="24"/>
+        </w:rPr>
+        <w:t xml:space="preserve"> 与 </w:t>
+      </w:r>
+      <w:r>
+        <w:rPr>
+          <w:rFonts w:ascii="Consolas" w:hAnsi="Consolas" w:eastAsia="Consolas" w:cs="Consolas"/>
+          <w:color w:val="000000"/>
+          <w:sz w:val="20"/>
+        </w:rPr>
+        <w:t>controller.py</w:t>
+      </w:r>
+      <w:r>
+        <w:rPr>
+          <w:rFonts w:hint="eastAsia" w:ascii="微软雅黑" w:hAnsi="微软雅黑" w:eastAsia="微软雅黑" w:cs="微软雅黑"/>
+          <w:color w:val="000000"/>
+          <w:sz w:val="24"/>
+        </w:rPr>
+        <w:t xml:space="preserve"> 的少数几行需要随之调整。</w:t>
+      </w:r>
+    </w:p>
+    <w:p>
+      <w:pPr>
+        <w:numPr>
+          <w:ilvl w:val="0"/>
+          <w:numId w:val="9"/>
+        </w:numPr>
+        <w:pBdr>
+          <w:left w:space="24"/>
+        </w:pBdr>
+        <w:spacing w:after="144" w:line="384"/>
+        <w:jc w:val="left"/>
+        <w:rPr>
+          <w:color w:val="000000"/>
+        </w:rPr>
+      </w:pPr>
+      <w:r>
+        <w:rPr>
+          <w:rFonts w:hint="eastAsia" w:ascii="微软雅黑" w:hAnsi="微软雅黑" w:eastAsia="微软雅黑" w:cs="微软雅黑"/>
+          <w:b w:val="1"/>
+          <w:color w:val="000000"/>
+          <w:sz w:val="24"/>
+        </w:rPr>
+        <w:t>错误类型与失败返回形状</w:t>
+      </w:r>
+      <w:r>
+        <w:rPr>
+          <w:rFonts w:hint="eastAsia" w:ascii="微软雅黑" w:hAnsi="微软雅黑" w:eastAsia="微软雅黑" w:cs="微软雅黑"/>
+          <w:color w:val="000000"/>
+          <w:sz w:val="24"/>
+        </w:rPr>
+        <w:t>：是抛出带字段名的结构化错误，还是返回「结果 + 失败原因」对象。界面目前按契约草案中的三个类名（</w:t>
+      </w:r>
+      <w:r>
+        <w:rPr>
+          <w:rFonts w:ascii="Consolas" w:hAnsi="Consolas" w:eastAsia="Consolas" w:cs="Consolas"/>
+          <w:color w:val="000000"/>
+          <w:sz w:val="20"/>
+        </w:rPr>
+        <w:t>ValidationError</w:t>
+      </w:r>
+      <w:r>
+        <w:rPr>
+          <w:rFonts w:hint="eastAsia" w:ascii="微软雅黑" w:hAnsi="微软雅黑" w:eastAsia="微软雅黑" w:cs="微软雅黑"/>
+          <w:color w:val="000000"/>
+          <w:sz w:val="24"/>
+        </w:rPr>
+        <w:t>、</w:t>
+      </w:r>
+      <w:r>
+        <w:rPr>
+          <w:rFonts w:ascii="Consolas" w:hAnsi="Consolas" w:eastAsia="Consolas" w:cs="Consolas"/>
+          <w:color w:val="000000"/>
+          <w:sz w:val="20"/>
+        </w:rPr>
+        <w:t>ScheduleNotFound</w:t>
+      </w:r>
+      <w:r>
+        <w:rPr>
+          <w:rFonts w:hint="eastAsia" w:ascii="微软雅黑" w:hAnsi="微软雅黑" w:eastAsia="微软雅黑" w:cs="微软雅黑"/>
+          <w:color w:val="000000"/>
+          <w:sz w:val="24"/>
+        </w:rPr>
+        <w:t>、</w:t>
+      </w:r>
+      <w:r>
+        <w:rPr>
+          <w:rFonts w:ascii="Consolas" w:hAnsi="Consolas" w:eastAsia="Consolas" w:cs="Consolas"/>
+          <w:color w:val="000000"/>
+          <w:sz w:val="20"/>
+        </w:rPr>
+        <w:t>StorageError</w:t>
+      </w:r>
+      <w:r>
+        <w:rPr>
+          <w:rFonts w:hint="eastAsia" w:ascii="微软雅黑" w:hAnsi="微软雅黑" w:eastAsia="微软雅黑" w:cs="微软雅黑"/>
+          <w:color w:val="000000"/>
+          <w:sz w:val="24"/>
+        </w:rPr>
+        <w:t>）做归类，真类型落地后把归类方式换成实例判断即可，测试与提示文案都不必重写。</w:t>
+      </w:r>
+    </w:p>
+    <w:p>
+      <w:pPr>
+        <w:spacing w:after="144" w:line="384"/>
+        <w:jc w:val="left"/>
+        <w:rPr>
+          <w:color w:val="000000"/>
+        </w:rPr>
+      </w:pPr>
+      <w:r>
+        <w:rPr>
+          <w:rFonts w:hint="eastAsia" w:ascii="微软雅黑" w:hAnsi="微软雅黑" w:eastAsia="微软雅黑" w:cs="微软雅黑"/>
+          <w:color w:val="000000"/>
+          <w:sz w:val="24"/>
+        </w:rPr>
+        <w:t>界面层之所以能在契约未冻结的情况下推进，靠的正是「先使用测试替身」这条路径：替身按界面的端口形状实现，界面因此开发与测试都能独立进行，不必等待存储层与契约完成。</w:t>
       </w:r>
     </w:p>
     <w:p>
@@ -21474,7 +24858,7 @@
                 <w:color w:val="000000"/>
                 <w:sz w:val="20"/>
               </w:rPr>
-              <w:t>已完成并提交合并请求</w:t>
+              <w:t>已完成，合并请求 PR #5 审查中</w:t>
             </w:r>
           </w:p>
         </w:tc>
@@ -21545,7 +24929,7 @@
                 <w:color w:val="000000"/>
                 <w:sz w:val="20"/>
               </w:rPr>
-              <w:t>未开始（阻塞后续任务）</w:t>
+              <w:t>未开始（组长的任务卡，仍在阻塞全组）</w:t>
             </w:r>
           </w:p>
         </w:tc>
@@ -21613,10 +24997,19 @@
             <w:r>
               <w:rPr>
                 <w:rFonts w:hint="eastAsia" w:ascii="微软雅黑" w:hAnsi="微软雅黑" w:eastAsia="微软雅黑" w:cs="微软雅黑"/>
-                <w:color w:val="000000"/>
-                <w:sz w:val="20"/>
-              </w:rPr>
-              <w:t>未开始，等待 P01</w:t>
+                <w:b w:val="1"/>
+                <w:color w:val="000000"/>
+                <w:sz w:val="20"/>
+              </w:rPr>
+              <w:t>已完成</w:t>
+            </w:r>
+            <w:r>
+              <w:rPr>
+                <w:rFonts w:hint="eastAsia" w:ascii="微软雅黑" w:hAnsi="微软雅黑" w:eastAsia="微软雅黑" w:cs="微软雅黑"/>
+                <w:color w:val="000000"/>
+                <w:sz w:val="20"/>
+              </w:rPr>
+              <w:t>：四个模块 + 59 项单测，门禁全绿；待契约冻结后校对接形状</w:t>
             </w:r>
           </w:p>
         </w:tc>
@@ -21687,7 +25080,23 @@
                 <w:color w:val="000000"/>
                 <w:sz w:val="20"/>
               </w:rPr>
-              <w:t>未开始，等待 P09</w:t>
+              <w:t xml:space="preserve">未开始，等待 PySide6 依赖加入与 </w:t>
+            </w:r>
+            <w:r>
+              <w:rPr>
+                <w:rFonts w:ascii="Consolas" w:hAnsi="Consolas" w:eastAsia="Consolas" w:cs="Consolas"/>
+                <w:color w:val="000000"/>
+                <w:sz w:val="20"/>
+              </w:rPr>
+              <w:t>src/lib/</w:t>
+            </w:r>
+            <w:r>
+              <w:rPr>
+                <w:rFonts w:hint="eastAsia" w:ascii="微软雅黑" w:hAnsi="微软雅黑" w:eastAsia="微软雅黑" w:cs="微软雅黑"/>
+                <w:color w:val="000000"/>
+                <w:sz w:val="20"/>
+              </w:rPr>
+              <w:t xml:space="preserve"> 合规口径确定</w:t>
             </w:r>
           </w:p>
         </w:tc>
@@ -22058,7 +25467,7 @@
                 <w:color w:val="000000"/>
                 <w:sz w:val="20"/>
               </w:rPr>
-              <w:t>界面层的编码无法启动，进度被动等待</w:t>
+              <w:t>P09 已用端口协议与测试替身绕开阻塞，但 P10 与联调仍受影响</w:t>
             </w:r>
           </w:p>
         </w:tc>
@@ -22092,7 +25501,7 @@
                 <w:color w:val="000000"/>
                 <w:sz w:val="20"/>
               </w:rPr>
-              <w:t>已提交的界面设计文档中明确列出需要确认的三处交互规则；同时准备用测试替身先行开发</w:t>
+              <w:t>设计中已列明需确认的两处接口形状；界面不等待契约即可先用替身开发</w:t>
             </w:r>
           </w:p>
         </w:tc>
@@ -22352,7 +25761,7 @@
                 <w:color w:val="000000"/>
                 <w:sz w:val="20"/>
               </w:rPr>
-              <w:t>PySide6 二进制体积大且绑定平台，处理不当可能影响提交</w:t>
+              <w:t>实测包目录 646.7 MB 且绑定平台，处理不当可能无法提交</w:t>
             </w:r>
           </w:p>
         </w:tc>
@@ -22386,7 +25795,7 @@
                 <w:color w:val="000000"/>
                 <w:sz w:val="20"/>
               </w:rPr>
-              <w:t>已列为待确认项，由组长向任课教师确认；暂以说明文件加依赖清单的方式处理</w:t>
+              <w:t>已列为待确认项，由组长向任课教师确认；暂以说明文件加依赖清单的方式处理（见 4.4 节）</w:t>
             </w:r>
           </w:p>
         </w:tc>
@@ -22732,7 +26141,7 @@
       <w:pPr>
         <w:numPr>
           <w:ilvl w:val="0"/>
-          <w:numId w:val="9"/>
+          <w:numId w:val="10"/>
         </w:numPr>
         <w:pBdr>
           <w:left w:space="24"/>
@@ -22749,14 +26158,14 @@
           <w:color w:val="000000"/>
           <w:sz w:val="24"/>
         </w:rPr>
-        <w:t>推进 P02 合并请求的审查与合并，解除界面设计部分的依赖；</w:t>
+        <w:t>跟进 PR #5 的审查结论，必要时按评审意见再次修订界面草图与交互说明；</w:t>
       </w:r>
     </w:p>
     <w:p>
       <w:pPr>
         <w:numPr>
           <w:ilvl w:val="0"/>
-          <w:numId w:val="9"/>
+          <w:numId w:val="10"/>
         </w:numPr>
         <w:pBdr>
           <w:left w:space="24"/>
@@ -22773,14 +26182,14 @@
           <w:color w:val="000000"/>
           <w:sz w:val="24"/>
         </w:rPr>
-        <w:t>推动契约冻结，并在冻结后立即启动 P09（控制器与展示层）及其单元测试；</w:t>
+        <w:t>推动契约冻结，重点是两处接口形状：create / update 是否接收原始字符串，以及失败时是抛结构化错误还是返回结果对象（见 9.4 节）；</w:t>
       </w:r>
     </w:p>
     <w:p>
       <w:pPr>
         <w:numPr>
           <w:ilvl w:val="0"/>
-          <w:numId w:val="9"/>
+          <w:numId w:val="10"/>
         </w:numPr>
         <w:pBdr>
           <w:left w:space="24"/>
@@ -22797,14 +26206,30 @@
           <w:color w:val="000000"/>
           <w:sz w:val="24"/>
         </w:rPr>
-        <w:t>在环境说明文档中补充 Windows 平台的实测结果，替换当前仅有的 Linux 数据；</w:t>
+        <w:t xml:space="preserve">请组长向任课教师确认 </w:t>
+      </w:r>
+      <w:r>
+        <w:rPr>
+          <w:rFonts w:ascii="Consolas" w:hAnsi="Consolas" w:eastAsia="Consolas" w:cs="Consolas"/>
+          <w:color w:val="000000"/>
+          <w:sz w:val="20"/>
+        </w:rPr>
+        <w:t>src/lib/</w:t>
+      </w:r>
+      <w:r>
+        <w:rPr>
+          <w:rFonts w:hint="eastAsia" w:ascii="微软雅黑" w:hAnsi="微软雅黑" w:eastAsia="微软雅黑" w:cs="微软雅黑"/>
+          <w:color w:val="000000"/>
+          <w:sz w:val="24"/>
+        </w:rPr>
+        <w:t xml:space="preserve"> 的合规口径（T-01），这是 P10 唯一的外部依赖；</w:t>
       </w:r>
     </w:p>
     <w:p>
       <w:pPr>
         <w:numPr>
           <w:ilvl w:val="0"/>
-          <w:numId w:val="9"/>
+          <w:numId w:val="10"/>
         </w:numPr>
         <w:pBdr>
           <w:left w:space="24"/>
@@ -22821,14 +26246,14 @@
           <w:color w:val="000000"/>
           <w:sz w:val="24"/>
         </w:rPr>
-        <w:t>P09 完成后进入 P10，实现三个界面组件，并在两个平台分别采集验收截图；</w:t>
+        <w:t>契约与合规口径落实后进入 P10，实现主窗口、日历、表单与日期浮层四个 Qt 组件；</w:t>
       </w:r>
     </w:p>
     <w:p>
       <w:pPr>
         <w:numPr>
           <w:ilvl w:val="0"/>
-          <w:numId w:val="9"/>
+          <w:numId w:val="10"/>
         </w:numPr>
         <w:pBdr>
           <w:left w:space="24"/>
@@ -22845,7 +26270,7 @@
           <w:color w:val="000000"/>
           <w:sz w:val="24"/>
         </w:rPr>
-        <w:t>全程收集文档素材，用于本文后续版本的补充。</w:t>
+        <w:t>P10 完成后在两个平台分别执行 V-01 至 V-17 并采集截图，补齐本文第 8 章的人工验收记录。</w:t>
       </w:r>
     </w:p>
     <w:p>
@@ -23098,7 +26523,7 @@
                 <w:color w:val="000000"/>
                 <w:sz w:val="20"/>
               </w:rPr>
-              <w:t xml:space="preserve"> 下的 6 张界面图与交互说明文档，含 16 条人工验收步骤</w:t>
+              <w:t xml:space="preserve"> 下的 6 张界面图与交互说明文档，含 17 条人工验收步骤</w:t>
             </w:r>
           </w:p>
         </w:tc>
@@ -23490,6 +26915,252 @@
                 <w:color w:val="000000"/>
                 <w:sz w:val="20"/>
               </w:rPr>
+              <w:t>界面层核心实现与测试</w:t>
+            </w:r>
+          </w:p>
+        </w:tc>
+        <w:tc>
+          <w:tcPr>
+            <w:tcW w:w="4153" w:type="dxa"/>
+            <w:tcBorders>
+              <w:top w:val="single" w:color="cccccc" w:sz="6"/>
+              <w:left w:val="single" w:color="cccccc" w:sz="6"/>
+              <w:bottom w:val="single" w:color="cccccc" w:sz="6"/>
+              <w:right w:val="single" w:color="cccccc" w:sz="6"/>
+            </w:tcBorders>
+            <w:tcMar>
+              <w:top w:w="144" w:type="dxa"/>
+              <w:left w:w="144" w:type="dxa"/>
+              <w:bottom w:w="144" w:type="dxa"/>
+              <w:right w:w="144" w:type="dxa"/>
+            </w:tcMar>
+            <w:vAlign w:val="center"/>
+          </w:tcPr>
+          <w:p>
+            <w:pPr>
+              <w:jc w:val="left"/>
+              <w:rPr>
+                <w:color w:val="000000"/>
+              </w:rPr>
+            </w:pPr>
+            <w:r>
+              <w:rPr>
+                <w:rFonts w:ascii="Consolas" w:hAnsi="Consolas" w:eastAsia="Consolas" w:cs="Consolas"/>
+                <w:color w:val="000000"/>
+                <w:sz w:val="20"/>
+              </w:rPr>
+              <w:t>ui/</w:t>
+            </w:r>
+            <w:r>
+              <w:rPr>
+                <w:rFonts w:hint="eastAsia" w:ascii="微软雅黑" w:hAnsi="微软雅黑" w:eastAsia="微软雅黑" w:cs="微软雅黑"/>
+                <w:color w:val="000000"/>
+                <w:sz w:val="20"/>
+              </w:rPr>
+              <w:t xml:space="preserve"> 下 </w:t>
+            </w:r>
+            <w:r>
+              <w:rPr>
+                <w:rFonts w:ascii="Consolas" w:hAnsi="Consolas" w:eastAsia="Consolas" w:cs="Consolas"/>
+                <w:color w:val="000000"/>
+                <w:sz w:val="20"/>
+              </w:rPr>
+              <w:t>controller.py</w:t>
+            </w:r>
+            <w:r>
+              <w:rPr>
+                <w:rFonts w:hint="eastAsia" w:ascii="微软雅黑" w:hAnsi="微软雅黑" w:eastAsia="微软雅黑" w:cs="微软雅黑"/>
+                <w:color w:val="000000"/>
+                <w:sz w:val="20"/>
+              </w:rPr>
+              <w:t>、</w:t>
+            </w:r>
+            <w:r>
+              <w:rPr>
+                <w:rFonts w:ascii="Consolas" w:hAnsi="Consolas" w:eastAsia="Consolas" w:cs="Consolas"/>
+                <w:color w:val="000000"/>
+                <w:sz w:val="20"/>
+              </w:rPr>
+              <w:t>presenters.py</w:t>
+            </w:r>
+            <w:r>
+              <w:rPr>
+                <w:rFonts w:hint="eastAsia" w:ascii="微软雅黑" w:hAnsi="微软雅黑" w:eastAsia="微软雅黑" w:cs="微软雅黑"/>
+                <w:color w:val="000000"/>
+                <w:sz w:val="20"/>
+              </w:rPr>
+              <w:t>、</w:t>
+            </w:r>
+            <w:r>
+              <w:rPr>
+                <w:rFonts w:ascii="Consolas" w:hAnsi="Consolas" w:eastAsia="Consolas" w:cs="Consolas"/>
+                <w:color w:val="000000"/>
+                <w:sz w:val="20"/>
+              </w:rPr>
+              <w:t>view_models.py</w:t>
+            </w:r>
+            <w:r>
+              <w:rPr>
+                <w:rFonts w:hint="eastAsia" w:ascii="微软雅黑" w:hAnsi="微软雅黑" w:eastAsia="微软雅黑" w:cs="微软雅黑"/>
+                <w:color w:val="000000"/>
+                <w:sz w:val="20"/>
+              </w:rPr>
+              <w:t>、</w:t>
+            </w:r>
+            <w:r>
+              <w:rPr>
+                <w:rFonts w:ascii="Consolas" w:hAnsi="Consolas" w:eastAsia="Consolas" w:cs="Consolas"/>
+                <w:color w:val="000000"/>
+                <w:sz w:val="20"/>
+              </w:rPr>
+              <w:t>ports.py</w:t>
+            </w:r>
+            <w:r>
+              <w:rPr>
+                <w:rFonts w:hint="eastAsia" w:ascii="微软雅黑" w:hAnsi="微软雅黑" w:eastAsia="微软雅黑" w:cs="微软雅黑"/>
+                <w:color w:val="000000"/>
+                <w:sz w:val="20"/>
+              </w:rPr>
+              <w:t xml:space="preserve"> 四个模块与 </w:t>
+            </w:r>
+            <w:r>
+              <w:rPr>
+                <w:rFonts w:ascii="Consolas" w:hAnsi="Consolas" w:eastAsia="Consolas" w:cs="Consolas"/>
+                <w:color w:val="000000"/>
+                <w:sz w:val="20"/>
+              </w:rPr>
+              <w:t>tests/unit/</w:t>
+            </w:r>
+            <w:r>
+              <w:rPr>
+                <w:rFonts w:hint="eastAsia" w:ascii="微软雅黑" w:hAnsi="微软雅黑" w:eastAsia="微软雅黑" w:cs="微软雅黑"/>
+                <w:color w:val="000000"/>
+                <w:sz w:val="20"/>
+              </w:rPr>
+              <w:t xml:space="preserve"> 下 59 项单元测试；撰写时为不与他人的文件冲突，替身单列在 </w:t>
+            </w:r>
+            <w:r>
+              <w:rPr>
+                <w:rFonts w:ascii="Consolas" w:hAnsi="Consolas" w:eastAsia="Consolas" w:cs="Consolas"/>
+                <w:color w:val="000000"/>
+                <w:sz w:val="20"/>
+              </w:rPr>
+              <w:t>tests/unit/ui_fakes.py</w:t>
+            </w:r>
+          </w:p>
+        </w:tc>
+      </w:tr>
+      <w:tr>
+        <w:trPr/>
+        <w:tc>
+          <w:tcPr>
+            <w:tcW w:w="4153" w:type="dxa"/>
+            <w:tcBorders>
+              <w:top w:val="single" w:color="cccccc" w:sz="6"/>
+              <w:left w:val="single" w:color="cccccc" w:sz="6"/>
+              <w:bottom w:val="single" w:color="cccccc" w:sz="6"/>
+              <w:right w:val="single" w:color="cccccc" w:sz="6"/>
+            </w:tcBorders>
+            <w:tcMar>
+              <w:top w:w="144" w:type="dxa"/>
+              <w:left w:w="144" w:type="dxa"/>
+              <w:bottom w:w="144" w:type="dxa"/>
+              <w:right w:w="144" w:type="dxa"/>
+            </w:tcMar>
+            <w:vAlign w:val="center"/>
+          </w:tcPr>
+          <w:p>
+            <w:pPr>
+              <w:jc w:val="left"/>
+              <w:rPr>
+                <w:color w:val="000000"/>
+              </w:rPr>
+            </w:pPr>
+            <w:r>
+              <w:rPr>
+                <w:rFonts w:hint="eastAsia" w:ascii="微软雅黑" w:hAnsi="微软雅黑" w:eastAsia="微软雅黑" w:cs="微软雅黑"/>
+                <w:color w:val="000000"/>
+                <w:sz w:val="20"/>
+              </w:rPr>
+              <w:t>PySide6 环境实测</w:t>
+            </w:r>
+          </w:p>
+        </w:tc>
+        <w:tc>
+          <w:tcPr>
+            <w:tcW w:w="4153" w:type="dxa"/>
+            <w:tcBorders>
+              <w:top w:val="single" w:color="cccccc" w:sz="6"/>
+              <w:left w:val="single" w:color="cccccc" w:sz="6"/>
+              <w:bottom w:val="single" w:color="cccccc" w:sz="6"/>
+              <w:right w:val="single" w:color="cccccc" w:sz="6"/>
+            </w:tcBorders>
+            <w:tcMar>
+              <w:top w:w="144" w:type="dxa"/>
+              <w:left w:w="144" w:type="dxa"/>
+              <w:bottom w:w="144" w:type="dxa"/>
+              <w:right w:w="144" w:type="dxa"/>
+            </w:tcMar>
+            <w:vAlign w:val="center"/>
+          </w:tcPr>
+          <w:p>
+            <w:pPr>
+              <w:jc w:val="left"/>
+              <w:rPr>
+                <w:color w:val="000000"/>
+              </w:rPr>
+            </w:pPr>
+            <w:r>
+              <w:rPr>
+                <w:rFonts w:ascii="Consolas" w:hAnsi="Consolas" w:eastAsia="Consolas" w:cs="Consolas"/>
+                <w:color w:val="000000"/>
+                <w:sz w:val="20"/>
+              </w:rPr>
+              <w:t>scripts/qt_probe.py</w:t>
+            </w:r>
+            <w:r>
+              <w:rPr>
+                <w:rFonts w:hint="eastAsia" w:ascii="微软雅黑" w:hAnsi="微软雅黑" w:eastAsia="微软雅黑" w:cs="微软雅黑"/>
+                <w:color w:val="000000"/>
+                <w:sz w:val="20"/>
+              </w:rPr>
+              <w:t xml:space="preserve"> 探测脚本，以及在 Windows 上实测得到的版本号、包体积与控件行为数据（8.7 节）</w:t>
+            </w:r>
+          </w:p>
+        </w:tc>
+      </w:tr>
+      <w:tr>
+        <w:trPr/>
+        <w:tc>
+          <w:tcPr>
+            <w:tcW w:w="4153" w:type="dxa"/>
+            <w:tcBorders>
+              <w:top w:val="single" w:color="cccccc" w:sz="6"/>
+              <w:left w:val="single" w:color="cccccc" w:sz="6"/>
+              <w:bottom w:val="single" w:color="cccccc" w:sz="6"/>
+              <w:right w:val="single" w:color="cccccc" w:sz="6"/>
+            </w:tcBorders>
+            <w:tcMar>
+              <w:top w:w="144" w:type="dxa"/>
+              <w:left w:w="144" w:type="dxa"/>
+              <w:bottom w:w="144" w:type="dxa"/>
+              <w:right w:w="144" w:type="dxa"/>
+            </w:tcMar>
+            <w:vAlign w:val="center"/>
+          </w:tcPr>
+          <w:p>
+            <w:pPr>
+              <w:jc w:val="left"/>
+              <w:rPr>
+                <w:color w:val="000000"/>
+              </w:rPr>
+            </w:pPr>
+            <w:r>
+              <w:rPr>
+                <w:rFonts w:hint="eastAsia" w:ascii="微软雅黑" w:hAnsi="微软雅黑" w:eastAsia="微软雅黑" w:cs="微软雅黑"/>
+                <w:color w:val="000000"/>
+                <w:sz w:val="20"/>
+              </w:rPr>
               <w:t>环境验证</w:t>
             </w:r>
           </w:p>
@@ -23524,7 +27195,7 @@
                 <w:color w:val="000000"/>
                 <w:sz w:val="20"/>
               </w:rPr>
-              <w:t>Windows 平台的完整门禁实测，并发现 Tk 版本差异</w:t>
+              <w:t>Windows 平台的完整门禁实测，包括 PySide6 与 Qt 版本、包体积与控件行为；原先发现的 Tk 版本差异问题在改选 Qt 后已消除</w:t>
             </w:r>
           </w:p>
         </w:tc>
@@ -24182,7 +27853,7 @@
           <w:color w:val="000000"/>
           <w:sz w:val="24"/>
         </w:rPr>
-        <w:t>本文引用的需求原文来自课程提供的任务描述；分层架构与任务卡编号引用小组分工计划文档；确认错误类型与交互契约的结论引用小组共享的契约文档。本文中的全部图表为本人制作，环境数据为本人机器上的实测结果，采集时间为 2026 年 10 月 4 日；界面草图与交互规则依 PR #5 审查意见于 2026 年 10 月 14 日完成一次修订。</w:t>
+        <w:t>本文引用的需求原文来自课程提供的任务描述；分层架构与任务卡编号引用小组分工计划文档；确认错误类型与交互契约的结论引用小组共享的契约文档。本文中的全部图表为本人制作。环境数据为本人机器上的实测结果：工程门禁的数据采集时间为 2026 年 10 月 4 日，其中四项在 2026 年 10 月 15 日界面层核心落地后重新采集（见 8.4 节）；PySide6 与 Qt 的版本、包体积与控件行为数据采集时间为 2026 年 10 月 15 日（8.7 节）。界面草图与交互规则依 PR #5 审查意见于 2026 年 10 月 14 日完成一次修订，界面层核心实现于 2026 年 10 月 15 日完成。</w:t>
       </w:r>
     </w:p>
     <w:p>
@@ -26684,12 +30355,15 @@
   <w:abstractNum w:abstractNumId="4">
     <w:lvl w:ilvl="0">
       <w:start w:val="1"/>
-      <w:numFmt w:val="decimal"/>
-      <w:lvlText w:val="%1."/>
+      <w:numFmt w:val="bullet"/>
+      <w:lvlText w:val=""/>
       <w:lvlJc w:val="left"/>
       <w:pPr>
         <w:ind w:left="420" w:hanging="420"/>
       </w:pPr>
+      <w:rPr>
+        <w:rFonts w:hint="default" w:ascii="Wingdings" w:hAnsi="Wingdings"/>
+      </w:rPr>
     </w:lvl>
   </w:abstractNum>
   <w:abstractNum w:abstractNumId="5">
@@ -26717,15 +30391,12 @@
   <w:abstractNum w:abstractNumId="7">
     <w:lvl w:ilvl="0">
       <w:start w:val="1"/>
-      <w:numFmt w:val="bullet"/>
-      <w:lvlText w:val=""/>
+      <w:numFmt w:val="decimal"/>
+      <w:lvlText w:val="%1."/>
       <w:lvlJc w:val="left"/>
       <w:pPr>
         <w:ind w:left="420" w:hanging="420"/>
       </w:pPr>
-      <w:rPr>
-        <w:rFonts w:hint="default" w:ascii="Wingdings" w:hAnsi="Wingdings"/>
-      </w:rPr>
     </w:lvl>
   </w:abstractNum>
   <w:abstractNum w:abstractNumId="8">
@@ -26739,32 +30410,46 @@
       </w:pPr>
     </w:lvl>
   </w:abstractNum>
-  <w:num w:numId="7">
+  <w:abstractNum w:abstractNumId="9">
+    <w:lvl w:ilvl="0">
+      <w:start w:val="1"/>
+      <w:numFmt w:val="decimal"/>
+      <w:lvlText w:val="%1."/>
+      <w:lvlJc w:val="left"/>
+      <w:pPr>
+        <w:ind w:left="420" w:hanging="420"/>
+      </w:pPr>
+    </w:lvl>
+  </w:abstractNum>
+  <w:num w:numId="3">
+    <w:abstractNumId w:val="4"/>
+  </w:num>
+  <w:num w:numId="2">
+    <w:abstractNumId w:val="3"/>
+  </w:num>
+  <w:num w:numId="10">
+    <w:abstractNumId w:val="5"/>
+  </w:num>
+  <w:num w:numId="4">
+    <w:abstractNumId w:val="9"/>
+  </w:num>
+  <w:num w:numId="8">
+    <w:abstractNumId w:val="7"/>
+  </w:num>
+  <w:num w:numId="9">
+    <w:abstractNumId w:val="1"/>
+  </w:num>
+  <w:num w:numId="5">
     <w:abstractNumId w:val="6"/>
   </w:num>
-  <w:num w:numId="3">
-    <w:abstractNumId w:val="7"/>
-  </w:num>
-  <w:num w:numId="4">
-    <w:abstractNumId w:val="3"/>
-  </w:num>
-  <w:num w:numId="9">
-    <w:abstractNumId w:val="5"/>
-  </w:num>
-  <w:num w:numId="8">
-    <w:abstractNumId w:val="8"/>
-  </w:num>
-  <w:num w:numId="2">
-    <w:abstractNumId w:val="4"/>
-  </w:num>
-  <w:num w:numId="6">
-    <w:abstractNumId w:val="1"/>
+  <w:num w:numId="7">
+    <w:abstractNumId w:val="2"/>
   </w:num>
   <w:num w:numId="1">
     <w:abstractNumId w:val="0"/>
   </w:num>
-  <w:num w:numId="5">
-    <w:abstractNumId w:val="2"/>
+  <w:num w:numId="6">
+    <w:abstractNumId w:val="8"/>
   </w:num>
 </w:numbering>
 </file>
@@ -26788,129 +30473,95 @@
     </w:pPrDefault>
   </w:docDefaults>
   <w:latentStyles w:defLockedState="0" w:defUIPriority="99" w:defSemiHidden="0" w:defUnhideWhenUsed="0" w:defQFormat="0" w:count="88">
+    <w:lsdException w:name="Body Text First Indent" w:semiHidden="1" w:unhideWhenUsed="1"/>
+    <w:lsdException w:name="heading 1" w:uiPriority="9" w:qFormat="1"/>
+    <w:lsdException w:name="heading 2" w:uiPriority="9" w:semiHidden="1" w:unhideWhenUsed="1" w:qFormat="1"/>
+    <w:lsdException w:name="toc 9" w:uiPriority="39" w:semiHidden="1" w:unhideWhenUsed="1"/>
+    <w:lsdException w:name="envelope address" w:semiHidden="1" w:unhideWhenUsed="1"/>
+    <w:lsdException w:name="footnote text" w:semiHidden="1" w:unhideWhenUsed="1"/>
     <w:lsdException w:name="toc 4" w:uiPriority="39" w:semiHidden="1" w:unhideWhenUsed="1"/>
-    <w:lsdException w:name="envelope return" w:semiHidden="1" w:unhideWhenUsed="1"/>
+    <w:lsdException w:name="index 5" w:semiHidden="1" w:unhideWhenUsed="1"/>
+    <w:lsdException w:name="Normal" w:uiPriority="0" w:qFormat="1"/>
+    <w:lsdException w:name="toc 5" w:uiPriority="39" w:semiHidden="1" w:unhideWhenUsed="1"/>
+    <w:lsdException w:name="index 3" w:semiHidden="1" w:unhideWhenUsed="1"/>
+    <w:lsdException w:name="List Number 3" w:semiHidden="1" w:unhideWhenUsed="1"/>
+    <w:lsdException w:name="header" w:semiHidden="1" w:unhideWhenUsed="1"/>
+    <w:lsdException w:name="List Continue 2" w:semiHidden="1" w:unhideWhenUsed="1"/>
+    <w:lsdException w:name="table of figures" w:semiHidden="1" w:unhideWhenUsed="1"/>
+    <w:lsdException w:name="Date" w:semiHidden="1" w:unhideWhenUsed="1"/>
+    <w:lsdException w:name="macro" w:semiHidden="1" w:unhideWhenUsed="1"/>
+    <w:lsdException w:name="List Bullet 4" w:semiHidden="1" w:unhideWhenUsed="1"/>
+    <w:lsdException w:name="index 2" w:semiHidden="1" w:unhideWhenUsed="1"/>
     <w:lsdException w:name="index 9" w:semiHidden="1" w:unhideWhenUsed="1"/>
-    <w:lsdException w:name="index 1" w:semiHidden="1" w:unhideWhenUsed="1"/>
-    <w:lsdException w:name="Block Text" w:semiHidden="1" w:unhideWhenUsed="1"/>
-    <w:lsdException w:name="endnote reference" w:semiHidden="1" w:unhideWhenUsed="1"/>
-    <w:lsdException w:name="line number" w:semiHidden="1" w:unhideWhenUsed="1"/>
-    <w:lsdException w:name="index 8" w:semiHidden="1" w:unhideWhenUsed="1"/>
-    <w:lsdException w:name="Closing" w:semiHidden="1" w:unhideWhenUsed="1"/>
-    <w:lsdException w:name="Body Text First Indent 2" w:semiHidden="1" w:unhideWhenUsed="1"/>
-    <w:lsdException w:name="index 2" w:semiHidden="1" w:unhideWhenUsed="1"/>
-    <w:lsdException w:name="caption" w:uiPriority="35" w:semiHidden="1" w:unhideWhenUsed="1" w:qFormat="1"/>
-    <w:lsdException w:name="List 4" w:semiHidden="1" w:unhideWhenUsed="1"/>
-    <w:lsdException w:name="Title" w:uiPriority="10" w:qFormat="1"/>
-    <w:lsdException w:name="List 5" w:semiHidden="1" w:unhideWhenUsed="1"/>
-    <w:lsdException w:name="Subtitle" w:uiPriority="11" w:qFormat="1"/>
-    <w:lsdException w:name="toc 1" w:uiPriority="39" w:semiHidden="1" w:unhideWhenUsed="1"/>
-    <w:lsdException w:name="List Number 4" w:semiHidden="1" w:unhideWhenUsed="1"/>
-    <w:lsdException w:name="List Continue 3" w:semiHidden="1" w:unhideWhenUsed="1"/>
-    <w:lsdException w:name="toa heading" w:semiHidden="1" w:unhideWhenUsed="1"/>
-    <w:lsdException w:name="toc 7" w:uiPriority="39" w:semiHidden="1" w:unhideWhenUsed="1"/>
-    <w:lsdException w:name="List 2" w:semiHidden="1" w:unhideWhenUsed="1"/>
-    <w:lsdException w:name="envelope address" w:semiHidden="1" w:unhideWhenUsed="1"/>
-    <w:lsdException w:name="toc 6" w:uiPriority="39" w:semiHidden="1" w:unhideWhenUsed="1"/>
-    <w:lsdException w:name="annotation text" w:semiHidden="1" w:unhideWhenUsed="1"/>
-    <w:lsdException w:name="Body Text 2" w:semiHidden="1" w:unhideWhenUsed="1"/>
-    <w:lsdException w:name="heading 2" w:uiPriority="9" w:semiHidden="1" w:unhideWhenUsed="1" w:qFormat="1"/>
-    <w:lsdException w:name="table of figures" w:semiHidden="1" w:unhideWhenUsed="1"/>
-    <w:lsdException w:name="table of authorities" w:semiHidden="1" w:unhideWhenUsed="1"/>
-    <w:lsdException w:name="List Bullet 5" w:semiHidden="1" w:unhideWhenUsed="1"/>
-    <w:lsdException w:name="heading 3" w:uiPriority="9" w:semiHidden="1" w:unhideWhenUsed="1" w:qFormat="1"/>
-    <w:lsdException w:name="List Bullet 4" w:semiHidden="1" w:unhideWhenUsed="1"/>
-    <w:lsdException w:name="List Number 3" w:semiHidden="1" w:unhideWhenUsed="1"/>
-    <w:lsdException w:name="Hyperlink" w:semiHidden="1" w:unhideWhenUsed="1"/>
-    <w:lsdException w:name="Body Text Indent 2" w:semiHidden="1" w:unhideWhenUsed="1"/>
-    <w:lsdException w:name="heading 8" w:uiPriority="9" w:semiHidden="1" w:unhideWhenUsed="1" w:qFormat="1"/>
-    <w:lsdException w:name="List" w:semiHidden="1" w:unhideWhenUsed="1"/>
-    <w:lsdException w:name="Normal Indent" w:semiHidden="1" w:unhideWhenUsed="1"/>
-    <w:lsdException w:name="Strong" w:uiPriority="22" w:qFormat="1"/>
-    <w:lsdException w:name="Body Text 3" w:semiHidden="1" w:unhideWhenUsed="1"/>
-    <w:lsdException w:name="List Continue 2" w:semiHidden="1" w:unhideWhenUsed="1"/>
     <w:lsdException w:name="endnote text" w:semiHidden="1" w:unhideWhenUsed="1"/>
     <w:lsdException w:name="Note Heading" w:semiHidden="1" w:unhideWhenUsed="1"/>
+    <w:lsdException w:name="toc 2" w:uiPriority="39" w:semiHidden="1" w:unhideWhenUsed="1"/>
+    <w:lsdException w:name="toc 1" w:uiPriority="39" w:semiHidden="1" w:unhideWhenUsed="1"/>
+    <w:lsdException w:name="toc 6" w:uiPriority="39" w:semiHidden="1" w:unhideWhenUsed="1"/>
+    <w:lsdException w:name="index 6" w:semiHidden="1" w:unhideWhenUsed="1"/>
+    <w:lsdException w:name="footer" w:semiHidden="1" w:unhideWhenUsed="1"/>
+    <w:lsdException w:name="List Number" w:semiHidden="1" w:unhideWhenUsed="1"/>
+    <w:lsdException w:name="List 4" w:semiHidden="1" w:unhideWhenUsed="1"/>
+    <w:lsdException w:name="Normal Indent" w:semiHidden="1" w:unhideWhenUsed="1"/>
     <w:lsdException w:name="List Continue 4" w:semiHidden="1" w:unhideWhenUsed="1"/>
-    <w:lsdException w:name="macro" w:semiHidden="1" w:unhideWhenUsed="1"/>
+    <w:lsdException w:name="List Continue 5" w:semiHidden="1" w:unhideWhenUsed="1"/>
+    <w:lsdException w:name="List 2" w:semiHidden="1" w:unhideWhenUsed="1"/>
+    <w:lsdException w:name="List 5" w:semiHidden="1" w:unhideWhenUsed="1"/>
+    <w:lsdException w:name="page number" w:semiHidden="1" w:unhideWhenUsed="1"/>
+    <w:lsdException w:name="endnote reference" w:semiHidden="1" w:unhideWhenUsed="1"/>
+    <w:lsdException w:name="table of authorities" w:semiHidden="1" w:unhideWhenUsed="1"/>
+    <w:lsdException w:name="heading 7" w:uiPriority="9" w:semiHidden="1" w:unhideWhenUsed="1" w:qFormat="1"/>
+    <w:lsdException w:name="index 4" w:semiHidden="1" w:unhideWhenUsed="1"/>
+    <w:lsdException w:name="heading 8" w:uiPriority="9" w:semiHidden="1" w:unhideWhenUsed="1" w:qFormat="1"/>
+    <w:lsdException w:name="index 7" w:semiHidden="1" w:unhideWhenUsed="1"/>
+    <w:lsdException w:name="List" w:semiHidden="1" w:unhideWhenUsed="1"/>
+    <w:lsdException w:name="index heading" w:semiHidden="1" w:unhideWhenUsed="1"/>
+    <w:lsdException w:name="envelope return" w:semiHidden="1" w:unhideWhenUsed="1"/>
+    <w:lsdException w:name="List Bullet" w:semiHidden="1" w:unhideWhenUsed="1"/>
+    <w:lsdException w:name="Body Text Indent 2" w:semiHidden="1" w:unhideWhenUsed="1"/>
+    <w:lsdException w:name="List Continue 3" w:semiHidden="1" w:unhideWhenUsed="1"/>
+    <w:lsdException w:name="Subtitle" w:uiPriority="11" w:qFormat="1"/>
+    <w:lsdException w:name="caption" w:uiPriority="35" w:semiHidden="1" w:unhideWhenUsed="1" w:qFormat="1"/>
+    <w:lsdException w:name="Body Text" w:semiHidden="1" w:unhideWhenUsed="1"/>
+    <w:lsdException w:name="heading 9" w:uiPriority="9" w:semiHidden="1" w:unhideWhenUsed="1" w:qFormat="1"/>
+    <w:lsdException w:name="heading 3" w:uiPriority="9" w:semiHidden="1" w:unhideWhenUsed="1" w:qFormat="1"/>
+    <w:lsdException w:name="Salutation" w:semiHidden="1" w:unhideWhenUsed="1"/>
+    <w:lsdException w:name="index 8" w:semiHidden="1" w:unhideWhenUsed="1"/>
+    <w:lsdException w:name="heading 5" w:uiPriority="9" w:semiHidden="1" w:unhideWhenUsed="1" w:qFormat="1"/>
+    <w:lsdException w:name="Block Text" w:semiHidden="1" w:unhideWhenUsed="1"/>
+    <w:lsdException w:name="List Number 2" w:semiHidden="1" w:unhideWhenUsed="1"/>
+    <w:lsdException w:name="footnote reference" w:semiHidden="1" w:unhideWhenUsed="1"/>
+    <w:lsdException w:name="List Bullet 5" w:semiHidden="1" w:unhideWhenUsed="1"/>
+    <w:lsdException w:name="Body Text Indent 3" w:semiHidden="1" w:unhideWhenUsed="1"/>
+    <w:lsdException w:name="Body Text 3" w:semiHidden="1" w:unhideWhenUsed="1"/>
+    <w:lsdException w:name="Signature" w:semiHidden="1" w:unhideWhenUsed="1"/>
+    <w:lsdException w:name="line number" w:semiHidden="1" w:unhideWhenUsed="1"/>
+    <w:lsdException w:name="Hyperlink" w:semiHidden="1" w:unhideWhenUsed="1"/>
+    <w:lsdException w:name="toa heading" w:semiHidden="1" w:unhideWhenUsed="1"/>
+    <w:lsdException w:name="heading 4" w:uiPriority="9" w:semiHidden="1" w:unhideWhenUsed="1" w:qFormat="1"/>
+    <w:lsdException w:name="Body Text 2" w:semiHidden="1" w:unhideWhenUsed="1"/>
+    <w:lsdException w:name="Default Paragraph Font" w:uiPriority="1" w:semiHidden="1" w:unhideWhenUsed="1"/>
+    <w:lsdException w:name="annotation text" w:semiHidden="1" w:unhideWhenUsed="1"/>
+    <w:lsdException w:name="toc 7" w:uiPriority="39" w:semiHidden="1" w:unhideWhenUsed="1"/>
+    <w:lsdException w:name="heading 6" w:uiPriority="9" w:semiHidden="1" w:unhideWhenUsed="1" w:qFormat="1"/>
+    <w:lsdException w:name="Body Text First Indent 2" w:semiHidden="1" w:unhideWhenUsed="1"/>
+    <w:lsdException w:name="toc 8" w:uiPriority="39" w:semiHidden="1" w:unhideWhenUsed="1"/>
+    <w:lsdException w:name="toc 3" w:uiPriority="39" w:semiHidden="1" w:unhideWhenUsed="1"/>
+    <w:lsdException w:name="index 1" w:semiHidden="1" w:unhideWhenUsed="1"/>
+    <w:lsdException w:name="List Number 4" w:semiHidden="1" w:unhideWhenUsed="1"/>
+    <w:lsdException w:name="List Number 5" w:semiHidden="1" w:unhideWhenUsed="1"/>
+    <w:lsdException w:name="Message Header" w:semiHidden="1" w:unhideWhenUsed="1"/>
+    <w:lsdException w:name="List Continue" w:semiHidden="1" w:unhideWhenUsed="1"/>
     <w:lsdException w:name="List 3" w:semiHidden="1" w:unhideWhenUsed="1"/>
-    <w:lsdException w:name="Normal" w:uiPriority="0" w:qFormat="1"/>
-    <w:lsdException w:name="Message Header" w:semiHidden="1" w:unhideWhenUsed="1"/>
-    <w:lsdException w:name="Body Text" w:semiHidden="1" w:unhideWhenUsed="1"/>
-    <w:lsdException w:name="Salutation" w:semiHidden="1" w:unhideWhenUsed="1"/>
-    <w:lsdException w:name="toc 2" w:uiPriority="39" w:semiHidden="1" w:unhideWhenUsed="1"/>
+    <w:lsdException w:name="Body Text Indent" w:semiHidden="1" w:unhideWhenUsed="1"/>
+    <w:lsdException w:name="FollowedHyperlink" w:semiHidden="1" w:unhideWhenUsed="1"/>
     <w:lsdException w:name="List Bullet 3" w:semiHidden="1" w:unhideWhenUsed="1"/>
-    <w:lsdException w:name="heading 5" w:uiPriority="9" w:semiHidden="1" w:unhideWhenUsed="1" w:qFormat="1"/>
-    <w:lsdException w:name="footnote reference" w:semiHidden="1" w:unhideWhenUsed="1"/>
-    <w:lsdException w:name="index 3" w:semiHidden="1" w:unhideWhenUsed="1"/>
-    <w:lsdException w:name="header" w:semiHidden="1" w:unhideWhenUsed="1"/>
-    <w:lsdException w:name="List Number 2" w:semiHidden="1" w:unhideWhenUsed="1"/>
-    <w:lsdException w:name="List Continue" w:semiHidden="1" w:unhideWhenUsed="1"/>
-    <w:lsdException w:name="heading 9" w:uiPriority="9" w:semiHidden="1" w:unhideWhenUsed="1" w:qFormat="1"/>
-    <w:lsdException w:name="Signature" w:semiHidden="1" w:unhideWhenUsed="1"/>
     <w:lsdException w:name="annotation reference" w:semiHidden="1" w:unhideWhenUsed="1"/>
-    <w:lsdException w:name="heading 1" w:uiPriority="9" w:qFormat="1"/>
-    <w:lsdException w:name="index 4" w:semiHidden="1" w:unhideWhenUsed="1"/>
-    <w:lsdException w:name="List Continue 5" w:semiHidden="1" w:unhideWhenUsed="1"/>
-    <w:lsdException w:name="index 7" w:semiHidden="1" w:unhideWhenUsed="1"/>
-    <w:lsdException w:name="index 6" w:semiHidden="1" w:unhideWhenUsed="1"/>
-    <w:lsdException w:name="Date" w:semiHidden="1" w:unhideWhenUsed="1"/>
-    <w:lsdException w:name="List Number" w:semiHidden="1" w:unhideWhenUsed="1"/>
-    <w:lsdException w:name="heading 4" w:uiPriority="9" w:semiHidden="1" w:unhideWhenUsed="1" w:qFormat="1"/>
-    <w:lsdException w:name="heading 6" w:uiPriority="9" w:semiHidden="1" w:unhideWhenUsed="1" w:qFormat="1"/>
-    <w:lsdException w:name="Body Text First Indent" w:semiHidden="1" w:unhideWhenUsed="1"/>
-    <w:lsdException w:name="page number" w:semiHidden="1" w:unhideWhenUsed="1"/>
-    <w:lsdException w:name="Default Paragraph Font" w:uiPriority="1" w:semiHidden="1" w:unhideWhenUsed="1"/>
+    <w:lsdException w:name="Closing" w:semiHidden="1" w:unhideWhenUsed="1"/>
+    <w:lsdException w:name="Strong" w:uiPriority="22" w:qFormat="1"/>
     <w:lsdException w:name="List Bullet 2" w:semiHidden="1" w:unhideWhenUsed="1"/>
-    <w:lsdException w:name="footer" w:semiHidden="1" w:unhideWhenUsed="1"/>
-    <w:lsdException w:name="index heading" w:semiHidden="1" w:unhideWhenUsed="1"/>
-    <w:lsdException w:name="List Number 5" w:semiHidden="1" w:unhideWhenUsed="1"/>
-    <w:lsdException w:name="Body Text Indent" w:semiHidden="1" w:unhideWhenUsed="1"/>
-    <w:lsdException w:name="toc 3" w:uiPriority="39" w:semiHidden="1" w:unhideWhenUsed="1"/>
-    <w:lsdException w:name="toc 5" w:uiPriority="39" w:semiHidden="1" w:unhideWhenUsed="1"/>
-    <w:lsdException w:name="List Bullet" w:semiHidden="1" w:unhideWhenUsed="1"/>
-    <w:lsdException w:name="FollowedHyperlink" w:semiHidden="1" w:unhideWhenUsed="1"/>
-    <w:lsdException w:name="footnote text" w:semiHidden="1" w:unhideWhenUsed="1"/>
-    <w:lsdException w:name="toc 9" w:uiPriority="39" w:semiHidden="1" w:unhideWhenUsed="1"/>
-    <w:lsdException w:name="toc 8" w:uiPriority="39" w:semiHidden="1" w:unhideWhenUsed="1"/>
-    <w:lsdException w:name="index 5" w:semiHidden="1" w:unhideWhenUsed="1"/>
-    <w:lsdException w:name="heading 7" w:uiPriority="9" w:semiHidden="1" w:unhideWhenUsed="1" w:qFormat="1"/>
-    <w:lsdException w:name="Body Text Indent 3" w:semiHidden="1" w:unhideWhenUsed="1"/>
+    <w:lsdException w:name="Title" w:uiPriority="10" w:qFormat="1"/>
   </w:latentStyles>
-  <w:style w:type="paragraph" w:styleId="000003">
-    <w:name w:val="heading 1"/>
-    <w:basedOn w:val="Normal"/>
-    <w:next w:val="Normal"/>
-    <w:uiPriority w:val="9"/>
-    <w:qFormat w:val="1"/>
-    <w:pPr>
-      <w:keepNext w:val="1"/>
-      <w:keepLines w:val="1"/>
-      <w:spacing w:before="240" w:after="120"/>
-      <w:outlineLvl w:val="0"/>
-    </w:pPr>
-    <w:rPr>
-      <w:b w:val="1"/>
-      <w:sz w:val="32"/>
-      <w:szCs w:val="32"/>
-    </w:rPr>
-  </w:style>
-  <w:style w:type="paragraph" w:styleId="000004">
-    <w:name w:val="toc 1"/>
-    <w:basedOn w:val="Normal"/>
-    <w:qFormat w:val="1"/>
-    <w:pPr>
-      <w:tabs>
-        <w:tab w:val="right" w:leader="dot" w:pos="9072"/>
-      </w:tabs>
-      <w:spacing w:before="120" w:after="120" w:line="360"/>
-    </w:pPr>
-    <w:rPr>
-      <w:rFonts w:ascii="SimSun" w:hAnsi="SimSun" w:eastAsia="SimSun" w:cs="SimSun"/>
-      <w:sz w:val="24"/>
-      <w:szCs w:val="24"/>
-    </w:rPr>
-  </w:style>
   <w:style w:type="paragraph" w:styleId="000005">
     <w:name w:val="heading 2"/>
     <w:basedOn w:val="Normal"/>
@@ -26943,6 +30594,40 @@
     </w:pPr>
     <w:rPr>
       <w:b w:val="1"/>
+      <w:sz w:val="24"/>
+      <w:szCs w:val="24"/>
+    </w:rPr>
+  </w:style>
+  <w:style w:type="paragraph" w:styleId="000003">
+    <w:name w:val="heading 1"/>
+    <w:basedOn w:val="Normal"/>
+    <w:next w:val="Normal"/>
+    <w:uiPriority w:val="9"/>
+    <w:qFormat w:val="1"/>
+    <w:pPr>
+      <w:keepNext w:val="1"/>
+      <w:keepLines w:val="1"/>
+      <w:spacing w:before="240" w:after="120"/>
+      <w:outlineLvl w:val="0"/>
+    </w:pPr>
+    <w:rPr>
+      <w:b w:val="1"/>
+      <w:sz w:val="32"/>
+      <w:szCs w:val="32"/>
+    </w:rPr>
+  </w:style>
+  <w:style w:type="paragraph" w:styleId="000004">
+    <w:name w:val="toc 1"/>
+    <w:basedOn w:val="Normal"/>
+    <w:qFormat w:val="1"/>
+    <w:pPr>
+      <w:tabs>
+        <w:tab w:val="right" w:leader="dot" w:pos="9072"/>
+      </w:tabs>
+      <w:spacing w:before="120" w:after="120" w:line="360"/>
+    </w:pPr>
+    <w:rPr>
+      <w:rFonts w:ascii="SimSun" w:hAnsi="SimSun" w:eastAsia="SimSun" w:cs="SimSun"/>
       <w:sz w:val="24"/>
       <w:szCs w:val="24"/>
     </w:rPr>
